--- a/public/JayaSriharshitaKoneti.docx
+++ b/public/JayaSriharshitaKoneti.docx
@@ -17,50 +17,12 @@
         </w:rPr>
       </w:pPr>
       <w:r>
-        <w:rPr>
-          <w:rStyle w:val="Hyperlink"/>
-          <w:rFonts w:ascii="Times New Roman" w:hAnsi="Times New Roman" w:cs="Times New Roman"/>
-          <w:b/>
-          <w:bCs/>
-          <w:sz w:val="32"/>
-          <w:szCs w:val="32"/>
-          <w:u w:val="none"/>
-        </w:rPr>
         <w:fldChar w:fldCharType="begin"/>
       </w:r>
       <w:r>
-        <w:rPr>
-          <w:rStyle w:val="Hyperlink"/>
-          <w:rFonts w:ascii="Times New Roman" w:hAnsi="Times New Roman" w:cs="Times New Roman"/>
-          <w:b/>
-          <w:bCs/>
-          <w:sz w:val="32"/>
-          <w:szCs w:val="32"/>
-          <w:u w:val="none"/>
-        </w:rPr>
         <w:instrText>HYPERLINK "https://www.koneti.in/"</w:instrText>
       </w:r>
       <w:r>
-        <w:rPr>
-          <w:rStyle w:val="Hyperlink"/>
-          <w:rFonts w:ascii="Times New Roman" w:hAnsi="Times New Roman" w:cs="Times New Roman"/>
-          <w:b/>
-          <w:bCs/>
-          <w:sz w:val="32"/>
-          <w:szCs w:val="32"/>
-          <w:u w:val="none"/>
-        </w:rPr>
-      </w:r>
-      <w:r>
-        <w:rPr>
-          <w:rStyle w:val="Hyperlink"/>
-          <w:rFonts w:ascii="Times New Roman" w:hAnsi="Times New Roman" w:cs="Times New Roman"/>
-          <w:b/>
-          <w:bCs/>
-          <w:sz w:val="32"/>
-          <w:szCs w:val="32"/>
-          <w:u w:val="none"/>
-        </w:rPr>
         <w:fldChar w:fldCharType="separate"/>
       </w:r>
       <w:r>
@@ -118,15 +80,6 @@
         <w:t>Koneti</w:t>
       </w:r>
       <w:r>
-        <w:rPr>
-          <w:rStyle w:val="Hyperlink"/>
-          <w:rFonts w:ascii="Times New Roman" w:hAnsi="Times New Roman" w:cs="Times New Roman"/>
-          <w:b/>
-          <w:bCs/>
-          <w:sz w:val="32"/>
-          <w:szCs w:val="32"/>
-          <w:u w:val="none"/>
-        </w:rPr>
         <w:fldChar w:fldCharType="end"/>
       </w:r>
     </w:p>
@@ -135,15 +88,15 @@
         <w:jc w:val="center"/>
         <w:rPr>
           <w:rFonts w:ascii="Times New Roman" w:hAnsi="Times New Roman" w:cs="Times New Roman"/>
-          <w:sz w:val="19"/>
-          <w:szCs w:val="19"/>
-        </w:rPr>
-      </w:pPr>
-      <w:r>
-        <w:rPr>
-          <w:rFonts w:ascii="Times New Roman" w:hAnsi="Times New Roman" w:cs="Times New Roman"/>
-          <w:sz w:val="19"/>
-          <w:szCs w:val="19"/>
+          <w:sz w:val="18"/>
+          <w:szCs w:val="18"/>
+        </w:rPr>
+      </w:pPr>
+      <w:r>
+        <w:rPr>
+          <w:rFonts w:ascii="Times New Roman" w:hAnsi="Times New Roman" w:cs="Times New Roman"/>
+          <w:sz w:val="18"/>
+          <w:szCs w:val="18"/>
         </w:rPr>
         <w:t xml:space="preserve">Boston, MA | </w:t>
       </w:r>
@@ -152,25 +105,25 @@
           <w:rPr>
             <w:rStyle w:val="Hyperlink"/>
             <w:rFonts w:ascii="Times New Roman" w:hAnsi="Times New Roman" w:cs="Times New Roman"/>
-            <w:sz w:val="19"/>
-            <w:szCs w:val="19"/>
+            <w:sz w:val="18"/>
+            <w:szCs w:val="18"/>
           </w:rPr>
-          <w:t>harshitakoneti@gmail.com</w:t>
+          <w:t>konetijayasriharshita@gmail.com</w:t>
         </w:r>
       </w:hyperlink>
       <w:r>
         <w:rPr>
           <w:rFonts w:ascii="Times New Roman" w:hAnsi="Times New Roman" w:cs="Times New Roman"/>
-          <w:sz w:val="19"/>
-          <w:szCs w:val="19"/>
+          <w:sz w:val="18"/>
+          <w:szCs w:val="18"/>
         </w:rPr>
         <w:t xml:space="preserve"> | (617) 906-2348</w:t>
       </w:r>
       <w:r>
         <w:rPr>
           <w:rFonts w:ascii="Times New Roman" w:hAnsi="Times New Roman" w:cs="Times New Roman"/>
-          <w:sz w:val="19"/>
-          <w:szCs w:val="19"/>
+          <w:sz w:val="18"/>
+          <w:szCs w:val="18"/>
         </w:rPr>
         <w:t xml:space="preserve"> | </w:t>
       </w:r>
@@ -179,8 +132,8 @@
           <w:rPr>
             <w:rStyle w:val="Hyperlink"/>
             <w:rFonts w:ascii="Times New Roman" w:hAnsi="Times New Roman" w:cs="Times New Roman"/>
-            <w:sz w:val="19"/>
-            <w:szCs w:val="19"/>
+            <w:sz w:val="18"/>
+            <w:szCs w:val="18"/>
           </w:rPr>
           <w:t>koneti.in</w:t>
         </w:r>
@@ -188,8 +141,8 @@
       <w:r>
         <w:rPr>
           <w:rFonts w:ascii="Times New Roman" w:hAnsi="Times New Roman" w:cs="Times New Roman"/>
-          <w:sz w:val="19"/>
-          <w:szCs w:val="19"/>
+          <w:sz w:val="18"/>
+          <w:szCs w:val="18"/>
         </w:rPr>
         <w:t xml:space="preserve"> | </w:t>
       </w:r>
@@ -198,28 +151,17 @@
           <w:rPr>
             <w:rStyle w:val="Hyperlink"/>
             <w:rFonts w:ascii="Times New Roman" w:hAnsi="Times New Roman" w:cs="Times New Roman"/>
-            <w:sz w:val="19"/>
-            <w:szCs w:val="19"/>
+            <w:sz w:val="18"/>
+            <w:szCs w:val="18"/>
           </w:rPr>
-          <w:t>linkedin.com/in/</w:t>
+          <w:t>linkedin.com/in/jaya-sriharshita-koneti</w:t>
         </w:r>
-        <w:proofErr w:type="spellStart"/>
-        <w:r>
-          <w:rPr>
-            <w:rStyle w:val="Hyperlink"/>
-            <w:rFonts w:ascii="Times New Roman" w:hAnsi="Times New Roman" w:cs="Times New Roman"/>
-            <w:sz w:val="19"/>
-            <w:szCs w:val="19"/>
-          </w:rPr>
-          <w:t>jaya-sriharshita-koneti</w:t>
-        </w:r>
-        <w:proofErr w:type="spellEnd"/>
       </w:hyperlink>
       <w:r>
         <w:rPr>
           <w:rFonts w:ascii="Times New Roman" w:hAnsi="Times New Roman" w:cs="Times New Roman"/>
-          <w:sz w:val="19"/>
-          <w:szCs w:val="19"/>
+          <w:sz w:val="18"/>
+          <w:szCs w:val="18"/>
         </w:rPr>
         <w:t xml:space="preserve"> | </w:t>
       </w:r>
@@ -228,175 +170,19 @@
           <w:rPr>
             <w:rStyle w:val="Hyperlink"/>
             <w:rFonts w:ascii="Times New Roman" w:hAnsi="Times New Roman" w:cs="Times New Roman"/>
-            <w:sz w:val="19"/>
-            <w:szCs w:val="19"/>
+            <w:sz w:val="18"/>
+            <w:szCs w:val="18"/>
           </w:rPr>
-          <w:t>github.com/</w:t>
+          <w:t>github.com/jayasriharshitakoneti</w:t>
         </w:r>
-        <w:proofErr w:type="spellStart"/>
-        <w:r>
-          <w:rPr>
-            <w:rStyle w:val="Hyperlink"/>
-            <w:rFonts w:ascii="Times New Roman" w:hAnsi="Times New Roman" w:cs="Times New Roman"/>
-            <w:sz w:val="19"/>
-            <w:szCs w:val="19"/>
-          </w:rPr>
-          <w:t>jayasriharshitakoneti</w:t>
-        </w:r>
-        <w:proofErr w:type="spellEnd"/>
       </w:hyperlink>
-    </w:p>
-    <w:p>
-      <w:pPr>
-        <w:tabs>
-          <w:tab w:val="right" w:pos="11199"/>
-        </w:tabs>
-        <w:spacing w:before="80"/>
-        <w:jc w:val="both"/>
-        <w:rPr>
-          <w:rFonts w:ascii="Times New Roman" w:hAnsi="Times New Roman" w:cs="Times New Roman"/>
-          <w:sz w:val="21"/>
-          <w:szCs w:val="21"/>
-        </w:rPr>
-      </w:pPr>
-      <w:r>
-        <w:rPr>
-          <w:rFonts w:ascii="Times New Roman" w:hAnsi="Times New Roman" w:cs="Times New Roman"/>
-          <w:b/>
-          <w:bCs/>
-        </w:rPr>
-        <w:tab/>
+      <w:r>
+        <w:rPr>
+          <w:rFonts w:ascii="Times New Roman" w:hAnsi="Times New Roman" w:cs="Times New Roman"/>
+          <w:b/>
+          <w:bCs/>
+        </w:rPr>
         <w:t xml:space="preserve">    </w:t>
-      </w:r>
-      <w:r>
-        <w:rPr>
-          <w:rFonts w:ascii="Times New Roman" w:hAnsi="Times New Roman" w:cs="Times New Roman"/>
-          <w:b/>
-          <w:bCs/>
-          <w:sz w:val="21"/>
-          <w:szCs w:val="21"/>
-        </w:rPr>
-        <w:t>Software Engineer</w:t>
-      </w:r>
-      <w:r>
-        <w:rPr>
-          <w:rFonts w:ascii="Times New Roman" w:hAnsi="Times New Roman" w:cs="Times New Roman"/>
-          <w:sz w:val="21"/>
-          <w:szCs w:val="21"/>
-        </w:rPr>
-        <w:t xml:space="preserve"> with 3+ years of experience</w:t>
-      </w:r>
-      <w:r>
-        <w:rPr>
-          <w:rFonts w:ascii="Times New Roman" w:hAnsi="Times New Roman" w:cs="Times New Roman"/>
-          <w:sz w:val="21"/>
-          <w:szCs w:val="21"/>
-        </w:rPr>
-        <w:t xml:space="preserve"> </w:t>
-      </w:r>
-      <w:r>
-        <w:rPr>
-          <w:rFonts w:ascii="Times New Roman" w:hAnsi="Times New Roman" w:cs="Times New Roman"/>
-          <w:sz w:val="21"/>
-          <w:szCs w:val="21"/>
-        </w:rPr>
-        <w:t>in financial services</w:t>
-      </w:r>
-      <w:r>
-        <w:rPr>
-          <w:rFonts w:ascii="Times New Roman" w:hAnsi="Times New Roman" w:cs="Times New Roman"/>
-          <w:sz w:val="21"/>
-          <w:szCs w:val="21"/>
-        </w:rPr>
-        <w:t>,</w:t>
-      </w:r>
-      <w:r>
-        <w:rPr>
-          <w:rFonts w:ascii="Times New Roman" w:hAnsi="Times New Roman" w:cs="Times New Roman"/>
-          <w:sz w:val="21"/>
-          <w:szCs w:val="21"/>
-        </w:rPr>
-        <w:t xml:space="preserve"> building scalable full-stack applications, cloud infrastructure, and AI</w:t>
-      </w:r>
-      <w:r>
-        <w:rPr>
-          <w:rFonts w:ascii="Times New Roman" w:hAnsi="Times New Roman" w:cs="Times New Roman"/>
-          <w:sz w:val="21"/>
-          <w:szCs w:val="21"/>
-        </w:rPr>
-        <w:t>-powered</w:t>
-      </w:r>
-      <w:r>
-        <w:rPr>
-          <w:rFonts w:ascii="Times New Roman" w:hAnsi="Times New Roman" w:cs="Times New Roman"/>
-          <w:sz w:val="21"/>
-          <w:szCs w:val="21"/>
-        </w:rPr>
-        <w:t xml:space="preserve"> tools. Proficient in Java, Python, React, </w:t>
-      </w:r>
-      <w:r>
-        <w:rPr>
-          <w:rFonts w:ascii="Times New Roman" w:hAnsi="Times New Roman" w:cs="Times New Roman"/>
-          <w:sz w:val="21"/>
-          <w:szCs w:val="21"/>
-        </w:rPr>
-        <w:t xml:space="preserve">SQL, </w:t>
-      </w:r>
-      <w:r>
-        <w:rPr>
-          <w:rFonts w:ascii="Times New Roman" w:hAnsi="Times New Roman" w:cs="Times New Roman"/>
-          <w:sz w:val="21"/>
-          <w:szCs w:val="21"/>
-        </w:rPr>
-        <w:t xml:space="preserve">and AWS </w:t>
-      </w:r>
-      <w:r>
-        <w:rPr>
-          <w:rFonts w:ascii="Times New Roman" w:hAnsi="Times New Roman" w:cs="Times New Roman"/>
-          <w:sz w:val="21"/>
-          <w:szCs w:val="21"/>
-        </w:rPr>
-        <w:t>by</w:t>
-      </w:r>
-      <w:r>
-        <w:rPr>
-          <w:rFonts w:ascii="Times New Roman" w:hAnsi="Times New Roman" w:cs="Times New Roman"/>
-          <w:sz w:val="21"/>
-          <w:szCs w:val="21"/>
-        </w:rPr>
-        <w:t xml:space="preserve"> delivering</w:t>
-      </w:r>
-      <w:r>
-        <w:rPr>
-          <w:rFonts w:ascii="Times New Roman" w:hAnsi="Times New Roman" w:cs="Times New Roman"/>
-          <w:sz w:val="21"/>
-          <w:szCs w:val="21"/>
-        </w:rPr>
-        <w:t xml:space="preserve"> </w:t>
-      </w:r>
-      <w:r>
-        <w:rPr>
-          <w:rFonts w:ascii="Times New Roman" w:hAnsi="Times New Roman" w:cs="Times New Roman"/>
-          <w:sz w:val="21"/>
-          <w:szCs w:val="21"/>
-        </w:rPr>
-        <w:t>measurable</w:t>
-      </w:r>
-      <w:r>
-        <w:rPr>
-          <w:rFonts w:ascii="Times New Roman" w:hAnsi="Times New Roman" w:cs="Times New Roman"/>
-          <w:sz w:val="21"/>
-          <w:szCs w:val="21"/>
-        </w:rPr>
-        <w:t xml:space="preserve"> high quality </w:t>
-      </w:r>
-      <w:r>
-        <w:rPr>
-          <w:rFonts w:ascii="Times New Roman" w:hAnsi="Times New Roman" w:cs="Times New Roman"/>
-          <w:sz w:val="21"/>
-          <w:szCs w:val="21"/>
-        </w:rPr>
-        <w:t>business impact.</w:t>
       </w:r>
     </w:p>
     <w:p>
@@ -404,7 +190,7 @@
         <w:pBdr>
           <w:bottom w:val="single" w:sz="6" w:space="1" w:color="000000"/>
         </w:pBdr>
-        <w:spacing w:before="120" w:after="40"/>
+        <w:spacing w:before="80" w:after="40"/>
         <w:rPr>
           <w:rFonts w:ascii="Times New Roman" w:hAnsi="Times New Roman" w:cs="Times New Roman"/>
           <w:color w:val="4C94D8" w:themeColor="text2" w:themeTint="80"/>
@@ -548,20 +334,111 @@
           <w:ilvl w:val="0"/>
           <w:numId w:val="2"/>
         </w:numPr>
-        <w:ind w:left="284"/>
-        <w:rPr>
-          <w:rFonts w:ascii="Times New Roman" w:hAnsi="Times New Roman" w:cs="Times New Roman"/>
-          <w:sz w:val="21"/>
-          <w:szCs w:val="21"/>
-        </w:rPr>
-      </w:pPr>
-      <w:r>
-        <w:rPr>
-          <w:rFonts w:ascii="Times New Roman" w:hAnsi="Times New Roman" w:cs="Times New Roman"/>
-          <w:sz w:val="21"/>
-          <w:szCs w:val="21"/>
-        </w:rPr>
-        <w:t>Built a Prompt Optimizer POC using Python and OpenAI APIs to refine prompts, recommend optimal LLMs per use case, reduce token usage, and improve Copilot output quality.</w:t>
+        <w:rPr>
+          <w:rFonts w:ascii="Times New Roman" w:hAnsi="Times New Roman" w:cs="Times New Roman"/>
+          <w:sz w:val="21"/>
+          <w:szCs w:val="21"/>
+        </w:rPr>
+      </w:pPr>
+      <w:r>
+        <w:rPr>
+          <w:rFonts w:ascii="Times New Roman" w:hAnsi="Times New Roman" w:cs="Times New Roman"/>
+          <w:sz w:val="21"/>
+          <w:szCs w:val="21"/>
+        </w:rPr>
+        <w:t xml:space="preserve">Designed and deployed a </w:t>
+      </w:r>
+      <w:proofErr w:type="spellStart"/>
+      <w:r>
+        <w:rPr>
+          <w:rFonts w:ascii="Times New Roman" w:hAnsi="Times New Roman" w:cs="Times New Roman"/>
+          <w:b/>
+          <w:bCs/>
+          <w:sz w:val="21"/>
+          <w:szCs w:val="21"/>
+        </w:rPr>
+        <w:t>GraphRAG</w:t>
+      </w:r>
+      <w:proofErr w:type="spellEnd"/>
+      <w:r>
+        <w:rPr>
+          <w:rFonts w:ascii="Times New Roman" w:hAnsi="Times New Roman" w:cs="Times New Roman"/>
+          <w:sz w:val="21"/>
+          <w:szCs w:val="21"/>
+        </w:rPr>
+        <w:t xml:space="preserve"> pipeline on </w:t>
+      </w:r>
+      <w:r>
+        <w:rPr>
+          <w:rFonts w:ascii="Times New Roman" w:hAnsi="Times New Roman" w:cs="Times New Roman"/>
+          <w:b/>
+          <w:bCs/>
+          <w:sz w:val="21"/>
+          <w:szCs w:val="21"/>
+        </w:rPr>
+        <w:t>1M+</w:t>
+      </w:r>
+      <w:r>
+        <w:rPr>
+          <w:rFonts w:ascii="Times New Roman" w:hAnsi="Times New Roman" w:cs="Times New Roman"/>
+          <w:sz w:val="21"/>
+          <w:szCs w:val="21"/>
+        </w:rPr>
+        <w:t xml:space="preserve"> Asset Management records using </w:t>
+      </w:r>
+      <w:r>
+        <w:rPr>
+          <w:rFonts w:ascii="Times New Roman" w:hAnsi="Times New Roman" w:cs="Times New Roman"/>
+          <w:b/>
+          <w:bCs/>
+          <w:sz w:val="21"/>
+          <w:szCs w:val="21"/>
+        </w:rPr>
+        <w:t>Neo4j</w:t>
+      </w:r>
+      <w:r>
+        <w:rPr>
+          <w:rFonts w:ascii="Times New Roman" w:hAnsi="Times New Roman" w:cs="Times New Roman"/>
+          <w:sz w:val="21"/>
+          <w:szCs w:val="21"/>
+        </w:rPr>
+        <w:t xml:space="preserve"> and </w:t>
+      </w:r>
+      <w:r>
+        <w:rPr>
+          <w:rFonts w:ascii="Times New Roman" w:hAnsi="Times New Roman" w:cs="Times New Roman"/>
+          <w:b/>
+          <w:bCs/>
+          <w:sz w:val="21"/>
+          <w:szCs w:val="21"/>
+        </w:rPr>
+        <w:t>Snowflake</w:t>
+      </w:r>
+      <w:r>
+        <w:rPr>
+          <w:rFonts w:ascii="Times New Roman" w:hAnsi="Times New Roman" w:cs="Times New Roman"/>
+          <w:sz w:val="21"/>
+          <w:szCs w:val="21"/>
+        </w:rPr>
+        <w:t xml:space="preserve">, enabling relationship-aware </w:t>
+      </w:r>
+      <w:r>
+        <w:rPr>
+          <w:rFonts w:ascii="Times New Roman" w:hAnsi="Times New Roman" w:cs="Times New Roman"/>
+          <w:b/>
+          <w:bCs/>
+          <w:sz w:val="21"/>
+          <w:szCs w:val="21"/>
+        </w:rPr>
+        <w:t>GenAI</w:t>
+      </w:r>
+      <w:r>
+        <w:rPr>
+          <w:rFonts w:ascii="Times New Roman" w:hAnsi="Times New Roman" w:cs="Times New Roman"/>
+          <w:sz w:val="21"/>
+          <w:szCs w:val="21"/>
+        </w:rPr>
+        <w:t xml:space="preserve"> querying for investment analytics and portfolio insights.</w:t>
       </w:r>
     </w:p>
     <w:p>
@@ -571,36 +448,153 @@
           <w:ilvl w:val="0"/>
           <w:numId w:val="2"/>
         </w:numPr>
-        <w:ind w:left="284"/>
-        <w:rPr>
-          <w:rFonts w:ascii="Times New Roman" w:hAnsi="Times New Roman" w:cs="Times New Roman"/>
-          <w:sz w:val="21"/>
-          <w:szCs w:val="21"/>
-        </w:rPr>
-      </w:pPr>
-      <w:r>
-        <w:rPr>
-          <w:rFonts w:ascii="Times New Roman" w:hAnsi="Times New Roman" w:cs="Times New Roman"/>
-          <w:sz w:val="21"/>
-          <w:szCs w:val="21"/>
-        </w:rPr>
-        <w:t xml:space="preserve">Generated </w:t>
-      </w:r>
-      <w:r>
-        <w:rPr>
-          <w:rFonts w:ascii="Times New Roman" w:hAnsi="Times New Roman" w:cs="Times New Roman"/>
-          <w:sz w:val="21"/>
-          <w:szCs w:val="21"/>
-        </w:rPr>
-        <w:t xml:space="preserve">50k+ </w:t>
-      </w:r>
-      <w:r>
-        <w:rPr>
-          <w:rFonts w:ascii="Times New Roman" w:hAnsi="Times New Roman" w:cs="Times New Roman"/>
-          <w:sz w:val="21"/>
-          <w:szCs w:val="21"/>
-        </w:rPr>
-        <w:t>multi-region synthetic PII datasets using OpenAI to validate third-party data masking APIs.</w:t>
+        <w:rPr>
+          <w:rFonts w:ascii="Times New Roman" w:hAnsi="Times New Roman" w:cs="Times New Roman"/>
+          <w:sz w:val="21"/>
+          <w:szCs w:val="21"/>
+        </w:rPr>
+      </w:pPr>
+      <w:r>
+        <w:rPr>
+          <w:rFonts w:ascii="Times New Roman" w:hAnsi="Times New Roman" w:cs="Times New Roman"/>
+          <w:sz w:val="21"/>
+          <w:szCs w:val="21"/>
+        </w:rPr>
+        <w:t xml:space="preserve">Built a Prompt Optimizer POC using </w:t>
+      </w:r>
+      <w:r>
+        <w:rPr>
+          <w:rFonts w:ascii="Times New Roman" w:hAnsi="Times New Roman" w:cs="Times New Roman"/>
+          <w:b/>
+          <w:bCs/>
+          <w:sz w:val="21"/>
+          <w:szCs w:val="21"/>
+        </w:rPr>
+        <w:t>Python</w:t>
+      </w:r>
+      <w:r>
+        <w:rPr>
+          <w:rFonts w:ascii="Times New Roman" w:hAnsi="Times New Roman" w:cs="Times New Roman"/>
+          <w:sz w:val="21"/>
+          <w:szCs w:val="21"/>
+        </w:rPr>
+        <w:t xml:space="preserve"> and </w:t>
+      </w:r>
+      <w:r>
+        <w:rPr>
+          <w:rFonts w:ascii="Times New Roman" w:hAnsi="Times New Roman" w:cs="Times New Roman"/>
+          <w:sz w:val="21"/>
+          <w:szCs w:val="21"/>
+        </w:rPr>
+        <w:t>OpenAI APIs</w:t>
+      </w:r>
+      <w:r>
+        <w:rPr>
+          <w:rFonts w:ascii="Times New Roman" w:hAnsi="Times New Roman" w:cs="Times New Roman"/>
+          <w:sz w:val="21"/>
+          <w:szCs w:val="21"/>
+        </w:rPr>
+        <w:t xml:space="preserve">, applying </w:t>
+      </w:r>
+      <w:r>
+        <w:rPr>
+          <w:rFonts w:ascii="Times New Roman" w:hAnsi="Times New Roman" w:cs="Times New Roman"/>
+          <w:b/>
+          <w:bCs/>
+          <w:sz w:val="21"/>
+          <w:szCs w:val="21"/>
+        </w:rPr>
+        <w:t>5 prompt</w:t>
+      </w:r>
+      <w:r>
+        <w:rPr>
+          <w:rFonts w:ascii="Times New Roman" w:hAnsi="Times New Roman" w:cs="Times New Roman"/>
+          <w:b/>
+          <w:bCs/>
+          <w:sz w:val="21"/>
+          <w:szCs w:val="21"/>
+        </w:rPr>
+        <w:t xml:space="preserve"> engineering</w:t>
+      </w:r>
+      <w:r>
+        <w:rPr>
+          <w:rFonts w:ascii="Times New Roman" w:hAnsi="Times New Roman" w:cs="Times New Roman"/>
+          <w:sz w:val="21"/>
+          <w:szCs w:val="21"/>
+        </w:rPr>
+        <w:t xml:space="preserve"> </w:t>
+      </w:r>
+      <w:r>
+        <w:rPr>
+          <w:rFonts w:ascii="Times New Roman" w:hAnsi="Times New Roman" w:cs="Times New Roman"/>
+          <w:b/>
+          <w:bCs/>
+          <w:sz w:val="21"/>
+          <w:szCs w:val="21"/>
+        </w:rPr>
+        <w:t>techniques</w:t>
+      </w:r>
+      <w:r>
+        <w:rPr>
+          <w:rFonts w:ascii="Times New Roman" w:hAnsi="Times New Roman" w:cs="Times New Roman"/>
+          <w:sz w:val="21"/>
+          <w:szCs w:val="21"/>
+        </w:rPr>
+        <w:t xml:space="preserve"> across </w:t>
+      </w:r>
+      <w:r>
+        <w:rPr>
+          <w:rFonts w:ascii="Times New Roman" w:hAnsi="Times New Roman" w:cs="Times New Roman"/>
+          <w:b/>
+          <w:bCs/>
+          <w:sz w:val="21"/>
+          <w:szCs w:val="21"/>
+        </w:rPr>
+        <w:t>6 LLMs</w:t>
+      </w:r>
+      <w:r>
+        <w:rPr>
+          <w:rFonts w:ascii="Times New Roman" w:hAnsi="Times New Roman" w:cs="Times New Roman"/>
+          <w:sz w:val="21"/>
+          <w:szCs w:val="21"/>
+        </w:rPr>
+        <w:t xml:space="preserve">, reducing prompt iteration and token waste by generating structured, high-clarity variants in </w:t>
+      </w:r>
+      <w:r>
+        <w:rPr>
+          <w:rFonts w:ascii="Times New Roman" w:hAnsi="Times New Roman" w:cs="Times New Roman"/>
+          <w:b/>
+          <w:bCs/>
+          <w:sz w:val="21"/>
+          <w:szCs w:val="21"/>
+        </w:rPr>
+        <w:t>JSON/YAML/MD</w:t>
+      </w:r>
+      <w:r>
+        <w:rPr>
+          <w:rFonts w:ascii="Times New Roman" w:hAnsi="Times New Roman" w:cs="Times New Roman"/>
+          <w:sz w:val="21"/>
+          <w:szCs w:val="21"/>
+        </w:rPr>
+        <w:t xml:space="preserve"> with </w:t>
+      </w:r>
+      <w:r>
+        <w:rPr>
+          <w:rFonts w:ascii="Times New Roman" w:hAnsi="Times New Roman" w:cs="Times New Roman"/>
+          <w:b/>
+          <w:bCs/>
+          <w:sz w:val="21"/>
+          <w:szCs w:val="21"/>
+        </w:rPr>
+        <w:t>&lt;5s latency</w:t>
+      </w:r>
+      <w:r>
+        <w:rPr>
+          <w:rFonts w:ascii="Times New Roman" w:hAnsi="Times New Roman" w:cs="Times New Roman"/>
+          <w:sz w:val="21"/>
+          <w:szCs w:val="21"/>
+        </w:rPr>
+        <w:t>.</w:t>
       </w:r>
     </w:p>
     <w:p>
@@ -610,59 +604,55 @@
           <w:ilvl w:val="0"/>
           <w:numId w:val="2"/>
         </w:numPr>
-        <w:ind w:left="284"/>
-        <w:rPr>
-          <w:rFonts w:ascii="Times New Roman" w:hAnsi="Times New Roman" w:cs="Times New Roman"/>
-          <w:sz w:val="21"/>
-          <w:szCs w:val="21"/>
-        </w:rPr>
-      </w:pPr>
-      <w:r>
-        <w:rPr>
-          <w:rFonts w:ascii="Times New Roman" w:hAnsi="Times New Roman" w:cs="Times New Roman"/>
-          <w:sz w:val="21"/>
-          <w:szCs w:val="21"/>
-        </w:rPr>
-        <w:t xml:space="preserve">Automated Snowflake boilerplate generation utility for install and uninstall files, streamlining </w:t>
-      </w:r>
-      <w:r>
-        <w:rPr>
-          <w:rFonts w:ascii="Times New Roman" w:hAnsi="Times New Roman" w:cs="Times New Roman"/>
-          <w:sz w:val="21"/>
-          <w:szCs w:val="21"/>
-        </w:rPr>
-        <w:t>dev</w:t>
-      </w:r>
-      <w:r>
-        <w:rPr>
-          <w:rFonts w:ascii="Times New Roman" w:hAnsi="Times New Roman" w:cs="Times New Roman"/>
-          <w:sz w:val="21"/>
-          <w:szCs w:val="21"/>
-        </w:rPr>
-        <w:t xml:space="preserve"> workflows</w:t>
-      </w:r>
-      <w:r>
-        <w:rPr>
-          <w:sz w:val="21"/>
-          <w:szCs w:val="21"/>
-        </w:rPr>
-        <w:t xml:space="preserve"> </w:t>
-      </w:r>
-      <w:r>
-        <w:rPr>
-          <w:rFonts w:ascii="Times New Roman" w:hAnsi="Times New Roman" w:cs="Times New Roman"/>
-          <w:sz w:val="21"/>
-          <w:szCs w:val="21"/>
-        </w:rPr>
-        <w:t>saving ~10 hrs/wk</w:t>
-      </w:r>
-      <w:r>
-        <w:rPr>
-          <w:rFonts w:ascii="Times New Roman" w:hAnsi="Times New Roman" w:cs="Times New Roman"/>
-          <w:sz w:val="21"/>
-          <w:szCs w:val="21"/>
-        </w:rPr>
-        <w:t>.</w:t>
+        <w:rPr>
+          <w:rFonts w:ascii="Times New Roman" w:hAnsi="Times New Roman" w:cs="Times New Roman"/>
+          <w:sz w:val="21"/>
+          <w:szCs w:val="21"/>
+        </w:rPr>
+      </w:pPr>
+      <w:r>
+        <w:rPr>
+          <w:rFonts w:ascii="Times New Roman" w:hAnsi="Times New Roman" w:cs="Times New Roman"/>
+          <w:sz w:val="21"/>
+          <w:szCs w:val="21"/>
+        </w:rPr>
+        <w:t xml:space="preserve">Generated </w:t>
+      </w:r>
+      <w:r>
+        <w:rPr>
+          <w:rFonts w:ascii="Times New Roman" w:hAnsi="Times New Roman" w:cs="Times New Roman"/>
+          <w:b/>
+          <w:bCs/>
+          <w:sz w:val="21"/>
+          <w:szCs w:val="21"/>
+        </w:rPr>
+        <w:t>50K+</w:t>
+      </w:r>
+      <w:r>
+        <w:rPr>
+          <w:rFonts w:ascii="Times New Roman" w:hAnsi="Times New Roman" w:cs="Times New Roman"/>
+          <w:sz w:val="21"/>
+          <w:szCs w:val="21"/>
+        </w:rPr>
+        <w:t xml:space="preserve"> synthetic PII datasets (multi-region) using </w:t>
+      </w:r>
+      <w:r>
+        <w:rPr>
+          <w:rFonts w:ascii="Times New Roman" w:hAnsi="Times New Roman" w:cs="Times New Roman"/>
+          <w:b/>
+          <w:bCs/>
+          <w:sz w:val="21"/>
+          <w:szCs w:val="21"/>
+        </w:rPr>
+        <w:t>OpenAI APIs</w:t>
+      </w:r>
+      <w:r>
+        <w:rPr>
+          <w:rFonts w:ascii="Times New Roman" w:hAnsi="Times New Roman" w:cs="Times New Roman"/>
+          <w:sz w:val="21"/>
+          <w:szCs w:val="21"/>
+        </w:rPr>
+        <w:t xml:space="preserve"> to stress-test and validate third-party data masking APIs, ensuring compliance with financial data privacy standards.</w:t>
       </w:r>
     </w:p>
     <w:p>
@@ -672,36 +662,37 @@
           <w:ilvl w:val="0"/>
           <w:numId w:val="2"/>
         </w:numPr>
-        <w:ind w:left="284"/>
-        <w:rPr>
-          <w:rFonts w:ascii="Times New Roman" w:hAnsi="Times New Roman" w:cs="Times New Roman"/>
-          <w:sz w:val="21"/>
-          <w:szCs w:val="21"/>
-        </w:rPr>
-      </w:pPr>
-      <w:r>
-        <w:rPr>
-          <w:rFonts w:ascii="Times New Roman" w:hAnsi="Times New Roman" w:cs="Times New Roman"/>
-          <w:sz w:val="21"/>
-          <w:szCs w:val="21"/>
-        </w:rPr>
-        <w:t>Enforced organization-specific AI guardrails as part of Copilot Champions project</w:t>
-      </w:r>
-      <w:r>
-        <w:rPr>
-          <w:rFonts w:ascii="Times New Roman" w:hAnsi="Times New Roman" w:cs="Times New Roman"/>
-          <w:sz w:val="21"/>
-          <w:szCs w:val="21"/>
-        </w:rPr>
-        <w:t xml:space="preserve"> across ASRT team </w:t>
-      </w:r>
-      <w:r>
-        <w:rPr>
-          <w:rFonts w:ascii="Times New Roman" w:hAnsi="Times New Roman" w:cs="Times New Roman"/>
-          <w:sz w:val="21"/>
-          <w:szCs w:val="21"/>
-        </w:rPr>
-        <w:t>ensuring 100% compliance with approved tech stack guidelines.</w:t>
+        <w:rPr>
+          <w:rFonts w:ascii="Times New Roman" w:hAnsi="Times New Roman" w:cs="Times New Roman"/>
+          <w:sz w:val="21"/>
+          <w:szCs w:val="21"/>
+        </w:rPr>
+      </w:pPr>
+      <w:r>
+        <w:rPr>
+          <w:rFonts w:ascii="Times New Roman" w:hAnsi="Times New Roman" w:cs="Times New Roman"/>
+          <w:sz w:val="21"/>
+          <w:szCs w:val="21"/>
+        </w:rPr>
+        <w:t xml:space="preserve">Enforced Al guardrails and responsible Al standards as part of Copilot Champions program, achieving </w:t>
+      </w:r>
+      <w:r>
+        <w:rPr>
+          <w:rFonts w:ascii="Times New Roman" w:hAnsi="Times New Roman" w:cs="Times New Roman"/>
+          <w:b/>
+          <w:bCs/>
+          <w:sz w:val="21"/>
+          <w:szCs w:val="21"/>
+        </w:rPr>
+        <w:t>100% compliance</w:t>
+      </w:r>
+      <w:r>
+        <w:rPr>
+          <w:rFonts w:ascii="Times New Roman" w:hAnsi="Times New Roman" w:cs="Times New Roman"/>
+          <w:sz w:val="21"/>
+          <w:szCs w:val="21"/>
+        </w:rPr>
+        <w:t xml:space="preserve"> with approved-stack guidelines across the ASRT team.</w:t>
       </w:r>
     </w:p>
     <w:p>
@@ -711,38 +702,37 @@
           <w:ilvl w:val="0"/>
           <w:numId w:val="2"/>
         </w:numPr>
-        <w:ind w:left="284"/>
-        <w:rPr>
-          <w:rFonts w:ascii="Times New Roman" w:hAnsi="Times New Roman" w:cs="Times New Roman"/>
-          <w:sz w:val="21"/>
-          <w:szCs w:val="21"/>
-        </w:rPr>
-      </w:pPr>
-      <w:r>
-        <w:rPr>
-          <w:rFonts w:ascii="Times New Roman" w:hAnsi="Times New Roman" w:cs="Times New Roman"/>
-          <w:sz w:val="21"/>
-          <w:szCs w:val="21"/>
-        </w:rPr>
-        <w:t xml:space="preserve">Prepared, tuned, and indexed 1M+ Asset Management records using Neo4j and Snowflake for a </w:t>
-      </w:r>
-      <w:proofErr w:type="spellStart"/>
-      <w:r>
-        <w:rPr>
-          <w:rFonts w:ascii="Times New Roman" w:hAnsi="Times New Roman" w:cs="Times New Roman"/>
-          <w:sz w:val="21"/>
-          <w:szCs w:val="21"/>
-        </w:rPr>
-        <w:t>GraphRAG</w:t>
-      </w:r>
-      <w:proofErr w:type="spellEnd"/>
-      <w:r>
-        <w:rPr>
-          <w:rFonts w:ascii="Times New Roman" w:hAnsi="Times New Roman" w:cs="Times New Roman"/>
-          <w:sz w:val="21"/>
-          <w:szCs w:val="21"/>
-        </w:rPr>
-        <w:t>-based GenAI tool.</w:t>
+        <w:rPr>
+          <w:rFonts w:ascii="Times New Roman" w:hAnsi="Times New Roman" w:cs="Times New Roman"/>
+          <w:sz w:val="21"/>
+          <w:szCs w:val="21"/>
+        </w:rPr>
+      </w:pPr>
+      <w:r>
+        <w:rPr>
+          <w:rFonts w:ascii="Times New Roman" w:hAnsi="Times New Roman" w:cs="Times New Roman"/>
+          <w:sz w:val="21"/>
+          <w:szCs w:val="21"/>
+        </w:rPr>
+        <w:t xml:space="preserve">Identified label inconsistencies across 20 financial datasets, reducing false anomaly reporting by </w:t>
+      </w:r>
+      <w:r>
+        <w:rPr>
+          <w:rFonts w:ascii="Times New Roman" w:hAnsi="Times New Roman" w:cs="Times New Roman"/>
+          <w:b/>
+          <w:bCs/>
+          <w:sz w:val="21"/>
+          <w:szCs w:val="21"/>
+        </w:rPr>
+        <w:t>72%</w:t>
+      </w:r>
+      <w:r>
+        <w:rPr>
+          <w:rFonts w:ascii="Times New Roman" w:hAnsi="Times New Roman" w:cs="Times New Roman"/>
+          <w:sz w:val="21"/>
+          <w:szCs w:val="21"/>
+        </w:rPr>
+        <w:t xml:space="preserve"> and improving signal quality for downstream ML models.</w:t>
       </w:r>
     </w:p>
     <w:p>
@@ -752,20 +742,45 @@
           <w:ilvl w:val="0"/>
           <w:numId w:val="2"/>
         </w:numPr>
-        <w:ind w:left="284"/>
-        <w:rPr>
-          <w:rFonts w:ascii="Times New Roman" w:hAnsi="Times New Roman" w:cs="Times New Roman"/>
-          <w:sz w:val="21"/>
-          <w:szCs w:val="21"/>
-        </w:rPr>
-      </w:pPr>
-      <w:r>
-        <w:rPr>
-          <w:rFonts w:ascii="Times New Roman" w:hAnsi="Times New Roman" w:cs="Times New Roman"/>
-          <w:sz w:val="21"/>
-          <w:szCs w:val="21"/>
-        </w:rPr>
-        <w:t>Identified label inconsistencies across 20 datasets, reducing false anomaly reporting by 72%.</w:t>
+        <w:rPr>
+          <w:rFonts w:ascii="Times New Roman" w:hAnsi="Times New Roman" w:cs="Times New Roman"/>
+          <w:sz w:val="21"/>
+          <w:szCs w:val="21"/>
+        </w:rPr>
+      </w:pPr>
+      <w:r>
+        <w:rPr>
+          <w:rFonts w:ascii="Times New Roman" w:hAnsi="Times New Roman" w:cs="Times New Roman"/>
+          <w:sz w:val="21"/>
+          <w:szCs w:val="21"/>
+        </w:rPr>
+        <w:t xml:space="preserve">Automated Snowflake DDL boilerplate generation (install/uninstall files), saving </w:t>
+      </w:r>
+      <w:r>
+        <w:rPr>
+          <w:rFonts w:ascii="Times New Roman" w:hAnsi="Times New Roman" w:cs="Times New Roman"/>
+          <w:b/>
+          <w:bCs/>
+          <w:sz w:val="21"/>
+          <w:szCs w:val="21"/>
+        </w:rPr>
+        <w:t>~10 hrs/week</w:t>
+      </w:r>
+      <w:r>
+        <w:rPr>
+          <w:rFonts w:ascii="Times New Roman" w:hAnsi="Times New Roman" w:cs="Times New Roman"/>
+          <w:sz w:val="21"/>
+          <w:szCs w:val="21"/>
+        </w:rPr>
+        <w:t xml:space="preserve"> of developer time across the </w:t>
+      </w:r>
+      <w:r>
+        <w:rPr>
+          <w:rFonts w:ascii="Times New Roman" w:hAnsi="Times New Roman" w:cs="Times New Roman"/>
+          <w:sz w:val="21"/>
+          <w:szCs w:val="21"/>
+        </w:rPr>
+        <w:t>team.</w:t>
       </w:r>
     </w:p>
     <w:p>
@@ -775,124 +790,55 @@
           <w:ilvl w:val="0"/>
           <w:numId w:val="2"/>
         </w:numPr>
-        <w:ind w:left="284"/>
-        <w:rPr>
-          <w:rFonts w:ascii="Times New Roman" w:hAnsi="Times New Roman" w:cs="Times New Roman"/>
-          <w:sz w:val="21"/>
-          <w:szCs w:val="21"/>
-        </w:rPr>
-      </w:pPr>
-      <w:r>
-        <w:rPr>
-          <w:rFonts w:ascii="Times New Roman" w:hAnsi="Times New Roman" w:cs="Times New Roman"/>
-          <w:sz w:val="21"/>
-          <w:szCs w:val="21"/>
-        </w:rPr>
-        <w:t xml:space="preserve">Built and maintained 11 </w:t>
-      </w:r>
-      <w:r>
-        <w:rPr>
-          <w:rFonts w:ascii="Times New Roman" w:hAnsi="Times New Roman" w:cs="Times New Roman"/>
-          <w:sz w:val="21"/>
-          <w:szCs w:val="21"/>
-        </w:rPr>
-        <w:t xml:space="preserve">web </w:t>
-      </w:r>
-      <w:r>
-        <w:rPr>
-          <w:rFonts w:ascii="Times New Roman" w:hAnsi="Times New Roman" w:cs="Times New Roman"/>
-          <w:sz w:val="21"/>
-          <w:szCs w:val="21"/>
-        </w:rPr>
-        <w:t>scrapers ingesting 60+ GB/month across Google Reviews, Trends</w:t>
-      </w:r>
-      <w:r>
-        <w:rPr>
-          <w:rFonts w:ascii="Times New Roman" w:hAnsi="Times New Roman" w:cs="Times New Roman"/>
-          <w:sz w:val="21"/>
-          <w:szCs w:val="21"/>
-        </w:rPr>
-        <w:t xml:space="preserve"> </w:t>
-      </w:r>
-      <w:r>
-        <w:rPr>
-          <w:rFonts w:ascii="Times New Roman" w:hAnsi="Times New Roman" w:cs="Times New Roman"/>
-          <w:sz w:val="21"/>
-          <w:szCs w:val="21"/>
-        </w:rPr>
-        <w:t>and</w:t>
-      </w:r>
-      <w:r>
-        <w:rPr>
-          <w:rFonts w:ascii="Times New Roman" w:hAnsi="Times New Roman" w:cs="Times New Roman"/>
-          <w:sz w:val="21"/>
-          <w:szCs w:val="21"/>
-        </w:rPr>
-        <w:t xml:space="preserve"> </w:t>
-      </w:r>
-      <w:r>
-        <w:rPr>
-          <w:rFonts w:ascii="Times New Roman" w:hAnsi="Times New Roman" w:cs="Times New Roman"/>
-          <w:sz w:val="21"/>
-          <w:szCs w:val="21"/>
-        </w:rPr>
-        <w:t>ESG</w:t>
-      </w:r>
-      <w:r>
-        <w:rPr>
-          <w:rFonts w:ascii="Times New Roman" w:hAnsi="Times New Roman" w:cs="Times New Roman"/>
-          <w:sz w:val="21"/>
-          <w:szCs w:val="21"/>
-        </w:rPr>
-        <w:t xml:space="preserve"> </w:t>
-      </w:r>
-      <w:r>
-        <w:rPr>
-          <w:rFonts w:ascii="Times New Roman" w:hAnsi="Times New Roman" w:cs="Times New Roman"/>
-          <w:sz w:val="21"/>
-          <w:szCs w:val="21"/>
-        </w:rPr>
-        <w:t xml:space="preserve">datasets for </w:t>
-      </w:r>
-      <w:r>
-        <w:rPr>
-          <w:rFonts w:ascii="Times New Roman" w:hAnsi="Times New Roman" w:cs="Times New Roman"/>
-          <w:sz w:val="21"/>
-          <w:szCs w:val="21"/>
-        </w:rPr>
-        <w:t xml:space="preserve">audit and </w:t>
-      </w:r>
-      <w:r>
-        <w:rPr>
-          <w:rFonts w:ascii="Times New Roman" w:hAnsi="Times New Roman" w:cs="Times New Roman"/>
-          <w:sz w:val="21"/>
-          <w:szCs w:val="21"/>
-        </w:rPr>
-        <w:t>investment analytics</w:t>
-      </w:r>
-      <w:r>
-        <w:rPr>
-          <w:rFonts w:ascii="Times New Roman" w:hAnsi="Times New Roman" w:cs="Times New Roman"/>
-          <w:sz w:val="21"/>
-          <w:szCs w:val="21"/>
-        </w:rPr>
-        <w:t xml:space="preserve"> using </w:t>
-      </w:r>
-      <w:r>
-        <w:rPr>
-          <w:rFonts w:ascii="Times New Roman" w:hAnsi="Times New Roman" w:cs="Times New Roman"/>
-          <w:sz w:val="21"/>
-          <w:szCs w:val="21"/>
-        </w:rPr>
-        <w:t>Python, Playwright, and Selenium</w:t>
-      </w:r>
-      <w:r>
-        <w:rPr>
-          <w:rFonts w:ascii="Times New Roman" w:hAnsi="Times New Roman" w:cs="Times New Roman"/>
-          <w:sz w:val="21"/>
-          <w:szCs w:val="21"/>
-        </w:rPr>
-        <w:t>.</w:t>
+        <w:rPr>
+          <w:rFonts w:ascii="Times New Roman" w:hAnsi="Times New Roman" w:cs="Times New Roman"/>
+          <w:sz w:val="21"/>
+          <w:szCs w:val="21"/>
+        </w:rPr>
+      </w:pPr>
+      <w:r>
+        <w:rPr>
+          <w:rFonts w:ascii="Times New Roman" w:hAnsi="Times New Roman" w:cs="Times New Roman"/>
+          <w:sz w:val="21"/>
+          <w:szCs w:val="21"/>
+        </w:rPr>
+        <w:t xml:space="preserve">Engineered 11 production web scrapers (using </w:t>
+      </w:r>
+      <w:r>
+        <w:rPr>
+          <w:rFonts w:ascii="Times New Roman" w:hAnsi="Times New Roman" w:cs="Times New Roman"/>
+          <w:b/>
+          <w:bCs/>
+          <w:sz w:val="21"/>
+          <w:szCs w:val="21"/>
+        </w:rPr>
+        <w:t>Python, Playwright, Selenium</w:t>
+      </w:r>
+      <w:r>
+        <w:rPr>
+          <w:rFonts w:ascii="Times New Roman" w:hAnsi="Times New Roman" w:cs="Times New Roman"/>
+          <w:sz w:val="21"/>
+          <w:szCs w:val="21"/>
+        </w:rPr>
+        <w:t xml:space="preserve">) ingesting </w:t>
+      </w:r>
+      <w:r>
+        <w:rPr>
+          <w:rFonts w:ascii="Times New Roman" w:hAnsi="Times New Roman" w:cs="Times New Roman"/>
+          <w:b/>
+          <w:bCs/>
+          <w:sz w:val="21"/>
+          <w:szCs w:val="21"/>
+        </w:rPr>
+        <w:t>60+ GB/month</w:t>
+      </w:r>
+      <w:r>
+        <w:rPr>
+          <w:rFonts w:ascii="Times New Roman" w:hAnsi="Times New Roman" w:cs="Times New Roman"/>
+          <w:sz w:val="21"/>
+          <w:szCs w:val="21"/>
+        </w:rPr>
+        <w:t xml:space="preserve"> of Google Reviews, Trends, and ESG datasets used directly in audit and investment analytics pipelines.</w:t>
       </w:r>
     </w:p>
     <w:tbl>
@@ -928,23 +874,7 @@
                 <w:sz w:val="21"/>
                 <w:szCs w:val="21"/>
               </w:rPr>
-              <w:t>Soft</w:t>
-            </w:r>
-            <w:r>
-              <w:rPr>
-                <w:rFonts w:ascii="Times New Roman" w:hAnsi="Times New Roman" w:cs="Times New Roman"/>
-                <w:sz w:val="21"/>
-                <w:szCs w:val="21"/>
-              </w:rPr>
-              <w:t>ware</w:t>
-            </w:r>
-            <w:r>
-              <w:rPr>
-                <w:rFonts w:ascii="Times New Roman" w:hAnsi="Times New Roman" w:cs="Times New Roman"/>
-                <w:sz w:val="21"/>
-                <w:szCs w:val="21"/>
-              </w:rPr>
-              <w:t xml:space="preserve"> Engineer</w:t>
+              <w:t>Software Engineer</w:t>
             </w:r>
           </w:p>
         </w:tc>
@@ -1016,20 +946,91 @@
           <w:ilvl w:val="0"/>
           <w:numId w:val="2"/>
         </w:numPr>
-        <w:ind w:left="284"/>
-        <w:rPr>
-          <w:rFonts w:ascii="Times New Roman" w:hAnsi="Times New Roman" w:cs="Times New Roman"/>
-          <w:sz w:val="21"/>
-          <w:szCs w:val="21"/>
-        </w:rPr>
-      </w:pPr>
-      <w:r>
-        <w:rPr>
-          <w:rFonts w:ascii="Times New Roman" w:hAnsi="Times New Roman" w:cs="Times New Roman"/>
-          <w:sz w:val="21"/>
-          <w:szCs w:val="21"/>
-        </w:rPr>
-        <w:t>Brought in $60K/year savings by decommissioning OS instances and migrating workflows to AWS cloud infrastructure.</w:t>
+        <w:rPr>
+          <w:rFonts w:ascii="Times New Roman" w:hAnsi="Times New Roman" w:cs="Times New Roman"/>
+          <w:sz w:val="21"/>
+          <w:szCs w:val="21"/>
+        </w:rPr>
+      </w:pPr>
+      <w:r>
+        <w:rPr>
+          <w:rFonts w:ascii="Times New Roman" w:hAnsi="Times New Roman" w:cs="Times New Roman"/>
+          <w:sz w:val="21"/>
+          <w:szCs w:val="21"/>
+        </w:rPr>
+        <w:t xml:space="preserve">Automated </w:t>
+      </w:r>
+      <w:r>
+        <w:rPr>
+          <w:rFonts w:ascii="Times New Roman" w:hAnsi="Times New Roman" w:cs="Times New Roman"/>
+          <w:b/>
+          <w:bCs/>
+          <w:sz w:val="21"/>
+          <w:szCs w:val="21"/>
+        </w:rPr>
+        <w:t>20+</w:t>
+      </w:r>
+      <w:r>
+        <w:rPr>
+          <w:rFonts w:ascii="Times New Roman" w:hAnsi="Times New Roman" w:cs="Times New Roman"/>
+          <w:sz w:val="21"/>
+          <w:szCs w:val="21"/>
+        </w:rPr>
+        <w:t xml:space="preserve"> customer service call lines using </w:t>
+      </w:r>
+      <w:r>
+        <w:rPr>
+          <w:rFonts w:ascii="Times New Roman" w:hAnsi="Times New Roman" w:cs="Times New Roman"/>
+          <w:b/>
+          <w:bCs/>
+          <w:sz w:val="21"/>
+          <w:szCs w:val="21"/>
+        </w:rPr>
+        <w:t>Elastic Stack (ELK)</w:t>
+      </w:r>
+      <w:r>
+        <w:rPr>
+          <w:rFonts w:ascii="Times New Roman" w:hAnsi="Times New Roman" w:cs="Times New Roman"/>
+          <w:sz w:val="21"/>
+          <w:szCs w:val="21"/>
+        </w:rPr>
+        <w:t xml:space="preserve"> and AI, saving </w:t>
+      </w:r>
+      <w:r>
+        <w:rPr>
+          <w:rFonts w:ascii="Times New Roman" w:hAnsi="Times New Roman" w:cs="Times New Roman"/>
+          <w:b/>
+          <w:bCs/>
+          <w:sz w:val="21"/>
+          <w:szCs w:val="21"/>
+        </w:rPr>
+        <w:t>600+ business hours</w:t>
+      </w:r>
+      <w:r>
+        <w:rPr>
+          <w:rFonts w:ascii="Times New Roman" w:hAnsi="Times New Roman" w:cs="Times New Roman"/>
+          <w:sz w:val="21"/>
+          <w:szCs w:val="21"/>
+        </w:rPr>
+        <w:t xml:space="preserve"> annually through intelligent routing and </w:t>
+      </w:r>
+      <w:r>
+        <w:rPr>
+          <w:rFonts w:ascii="Times New Roman" w:hAnsi="Times New Roman" w:cs="Times New Roman"/>
+          <w:b/>
+          <w:bCs/>
+          <w:sz w:val="21"/>
+          <w:szCs w:val="21"/>
+        </w:rPr>
+        <w:t>NLP-driven</w:t>
+      </w:r>
+      <w:r>
+        <w:rPr>
+          <w:rFonts w:ascii="Times New Roman" w:hAnsi="Times New Roman" w:cs="Times New Roman"/>
+          <w:sz w:val="21"/>
+          <w:szCs w:val="21"/>
+        </w:rPr>
+        <w:t xml:space="preserve"> feedback analysis.</w:t>
       </w:r>
     </w:p>
     <w:p>
@@ -1039,28 +1040,73 @@
           <w:ilvl w:val="0"/>
           <w:numId w:val="2"/>
         </w:numPr>
-        <w:ind w:left="284"/>
-        <w:rPr>
-          <w:rFonts w:ascii="Times New Roman" w:hAnsi="Times New Roman" w:cs="Times New Roman"/>
-          <w:sz w:val="21"/>
-          <w:szCs w:val="21"/>
-        </w:rPr>
-      </w:pPr>
-      <w:r>
-        <w:rPr>
-          <w:rFonts w:ascii="Times New Roman" w:hAnsi="Times New Roman" w:cs="Times New Roman"/>
-          <w:sz w:val="21"/>
-          <w:szCs w:val="21"/>
-        </w:rPr>
-        <w:t xml:space="preserve">Automated 20+ customer service call lines using Elastic Stack (ELK) and AI, </w:t>
-      </w:r>
-      <w:r>
-        <w:rPr>
-          <w:rFonts w:ascii="Times New Roman" w:hAnsi="Times New Roman" w:cs="Times New Roman"/>
-          <w:sz w:val="21"/>
-          <w:szCs w:val="21"/>
-        </w:rPr>
-        <w:t>saving 600+ business hours annually through automated routing and feedback analysis.</w:t>
+        <w:rPr>
+          <w:rFonts w:ascii="Times New Roman" w:hAnsi="Times New Roman" w:cs="Times New Roman"/>
+          <w:sz w:val="21"/>
+          <w:szCs w:val="21"/>
+        </w:rPr>
+      </w:pPr>
+      <w:r>
+        <w:rPr>
+          <w:rFonts w:ascii="Times New Roman" w:hAnsi="Times New Roman" w:cs="Times New Roman"/>
+          <w:sz w:val="21"/>
+          <w:szCs w:val="21"/>
+        </w:rPr>
+        <w:t xml:space="preserve">Architected migration of on-prem </w:t>
+      </w:r>
+      <w:r>
+        <w:rPr>
+          <w:rFonts w:ascii="Times New Roman" w:hAnsi="Times New Roman" w:cs="Times New Roman"/>
+          <w:b/>
+          <w:bCs/>
+          <w:sz w:val="21"/>
+          <w:szCs w:val="21"/>
+        </w:rPr>
+        <w:t>MSSQL</w:t>
+      </w:r>
+      <w:r>
+        <w:rPr>
+          <w:rFonts w:ascii="Times New Roman" w:hAnsi="Times New Roman" w:cs="Times New Roman"/>
+          <w:sz w:val="21"/>
+          <w:szCs w:val="21"/>
+        </w:rPr>
+        <w:t xml:space="preserve"> databases to </w:t>
+      </w:r>
+      <w:r>
+        <w:rPr>
+          <w:rFonts w:ascii="Times New Roman" w:hAnsi="Times New Roman" w:cs="Times New Roman"/>
+          <w:b/>
+          <w:bCs/>
+          <w:sz w:val="21"/>
+          <w:szCs w:val="21"/>
+        </w:rPr>
+        <w:t>AWS</w:t>
+      </w:r>
+      <w:r>
+        <w:rPr>
+          <w:rFonts w:ascii="Times New Roman" w:hAnsi="Times New Roman" w:cs="Times New Roman"/>
+          <w:sz w:val="21"/>
+          <w:szCs w:val="21"/>
+        </w:rPr>
+        <w:t xml:space="preserve">, designing the system architecture and data migration strategy, saving </w:t>
+      </w:r>
+      <w:r>
+        <w:rPr>
+          <w:rFonts w:ascii="Times New Roman" w:hAnsi="Times New Roman" w:cs="Times New Roman"/>
+          <w:b/>
+          <w:bCs/>
+          <w:sz w:val="21"/>
+          <w:szCs w:val="21"/>
+        </w:rPr>
+        <w:t xml:space="preserve">$60K/year </w:t>
+      </w:r>
+      <w:r>
+        <w:rPr>
+          <w:rFonts w:ascii="Times New Roman" w:hAnsi="Times New Roman" w:cs="Times New Roman"/>
+          <w:sz w:val="21"/>
+          <w:szCs w:val="21"/>
+        </w:rPr>
+        <w:t>in infrastructure cost.</w:t>
       </w:r>
     </w:p>
     <w:p>
@@ -1070,36 +1116,91 @@
           <w:ilvl w:val="0"/>
           <w:numId w:val="2"/>
         </w:numPr>
-        <w:ind w:left="284"/>
-        <w:rPr>
-          <w:rFonts w:ascii="Times New Roman" w:hAnsi="Times New Roman" w:cs="Times New Roman"/>
-          <w:sz w:val="21"/>
-          <w:szCs w:val="21"/>
-        </w:rPr>
-      </w:pPr>
-      <w:r>
-        <w:rPr>
-          <w:rFonts w:ascii="Times New Roman" w:hAnsi="Times New Roman" w:cs="Times New Roman"/>
-          <w:sz w:val="21"/>
-          <w:szCs w:val="21"/>
-        </w:rPr>
-        <w:t>Developed automated loan report generation system using Spring Boot</w:t>
-      </w:r>
-      <w:r>
-        <w:rPr>
-          <w:rFonts w:ascii="Times New Roman" w:hAnsi="Times New Roman" w:cs="Times New Roman"/>
-          <w:sz w:val="21"/>
-          <w:szCs w:val="21"/>
-        </w:rPr>
-        <w:t>,</w:t>
-      </w:r>
-      <w:r>
-        <w:rPr>
-          <w:rFonts w:ascii="Times New Roman" w:hAnsi="Times New Roman" w:cs="Times New Roman"/>
-          <w:sz w:val="21"/>
-          <w:szCs w:val="21"/>
-        </w:rPr>
-        <w:t xml:space="preserve"> serving multiple business flows under Archival services.</w:t>
+        <w:rPr>
+          <w:rFonts w:ascii="Times New Roman" w:hAnsi="Times New Roman" w:cs="Times New Roman"/>
+          <w:sz w:val="21"/>
+          <w:szCs w:val="21"/>
+        </w:rPr>
+      </w:pPr>
+      <w:r>
+        <w:rPr>
+          <w:rFonts w:ascii="Times New Roman" w:hAnsi="Times New Roman" w:cs="Times New Roman"/>
+          <w:sz w:val="21"/>
+          <w:szCs w:val="21"/>
+        </w:rPr>
+        <w:t xml:space="preserve">Designed </w:t>
+      </w:r>
+      <w:r>
+        <w:rPr>
+          <w:rFonts w:ascii="Times New Roman" w:hAnsi="Times New Roman" w:cs="Times New Roman"/>
+          <w:b/>
+          <w:bCs/>
+          <w:sz w:val="21"/>
+          <w:szCs w:val="21"/>
+        </w:rPr>
+        <w:t>Oracle</w:t>
+      </w:r>
+      <w:r>
+        <w:rPr>
+          <w:rFonts w:ascii="Times New Roman" w:hAnsi="Times New Roman" w:cs="Times New Roman"/>
+          <w:sz w:val="21"/>
+          <w:szCs w:val="21"/>
+        </w:rPr>
+        <w:t xml:space="preserve"> </w:t>
+      </w:r>
+      <w:r>
+        <w:rPr>
+          <w:rFonts w:ascii="Times New Roman" w:hAnsi="Times New Roman" w:cs="Times New Roman"/>
+          <w:b/>
+          <w:bCs/>
+          <w:sz w:val="21"/>
+          <w:szCs w:val="21"/>
+        </w:rPr>
+        <w:t>DB</w:t>
+      </w:r>
+      <w:r>
+        <w:rPr>
+          <w:rFonts w:ascii="Times New Roman" w:hAnsi="Times New Roman" w:cs="Times New Roman"/>
+          <w:sz w:val="21"/>
+          <w:szCs w:val="21"/>
+        </w:rPr>
+        <w:t xml:space="preserve"> partitioning with a </w:t>
+      </w:r>
+      <w:r>
+        <w:rPr>
+          <w:rFonts w:ascii="Times New Roman" w:hAnsi="Times New Roman" w:cs="Times New Roman"/>
+          <w:b/>
+          <w:bCs/>
+          <w:sz w:val="21"/>
+          <w:szCs w:val="21"/>
+        </w:rPr>
+        <w:t>90-day</w:t>
+      </w:r>
+      <w:r>
+        <w:rPr>
+          <w:rFonts w:ascii="Times New Roman" w:hAnsi="Times New Roman" w:cs="Times New Roman"/>
+          <w:sz w:val="21"/>
+          <w:szCs w:val="21"/>
+        </w:rPr>
+        <w:t xml:space="preserve"> sliding window on active data synced to a historical archive, reducing loan report generation time from </w:t>
+      </w:r>
+      <w:r>
+        <w:rPr>
+          <w:rFonts w:ascii="Times New Roman" w:hAnsi="Times New Roman" w:cs="Times New Roman"/>
+          <w:b/>
+          <w:bCs/>
+          <w:sz w:val="21"/>
+          <w:szCs w:val="21"/>
+        </w:rPr>
+        <w:t>25+ mins to under 1 min across 2B+ records</w:t>
+      </w:r>
+      <w:r>
+        <w:rPr>
+          <w:rFonts w:ascii="Times New Roman" w:hAnsi="Times New Roman" w:cs="Times New Roman"/>
+          <w:sz w:val="21"/>
+          <w:szCs w:val="21"/>
+        </w:rPr>
+        <w:t>.</w:t>
       </w:r>
     </w:p>
     <w:p>
@@ -1109,20 +1210,19 @@
           <w:ilvl w:val="0"/>
           <w:numId w:val="2"/>
         </w:numPr>
-        <w:ind w:left="284"/>
-        <w:rPr>
-          <w:rFonts w:ascii="Times New Roman" w:hAnsi="Times New Roman" w:cs="Times New Roman"/>
-          <w:sz w:val="21"/>
-          <w:szCs w:val="21"/>
-        </w:rPr>
-      </w:pPr>
-      <w:r>
-        <w:rPr>
-          <w:rFonts w:ascii="Times New Roman" w:hAnsi="Times New Roman" w:cs="Times New Roman"/>
-          <w:sz w:val="21"/>
-          <w:szCs w:val="21"/>
-        </w:rPr>
-        <w:t xml:space="preserve">Led end-to-end design and development of </w:t>
+        <w:rPr>
+          <w:rFonts w:ascii="Times New Roman" w:hAnsi="Times New Roman" w:cs="Times New Roman"/>
+          <w:sz w:val="21"/>
+          <w:szCs w:val="21"/>
+        </w:rPr>
+      </w:pPr>
+      <w:r>
+        <w:rPr>
+          <w:rFonts w:ascii="Times New Roman" w:hAnsi="Times New Roman" w:cs="Times New Roman"/>
+          <w:sz w:val="21"/>
+          <w:szCs w:val="21"/>
+        </w:rPr>
+        <w:t xml:space="preserve">Led end-to-end design and launch of </w:t>
       </w:r>
       <w:proofErr w:type="spellStart"/>
       <w:r>
@@ -1140,15 +1240,43 @@
           <w:sz w:val="21"/>
           <w:szCs w:val="21"/>
         </w:rPr>
-        <w:t xml:space="preserve"> UI </w:t>
-      </w:r>
-      <w:r>
-        <w:rPr>
-          <w:rFonts w:ascii="Times New Roman" w:hAnsi="Times New Roman" w:cs="Times New Roman"/>
-          <w:sz w:val="21"/>
-          <w:szCs w:val="21"/>
-        </w:rPr>
-        <w:t>using React, adopted by 20,000+ users for developer productivity.</w:t>
+        <w:t xml:space="preserve"> UI (</w:t>
+      </w:r>
+      <w:r>
+        <w:rPr>
+          <w:rFonts w:ascii="Times New Roman" w:hAnsi="Times New Roman" w:cs="Times New Roman"/>
+          <w:b/>
+          <w:bCs/>
+          <w:sz w:val="21"/>
+          <w:szCs w:val="21"/>
+        </w:rPr>
+        <w:t>React</w:t>
+      </w:r>
+      <w:r>
+        <w:rPr>
+          <w:rFonts w:ascii="Times New Roman" w:hAnsi="Times New Roman" w:cs="Times New Roman"/>
+          <w:sz w:val="21"/>
+          <w:szCs w:val="21"/>
+        </w:rPr>
+        <w:t xml:space="preserve">), a developer productivity platform adopted by </w:t>
+      </w:r>
+      <w:r>
+        <w:rPr>
+          <w:rFonts w:ascii="Times New Roman" w:hAnsi="Times New Roman" w:cs="Times New Roman"/>
+          <w:b/>
+          <w:bCs/>
+          <w:sz w:val="21"/>
+          <w:szCs w:val="21"/>
+        </w:rPr>
+        <w:t>20,000+</w:t>
+      </w:r>
+      <w:r>
+        <w:rPr>
+          <w:rFonts w:ascii="Times New Roman" w:hAnsi="Times New Roman" w:cs="Times New Roman"/>
+          <w:sz w:val="21"/>
+          <w:szCs w:val="21"/>
+        </w:rPr>
+        <w:t xml:space="preserve"> internal users across the firm.</w:t>
       </w:r>
     </w:p>
     <w:p>
@@ -1158,20 +1286,55 @@
           <w:ilvl w:val="0"/>
           <w:numId w:val="2"/>
         </w:numPr>
-        <w:ind w:left="284"/>
-        <w:rPr>
-          <w:rFonts w:ascii="Times New Roman" w:hAnsi="Times New Roman" w:cs="Times New Roman"/>
-          <w:sz w:val="21"/>
-          <w:szCs w:val="21"/>
-        </w:rPr>
-      </w:pPr>
-      <w:r>
-        <w:rPr>
-          <w:rFonts w:ascii="Times New Roman" w:hAnsi="Times New Roman" w:cs="Times New Roman"/>
-          <w:sz w:val="21"/>
-          <w:szCs w:val="21"/>
-        </w:rPr>
-        <w:t>Remediated 100+ critical security vulnerabilities including SQL injections and Cross-Site Scripting across all environments.</w:t>
+        <w:rPr>
+          <w:rFonts w:ascii="Times New Roman" w:hAnsi="Times New Roman" w:cs="Times New Roman"/>
+          <w:sz w:val="21"/>
+          <w:szCs w:val="21"/>
+        </w:rPr>
+      </w:pPr>
+      <w:r>
+        <w:rPr>
+          <w:rFonts w:ascii="Times New Roman" w:hAnsi="Times New Roman" w:cs="Times New Roman"/>
+          <w:sz w:val="21"/>
+          <w:szCs w:val="21"/>
+        </w:rPr>
+        <w:t xml:space="preserve">Remediated </w:t>
+      </w:r>
+      <w:r>
+        <w:rPr>
+          <w:rFonts w:ascii="Times New Roman" w:hAnsi="Times New Roman" w:cs="Times New Roman"/>
+          <w:b/>
+          <w:bCs/>
+          <w:sz w:val="21"/>
+          <w:szCs w:val="21"/>
+        </w:rPr>
+        <w:t>100+</w:t>
+      </w:r>
+      <w:r>
+        <w:rPr>
+          <w:rFonts w:ascii="Times New Roman" w:hAnsi="Times New Roman" w:cs="Times New Roman"/>
+          <w:sz w:val="21"/>
+          <w:szCs w:val="21"/>
+        </w:rPr>
+        <w:t xml:space="preserve"> critical security vulnerabilities (</w:t>
+      </w:r>
+      <w:r>
+        <w:rPr>
+          <w:rFonts w:ascii="Times New Roman" w:hAnsi="Times New Roman" w:cs="Times New Roman"/>
+          <w:b/>
+          <w:bCs/>
+          <w:sz w:val="21"/>
+          <w:szCs w:val="21"/>
+        </w:rPr>
+        <w:t>SQL injection, XSS</w:t>
+      </w:r>
+      <w:r>
+        <w:rPr>
+          <w:rFonts w:ascii="Times New Roman" w:hAnsi="Times New Roman" w:cs="Times New Roman"/>
+          <w:sz w:val="21"/>
+          <w:szCs w:val="21"/>
+        </w:rPr>
+        <w:t>) across all environments, improving audit readiness and regulatory compliance posture.</w:t>
       </w:r>
     </w:p>
     <w:p>
@@ -1181,20 +1344,37 @@
           <w:ilvl w:val="0"/>
           <w:numId w:val="2"/>
         </w:numPr>
-        <w:ind w:left="284"/>
-        <w:rPr>
-          <w:rFonts w:ascii="Times New Roman" w:hAnsi="Times New Roman" w:cs="Times New Roman"/>
-          <w:sz w:val="21"/>
-          <w:szCs w:val="21"/>
-        </w:rPr>
-      </w:pPr>
-      <w:r>
-        <w:rPr>
-          <w:rFonts w:ascii="Times New Roman" w:hAnsi="Times New Roman" w:cs="Times New Roman"/>
-          <w:sz w:val="21"/>
-          <w:szCs w:val="21"/>
-        </w:rPr>
-        <w:t>Managed end-to-end data migration, database purging using Oracle, and production deployments across multiple business flows.</w:t>
+        <w:rPr>
+          <w:rFonts w:ascii="Times New Roman" w:hAnsi="Times New Roman" w:cs="Times New Roman"/>
+          <w:sz w:val="21"/>
+          <w:szCs w:val="21"/>
+        </w:rPr>
+      </w:pPr>
+      <w:r>
+        <w:rPr>
+          <w:rFonts w:ascii="Times New Roman" w:hAnsi="Times New Roman" w:cs="Times New Roman"/>
+          <w:sz w:val="21"/>
+          <w:szCs w:val="21"/>
+        </w:rPr>
+        <w:t>Built an internal portal vulnerability scanning tool (</w:t>
+      </w:r>
+      <w:r>
+        <w:rPr>
+          <w:rFonts w:ascii="Times New Roman" w:hAnsi="Times New Roman" w:cs="Times New Roman"/>
+          <w:b/>
+          <w:bCs/>
+          <w:sz w:val="21"/>
+          <w:szCs w:val="21"/>
+        </w:rPr>
+        <w:t>Python</w:t>
+      </w:r>
+      <w:r>
+        <w:rPr>
+          <w:rFonts w:ascii="Times New Roman" w:hAnsi="Times New Roman" w:cs="Times New Roman"/>
+          <w:sz w:val="21"/>
+          <w:szCs w:val="21"/>
+        </w:rPr>
+        <w:t>), recognized runners-up in firm-wide innovation competition.</w:t>
       </w:r>
     </w:p>
     <w:p>
@@ -1204,62 +1384,73 @@
           <w:ilvl w:val="0"/>
           <w:numId w:val="2"/>
         </w:numPr>
-        <w:ind w:left="284"/>
-        <w:rPr>
-          <w:rFonts w:ascii="Times New Roman" w:hAnsi="Times New Roman" w:cs="Times New Roman"/>
-          <w:sz w:val="21"/>
-          <w:szCs w:val="21"/>
-        </w:rPr>
-      </w:pPr>
-      <w:r>
-        <w:rPr>
-          <w:rFonts w:ascii="Times New Roman" w:hAnsi="Times New Roman" w:cs="Times New Roman"/>
-          <w:sz w:val="21"/>
-          <w:szCs w:val="21"/>
-        </w:rPr>
-        <w:t xml:space="preserve">Reduced printing costs by 21% </w:t>
-      </w:r>
-      <w:r>
-        <w:rPr>
-          <w:rFonts w:ascii="Times New Roman" w:hAnsi="Times New Roman" w:cs="Times New Roman"/>
-          <w:sz w:val="21"/>
-          <w:szCs w:val="21"/>
-        </w:rPr>
-        <w:t>in</w:t>
-      </w:r>
-      <w:r>
-        <w:rPr>
-          <w:rFonts w:ascii="Times New Roman" w:hAnsi="Times New Roman" w:cs="Times New Roman"/>
-          <w:sz w:val="21"/>
-          <w:szCs w:val="21"/>
-        </w:rPr>
-        <w:t xml:space="preserve"> </w:t>
-      </w:r>
-      <w:proofErr w:type="spellStart"/>
-      <w:r>
-        <w:rPr>
-          <w:rFonts w:ascii="Times New Roman" w:hAnsi="Times New Roman" w:cs="Times New Roman"/>
-          <w:sz w:val="21"/>
-          <w:szCs w:val="21"/>
-        </w:rPr>
-        <w:t>FAShip</w:t>
-      </w:r>
-      <w:proofErr w:type="spellEnd"/>
-      <w:r>
-        <w:rPr>
-          <w:rFonts w:ascii="Times New Roman" w:hAnsi="Times New Roman" w:cs="Times New Roman"/>
-          <w:sz w:val="21"/>
-          <w:szCs w:val="21"/>
-        </w:rPr>
-        <w:t xml:space="preserve"> project </w:t>
-      </w:r>
-      <w:r>
-        <w:rPr>
-          <w:rFonts w:ascii="Times New Roman" w:hAnsi="Times New Roman" w:cs="Times New Roman"/>
-          <w:sz w:val="21"/>
-          <w:szCs w:val="21"/>
-        </w:rPr>
-        <w:t>by implementing IP and socket-based printing solutions using Java and C#.</w:t>
+        <w:rPr>
+          <w:rFonts w:ascii="Times New Roman" w:hAnsi="Times New Roman" w:cs="Times New Roman"/>
+          <w:sz w:val="21"/>
+          <w:szCs w:val="21"/>
+        </w:rPr>
+      </w:pPr>
+      <w:r>
+        <w:rPr>
+          <w:rFonts w:ascii="Times New Roman" w:hAnsi="Times New Roman" w:cs="Times New Roman"/>
+          <w:sz w:val="21"/>
+          <w:szCs w:val="21"/>
+        </w:rPr>
+        <w:t>Developed automated loan report generation system (</w:t>
+      </w:r>
+      <w:r>
+        <w:rPr>
+          <w:rFonts w:ascii="Times New Roman" w:hAnsi="Times New Roman" w:cs="Times New Roman"/>
+          <w:b/>
+          <w:bCs/>
+          <w:sz w:val="21"/>
+          <w:szCs w:val="21"/>
+        </w:rPr>
+        <w:t>Spring Boot</w:t>
+      </w:r>
+      <w:r>
+        <w:rPr>
+          <w:rFonts w:ascii="Times New Roman" w:hAnsi="Times New Roman" w:cs="Times New Roman"/>
+          <w:sz w:val="21"/>
+          <w:szCs w:val="21"/>
+        </w:rPr>
+        <w:t xml:space="preserve">) serving </w:t>
+      </w:r>
+      <w:r>
+        <w:rPr>
+          <w:rFonts w:ascii="Times New Roman" w:hAnsi="Times New Roman" w:cs="Times New Roman"/>
+          <w:b/>
+          <w:bCs/>
+          <w:sz w:val="21"/>
+          <w:szCs w:val="21"/>
+        </w:rPr>
+        <w:t>20+</w:t>
+      </w:r>
+      <w:r>
+        <w:rPr>
+          <w:rFonts w:ascii="Times New Roman" w:hAnsi="Times New Roman" w:cs="Times New Roman"/>
+          <w:sz w:val="21"/>
+          <w:szCs w:val="21"/>
+        </w:rPr>
+        <w:t xml:space="preserve"> business flows under Archival Services, reducing manual reporting effort by </w:t>
+      </w:r>
+      <w:r>
+        <w:rPr>
+          <w:rFonts w:ascii="Times New Roman" w:hAnsi="Times New Roman" w:cs="Times New Roman"/>
+          <w:b/>
+          <w:bCs/>
+          <w:sz w:val="21"/>
+          <w:szCs w:val="21"/>
+        </w:rPr>
+        <w:t>40%</w:t>
+      </w:r>
+      <w:r>
+        <w:rPr>
+          <w:rFonts w:ascii="Times New Roman" w:hAnsi="Times New Roman" w:cs="Times New Roman"/>
+          <w:sz w:val="21"/>
+          <w:szCs w:val="21"/>
+        </w:rPr>
+        <w:t xml:space="preserve"> and enabling daily automated report delivery across ops and compliance teams.</w:t>
       </w:r>
     </w:p>
     <w:p>
@@ -1269,20 +1460,55 @@
           <w:ilvl w:val="0"/>
           <w:numId w:val="2"/>
         </w:numPr>
-        <w:ind w:left="284"/>
-        <w:rPr>
-          <w:rFonts w:ascii="Times New Roman" w:hAnsi="Times New Roman" w:cs="Times New Roman"/>
-          <w:sz w:val="21"/>
-          <w:szCs w:val="21"/>
-        </w:rPr>
-      </w:pPr>
-      <w:r>
-        <w:rPr>
-          <w:rFonts w:ascii="Times New Roman" w:hAnsi="Times New Roman" w:cs="Times New Roman"/>
-          <w:sz w:val="21"/>
-          <w:szCs w:val="21"/>
-        </w:rPr>
-        <w:t xml:space="preserve">Mentored 7 interns on Java, Spring Boot, internal tools, and dev workflows, accelerating their onboarding and project delivery. </w:t>
+        <w:rPr>
+          <w:rFonts w:ascii="Times New Roman" w:hAnsi="Times New Roman" w:cs="Times New Roman"/>
+          <w:sz w:val="21"/>
+          <w:szCs w:val="21"/>
+        </w:rPr>
+      </w:pPr>
+      <w:r>
+        <w:rPr>
+          <w:rFonts w:ascii="Times New Roman" w:hAnsi="Times New Roman" w:cs="Times New Roman"/>
+          <w:sz w:val="21"/>
+          <w:szCs w:val="21"/>
+        </w:rPr>
+        <w:t xml:space="preserve">Engineered IP and socket-based printing infrastructure for </w:t>
+      </w:r>
+      <w:proofErr w:type="spellStart"/>
+      <w:r>
+        <w:rPr>
+          <w:rFonts w:ascii="Times New Roman" w:hAnsi="Times New Roman" w:cs="Times New Roman"/>
+          <w:sz w:val="21"/>
+          <w:szCs w:val="21"/>
+        </w:rPr>
+        <w:t>FAShip</w:t>
+      </w:r>
+      <w:proofErr w:type="spellEnd"/>
+      <w:r>
+        <w:rPr>
+          <w:rFonts w:ascii="Times New Roman" w:hAnsi="Times New Roman" w:cs="Times New Roman"/>
+          <w:sz w:val="21"/>
+          <w:szCs w:val="21"/>
+        </w:rPr>
+        <w:t xml:space="preserve"> financial archiving system, eliminating manual print dependencies and enabling location-independent printing globally, streamlining </w:t>
+      </w:r>
+      <w:r>
+        <w:rPr>
+          <w:rFonts w:ascii="Times New Roman" w:hAnsi="Times New Roman" w:cs="Times New Roman"/>
+          <w:b/>
+          <w:bCs/>
+          <w:sz w:val="21"/>
+          <w:szCs w:val="21"/>
+        </w:rPr>
+        <w:t>1M+ pages/year</w:t>
+      </w:r>
+      <w:r>
+        <w:rPr>
+          <w:rFonts w:ascii="Times New Roman" w:hAnsi="Times New Roman" w:cs="Times New Roman"/>
+          <w:sz w:val="21"/>
+          <w:szCs w:val="21"/>
+        </w:rPr>
+        <w:t xml:space="preserve"> across multiple teams.</w:t>
       </w:r>
     </w:p>
     <w:p>
@@ -1292,20 +1518,37 @@
           <w:ilvl w:val="0"/>
           <w:numId w:val="2"/>
         </w:numPr>
-        <w:ind w:left="284"/>
-        <w:rPr>
-          <w:rFonts w:ascii="Times New Roman" w:hAnsi="Times New Roman" w:cs="Times New Roman"/>
-          <w:sz w:val="21"/>
-          <w:szCs w:val="21"/>
-        </w:rPr>
-      </w:pPr>
-      <w:r>
-        <w:rPr>
-          <w:rFonts w:ascii="Times New Roman" w:hAnsi="Times New Roman" w:cs="Times New Roman"/>
-          <w:sz w:val="21"/>
-          <w:szCs w:val="21"/>
-        </w:rPr>
-        <w:t>Built an internal portal vulnerability scanning tool using Python, awarded runners-up in firm-wide innovation competition.</w:t>
+        <w:rPr>
+          <w:rFonts w:ascii="Times New Roman" w:hAnsi="Times New Roman" w:cs="Times New Roman"/>
+          <w:sz w:val="21"/>
+          <w:szCs w:val="21"/>
+        </w:rPr>
+      </w:pPr>
+      <w:r>
+        <w:rPr>
+          <w:rFonts w:ascii="Times New Roman" w:hAnsi="Times New Roman" w:cs="Times New Roman"/>
+          <w:sz w:val="21"/>
+          <w:szCs w:val="21"/>
+        </w:rPr>
+        <w:t xml:space="preserve">Mentored </w:t>
+      </w:r>
+      <w:r>
+        <w:rPr>
+          <w:rFonts w:ascii="Times New Roman" w:hAnsi="Times New Roman" w:cs="Times New Roman"/>
+          <w:b/>
+          <w:bCs/>
+          <w:sz w:val="21"/>
+          <w:szCs w:val="21"/>
+        </w:rPr>
+        <w:t>7 interns</w:t>
+      </w:r>
+      <w:r>
+        <w:rPr>
+          <w:rFonts w:ascii="Times New Roman" w:hAnsi="Times New Roman" w:cs="Times New Roman"/>
+          <w:sz w:val="21"/>
+          <w:szCs w:val="21"/>
+        </w:rPr>
+        <w:t xml:space="preserve"> on Java, Spring Boot, and financial technology workflows, accelerating onboarding and project delivery.</w:t>
       </w:r>
     </w:p>
     <w:p>
@@ -1313,7 +1556,7 @@
         <w:pBdr>
           <w:bottom w:val="single" w:sz="6" w:space="1" w:color="000000"/>
         </w:pBdr>
-        <w:spacing w:before="120" w:after="40"/>
+        <w:spacing w:before="80" w:after="40"/>
         <w:rPr>
           <w:rFonts w:ascii="Times New Roman" w:hAnsi="Times New Roman" w:cs="Times New Roman"/>
           <w:color w:val="156082" w:themeColor="accent1"/>
@@ -1395,7 +1638,38 @@
           <w:szCs w:val="21"/>
         </w:rPr>
         <w:tab/>
-        <w:t>May 2025 - Present</w:t>
+      </w:r>
+      <w:r>
+        <w:rPr>
+          <w:rFonts w:ascii="Times New Roman" w:hAnsi="Times New Roman" w:cs="Times New Roman"/>
+          <w:sz w:val="21"/>
+          <w:szCs w:val="21"/>
+        </w:rPr>
+        <w:t>May</w:t>
+      </w:r>
+      <w:r>
+        <w:rPr>
+          <w:rFonts w:ascii="Times New Roman" w:hAnsi="Times New Roman" w:cs="Times New Roman"/>
+          <w:sz w:val="21"/>
+          <w:szCs w:val="21"/>
+        </w:rPr>
+        <w:t xml:space="preserve"> 202</w:t>
+      </w:r>
+      <w:r>
+        <w:rPr>
+          <w:rFonts w:ascii="Times New Roman" w:hAnsi="Times New Roman" w:cs="Times New Roman"/>
+          <w:sz w:val="21"/>
+          <w:szCs w:val="21"/>
+        </w:rPr>
+        <w:t>6</w:t>
+      </w:r>
+      <w:r>
+        <w:rPr>
+          <w:rFonts w:ascii="Times New Roman" w:hAnsi="Times New Roman" w:cs="Times New Roman"/>
+          <w:sz w:val="21"/>
+          <w:szCs w:val="21"/>
+        </w:rPr>
+        <w:t xml:space="preserve"> - Present</w:t>
       </w:r>
     </w:p>
     <w:p>
@@ -1405,20 +1679,73 @@
           <w:ilvl w:val="0"/>
           <w:numId w:val="2"/>
         </w:numPr>
-        <w:ind w:left="284"/>
-        <w:rPr>
-          <w:rFonts w:ascii="Times New Roman" w:hAnsi="Times New Roman" w:cs="Times New Roman"/>
-          <w:sz w:val="21"/>
-          <w:szCs w:val="21"/>
-        </w:rPr>
-      </w:pPr>
-      <w:r>
-        <w:rPr>
-          <w:rFonts w:ascii="Times New Roman" w:hAnsi="Times New Roman" w:cs="Times New Roman"/>
-          <w:sz w:val="21"/>
-          <w:szCs w:val="21"/>
-        </w:rPr>
-        <w:t>Founded an AI platform that modernizes legacy enterprise codebases with zero downtime. Designed a 6-stage automation pipeline handling Java upgrades, framework migrations, and UI modernization, achieving 0 compile-time errors in output.</w:t>
+        <w:rPr>
+          <w:rFonts w:ascii="Times New Roman" w:hAnsi="Times New Roman" w:cs="Times New Roman"/>
+          <w:sz w:val="21"/>
+          <w:szCs w:val="21"/>
+        </w:rPr>
+      </w:pPr>
+      <w:r>
+        <w:rPr>
+          <w:rFonts w:ascii="Times New Roman" w:hAnsi="Times New Roman" w:cs="Times New Roman"/>
+          <w:sz w:val="21"/>
+          <w:szCs w:val="21"/>
+        </w:rPr>
+        <w:t xml:space="preserve">Founded an AI platform targeting financial institutions with aging </w:t>
+      </w:r>
+      <w:r>
+        <w:rPr>
+          <w:rFonts w:ascii="Times New Roman" w:hAnsi="Times New Roman" w:cs="Times New Roman"/>
+          <w:b/>
+          <w:bCs/>
+          <w:sz w:val="21"/>
+          <w:szCs w:val="21"/>
+        </w:rPr>
+        <w:t>Java</w:t>
+      </w:r>
+      <w:r>
+        <w:rPr>
+          <w:rFonts w:ascii="Times New Roman" w:hAnsi="Times New Roman" w:cs="Times New Roman"/>
+          <w:sz w:val="21"/>
+          <w:szCs w:val="21"/>
+        </w:rPr>
+        <w:t xml:space="preserve"> stacks, designing a </w:t>
+      </w:r>
+      <w:r>
+        <w:rPr>
+          <w:rFonts w:ascii="Times New Roman" w:hAnsi="Times New Roman" w:cs="Times New Roman"/>
+          <w:b/>
+          <w:bCs/>
+          <w:sz w:val="21"/>
+          <w:szCs w:val="21"/>
+        </w:rPr>
+        <w:t>6-stage agentic pipeline</w:t>
+      </w:r>
+      <w:r>
+        <w:rPr>
+          <w:rFonts w:ascii="Times New Roman" w:hAnsi="Times New Roman" w:cs="Times New Roman"/>
+          <w:sz w:val="21"/>
+          <w:szCs w:val="21"/>
+        </w:rPr>
+        <w:t xml:space="preserve"> for Java upgrades, framework migrations, and UI modernization, achieving </w:t>
+      </w:r>
+      <w:r>
+        <w:rPr>
+          <w:rFonts w:ascii="Times New Roman" w:hAnsi="Times New Roman" w:cs="Times New Roman"/>
+          <w:b/>
+          <w:bCs/>
+          <w:sz w:val="21"/>
+          <w:szCs w:val="21"/>
+        </w:rPr>
+        <w:t>0 compile-time errors</w:t>
+      </w:r>
+      <w:r>
+        <w:rPr>
+          <w:rFonts w:ascii="Times New Roman" w:hAnsi="Times New Roman" w:cs="Times New Roman"/>
+          <w:sz w:val="21"/>
+          <w:szCs w:val="21"/>
+        </w:rPr>
+        <w:t xml:space="preserve"> in output with zero downtime. </w:t>
       </w:r>
     </w:p>
     <w:p>
@@ -1428,68 +1755,73 @@
           <w:ilvl w:val="0"/>
           <w:numId w:val="2"/>
         </w:numPr>
-        <w:ind w:left="284"/>
-        <w:rPr>
-          <w:rFonts w:ascii="Times New Roman" w:hAnsi="Times New Roman" w:cs="Times New Roman"/>
-          <w:sz w:val="21"/>
-          <w:szCs w:val="21"/>
-        </w:rPr>
-      </w:pPr>
-      <w:r>
-        <w:rPr>
-          <w:rFonts w:ascii="Times New Roman" w:hAnsi="Times New Roman" w:cs="Times New Roman"/>
-          <w:sz w:val="21"/>
-          <w:szCs w:val="21"/>
-        </w:rPr>
-        <w:t>Developing a React</w:t>
-      </w:r>
-      <w:r>
-        <w:rPr>
-          <w:rFonts w:ascii="Times New Roman" w:hAnsi="Times New Roman" w:cs="Times New Roman"/>
-          <w:sz w:val="21"/>
-          <w:szCs w:val="21"/>
-        </w:rPr>
-        <w:t xml:space="preserve"> </w:t>
-      </w:r>
-      <w:r>
-        <w:rPr>
-          <w:rFonts w:ascii="Times New Roman" w:hAnsi="Times New Roman" w:cs="Times New Roman"/>
-          <w:sz w:val="21"/>
-          <w:szCs w:val="21"/>
-        </w:rPr>
-        <w:t>+</w:t>
-      </w:r>
-      <w:r>
-        <w:rPr>
-          <w:rFonts w:ascii="Times New Roman" w:hAnsi="Times New Roman" w:cs="Times New Roman"/>
-          <w:sz w:val="21"/>
-          <w:szCs w:val="21"/>
-        </w:rPr>
-        <w:t xml:space="preserve"> </w:t>
-      </w:r>
-      <w:r>
-        <w:rPr>
-          <w:rFonts w:ascii="Times New Roman" w:hAnsi="Times New Roman" w:cs="Times New Roman"/>
-          <w:sz w:val="21"/>
-          <w:szCs w:val="21"/>
-        </w:rPr>
-        <w:t>Vite frontend with interactive dashboards for performance profiling, equivalence testing, and code validation, reducing response latency by ~73% and modernization costs by up to 60%</w:t>
-      </w:r>
-      <w:r>
-        <w:rPr>
-          <w:rFonts w:ascii="Times New Roman" w:hAnsi="Times New Roman" w:cs="Times New Roman"/>
-          <w:sz w:val="21"/>
-          <w:szCs w:val="21"/>
-        </w:rPr>
-        <w:t xml:space="preserve"> compared to manual modernization</w:t>
-      </w:r>
-      <w:r>
-        <w:rPr>
-          <w:rFonts w:ascii="Times New Roman" w:hAnsi="Times New Roman" w:cs="Times New Roman"/>
-          <w:sz w:val="21"/>
-          <w:szCs w:val="21"/>
-        </w:rPr>
-        <w:t>.</w:t>
+        <w:rPr>
+          <w:rFonts w:ascii="Times New Roman" w:hAnsi="Times New Roman" w:cs="Times New Roman"/>
+          <w:sz w:val="21"/>
+          <w:szCs w:val="21"/>
+        </w:rPr>
+      </w:pPr>
+      <w:r>
+        <w:rPr>
+          <w:rFonts w:ascii="Times New Roman" w:hAnsi="Times New Roman" w:cs="Times New Roman"/>
+          <w:sz w:val="21"/>
+          <w:szCs w:val="21"/>
+        </w:rPr>
+        <w:t xml:space="preserve">Architected </w:t>
+      </w:r>
+      <w:r>
+        <w:rPr>
+          <w:rFonts w:ascii="Times New Roman" w:hAnsi="Times New Roman" w:cs="Times New Roman"/>
+          <w:b/>
+          <w:bCs/>
+          <w:sz w:val="21"/>
+          <w:szCs w:val="21"/>
+        </w:rPr>
+        <w:t>React + Vite</w:t>
+      </w:r>
+      <w:r>
+        <w:rPr>
+          <w:rFonts w:ascii="Times New Roman" w:hAnsi="Times New Roman" w:cs="Times New Roman"/>
+          <w:sz w:val="21"/>
+          <w:szCs w:val="21"/>
+        </w:rPr>
+        <w:t xml:space="preserve"> frontend with dashboards for performance profiling, equivalence testing, and code validation, projecting </w:t>
+      </w:r>
+      <w:r>
+        <w:rPr>
+          <w:rFonts w:ascii="Times New Roman" w:hAnsi="Times New Roman" w:cs="Times New Roman"/>
+          <w:b/>
+          <w:bCs/>
+          <w:sz w:val="21"/>
+          <w:szCs w:val="21"/>
+        </w:rPr>
+        <w:t>~73%</w:t>
+      </w:r>
+      <w:r>
+        <w:rPr>
+          <w:rFonts w:ascii="Times New Roman" w:hAnsi="Times New Roman" w:cs="Times New Roman"/>
+          <w:sz w:val="21"/>
+          <w:szCs w:val="21"/>
+        </w:rPr>
+        <w:t xml:space="preserve"> response latency reduction and up to </w:t>
+      </w:r>
+      <w:r>
+        <w:rPr>
+          <w:rFonts w:ascii="Times New Roman" w:hAnsi="Times New Roman" w:cs="Times New Roman"/>
+          <w:b/>
+          <w:bCs/>
+          <w:sz w:val="21"/>
+          <w:szCs w:val="21"/>
+        </w:rPr>
+        <w:t>60%</w:t>
+      </w:r>
+      <w:r>
+        <w:rPr>
+          <w:rFonts w:ascii="Times New Roman" w:hAnsi="Times New Roman" w:cs="Times New Roman"/>
+          <w:sz w:val="21"/>
+          <w:szCs w:val="21"/>
+        </w:rPr>
+        <w:t xml:space="preserve"> cost savings vs. manual modernization.</w:t>
       </w:r>
     </w:p>
     <w:p>
@@ -1500,19 +1832,21 @@
         <w:spacing w:before="80"/>
         <w:rPr>
           <w:rFonts w:ascii="Times New Roman" w:hAnsi="Times New Roman" w:cs="Times New Roman"/>
-          <w:sz w:val="21"/>
-          <w:szCs w:val="21"/>
-        </w:rPr>
-      </w:pPr>
-      <w:r>
-        <w:rPr>
-          <w:rFonts w:ascii="Times New Roman" w:hAnsi="Times New Roman" w:cs="Times New Roman"/>
-          <w:b/>
-          <w:bCs/>
-          <w:sz w:val="21"/>
-          <w:szCs w:val="21"/>
-        </w:rPr>
-        <w:t>AI Prompt Optimizer</w:t>
+          <w:b/>
+          <w:bCs/>
+          <w:sz w:val="21"/>
+          <w:szCs w:val="21"/>
+        </w:rPr>
+      </w:pPr>
+      <w:r>
+        <w:rPr>
+          <w:rFonts w:ascii="Times New Roman" w:hAnsi="Times New Roman" w:cs="Times New Roman"/>
+          <w:b/>
+          <w:bCs/>
+          <w:sz w:val="21"/>
+          <w:szCs w:val="21"/>
+        </w:rPr>
+        <w:t>MIRA</w:t>
       </w:r>
       <w:r>
         <w:rPr>
@@ -1524,56 +1858,68 @@
         </w:rPr>
         <w:t xml:space="preserve"> (</w:t>
       </w:r>
-      <w:hyperlink r:id="rId11" w:history="1">
-        <w:r>
-          <w:rPr>
-            <w:rStyle w:val="Hyperlink"/>
-            <w:rFonts w:ascii="Times New Roman" w:hAnsi="Times New Roman" w:cs="Times New Roman"/>
-            <w:b/>
-            <w:bCs/>
-            <w:sz w:val="21"/>
-            <w:szCs w:val="21"/>
-          </w:rPr>
-          <w:t>github.com/</w:t>
-        </w:r>
-        <w:proofErr w:type="spellStart"/>
-        <w:r>
-          <w:rPr>
-            <w:rStyle w:val="Hyperlink"/>
-            <w:rFonts w:ascii="Times New Roman" w:hAnsi="Times New Roman" w:cs="Times New Roman"/>
-            <w:b/>
-            <w:bCs/>
-            <w:sz w:val="21"/>
-            <w:szCs w:val="21"/>
-          </w:rPr>
-          <w:t>jayasriharshitakoneti</w:t>
-        </w:r>
-        <w:proofErr w:type="spellEnd"/>
-        <w:r>
-          <w:rPr>
-            <w:rStyle w:val="Hyperlink"/>
-            <w:rFonts w:ascii="Times New Roman" w:hAnsi="Times New Roman" w:cs="Times New Roman"/>
-            <w:b/>
-            <w:bCs/>
-            <w:sz w:val="21"/>
-            <w:szCs w:val="21"/>
-          </w:rPr>
-          <w:t>/Prompt-</w:t>
-        </w:r>
-        <w:proofErr w:type="spellStart"/>
-        <w:r>
-          <w:rPr>
-            <w:rStyle w:val="Hyperlink"/>
-            <w:rFonts w:ascii="Times New Roman" w:hAnsi="Times New Roman" w:cs="Times New Roman"/>
-            <w:b/>
-            <w:bCs/>
-            <w:sz w:val="21"/>
-            <w:szCs w:val="21"/>
-          </w:rPr>
-          <w:t>Optimizer.git</w:t>
-        </w:r>
-        <w:proofErr w:type="spellEnd"/>
-      </w:hyperlink>
+      <w:proofErr w:type="spellStart"/>
+      <w:r>
+        <w:rPr>
+          <w:rFonts w:ascii="Times New Roman" w:hAnsi="Times New Roman" w:cs="Times New Roman"/>
+          <w:b/>
+          <w:bCs/>
+          <w:sz w:val="21"/>
+          <w:szCs w:val="21"/>
+        </w:rPr>
+        <w:fldChar w:fldCharType="begin"/>
+      </w:r>
+      <w:r>
+        <w:rPr>
+          <w:rFonts w:ascii="Times New Roman" w:hAnsi="Times New Roman" w:cs="Times New Roman"/>
+          <w:b/>
+          <w:bCs/>
+          <w:sz w:val="21"/>
+          <w:szCs w:val="21"/>
+        </w:rPr>
+        <w:instrText>HYPERLINK "C:\\Official\\HarshiResumes\\www.miraprep.vercel.app"</w:instrText>
+      </w:r>
+      <w:r>
+        <w:rPr>
+          <w:rFonts w:ascii="Times New Roman" w:hAnsi="Times New Roman" w:cs="Times New Roman"/>
+          <w:b/>
+          <w:bCs/>
+          <w:sz w:val="21"/>
+          <w:szCs w:val="21"/>
+        </w:rPr>
+      </w:r>
+      <w:r>
+        <w:rPr>
+          <w:rFonts w:ascii="Times New Roman" w:hAnsi="Times New Roman" w:cs="Times New Roman"/>
+          <w:b/>
+          <w:bCs/>
+          <w:sz w:val="21"/>
+          <w:szCs w:val="21"/>
+        </w:rPr>
+        <w:fldChar w:fldCharType="separate"/>
+      </w:r>
+      <w:r>
+        <w:rPr>
+          <w:rStyle w:val="Hyperlink"/>
+          <w:rFonts w:ascii="Times New Roman" w:hAnsi="Times New Roman" w:cs="Times New Roman"/>
+          <w:b/>
+          <w:bCs/>
+          <w:sz w:val="21"/>
+          <w:szCs w:val="21"/>
+        </w:rPr>
+        <w:t>miraprep.vercel.app</w:t>
+      </w:r>
+      <w:proofErr w:type="spellEnd"/>
+      <w:r>
+        <w:rPr>
+          <w:rFonts w:ascii="Times New Roman" w:hAnsi="Times New Roman" w:cs="Times New Roman"/>
+          <w:b/>
+          <w:bCs/>
+          <w:sz w:val="21"/>
+          <w:szCs w:val="21"/>
+        </w:rPr>
+        <w:fldChar w:fldCharType="end"/>
+      </w:r>
       <w:r>
         <w:rPr>
           <w:rFonts w:ascii="Times New Roman" w:hAnsi="Times New Roman" w:cs="Times New Roman"/>
@@ -1591,7 +1937,14 @@
           <w:szCs w:val="21"/>
         </w:rPr>
         <w:tab/>
-        <w:t>Dec 2025</w:t>
+      </w:r>
+      <w:r>
+        <w:rPr>
+          <w:rFonts w:ascii="Times New Roman" w:hAnsi="Times New Roman" w:cs="Times New Roman"/>
+          <w:sz w:val="21"/>
+          <w:szCs w:val="21"/>
+        </w:rPr>
+        <w:t>Apr 2026</w:t>
       </w:r>
     </w:p>
     <w:p>
@@ -1601,33 +1954,88 @@
           <w:ilvl w:val="0"/>
           <w:numId w:val="2"/>
         </w:numPr>
-        <w:ind w:left="284"/>
-        <w:rPr>
-          <w:rFonts w:ascii="Times New Roman" w:hAnsi="Times New Roman" w:cs="Times New Roman"/>
-          <w:sz w:val="21"/>
-          <w:szCs w:val="21"/>
-        </w:rPr>
-      </w:pPr>
-      <w:r>
-        <w:rPr>
-          <w:rFonts w:ascii="Times New Roman" w:hAnsi="Times New Roman" w:cs="Times New Roman"/>
-          <w:sz w:val="21"/>
-          <w:szCs w:val="21"/>
-        </w:rPr>
-        <w:t xml:space="preserve">Built </w:t>
-      </w:r>
-      <w:r>
-        <w:rPr>
-          <w:rFonts w:ascii="Times New Roman" w:hAnsi="Times New Roman" w:cs="Times New Roman"/>
-          <w:sz w:val="21"/>
-          <w:szCs w:val="21"/>
-        </w:rPr>
-        <w:t xml:space="preserve">a Flask + </w:t>
+        <w:rPr>
+          <w:rFonts w:ascii="Times New Roman" w:hAnsi="Times New Roman" w:cs="Times New Roman"/>
+          <w:sz w:val="21"/>
+          <w:szCs w:val="21"/>
+        </w:rPr>
+      </w:pPr>
+      <w:r>
+        <w:rPr>
+          <w:rFonts w:ascii="Times New Roman" w:hAnsi="Times New Roman" w:cs="Times New Roman"/>
+          <w:sz w:val="21"/>
+          <w:szCs w:val="21"/>
+        </w:rPr>
+        <w:t xml:space="preserve">Co-built </w:t>
+      </w:r>
+      <w:r>
+        <w:rPr>
+          <w:rFonts w:ascii="Times New Roman" w:hAnsi="Times New Roman" w:cs="Times New Roman"/>
+          <w:sz w:val="21"/>
+          <w:szCs w:val="21"/>
+        </w:rPr>
+        <w:t xml:space="preserve">and </w:t>
+      </w:r>
+      <w:r>
+        <w:rPr>
+          <w:rFonts w:ascii="Times New Roman" w:hAnsi="Times New Roman" w:cs="Times New Roman"/>
+          <w:sz w:val="21"/>
+          <w:szCs w:val="21"/>
+        </w:rPr>
+        <w:t xml:space="preserve">deployed AI mock interview platform using </w:t>
+      </w:r>
+      <w:r>
+        <w:rPr>
+          <w:rFonts w:ascii="Times New Roman" w:hAnsi="Times New Roman" w:cs="Times New Roman"/>
+          <w:b/>
+          <w:bCs/>
+          <w:sz w:val="21"/>
+          <w:szCs w:val="21"/>
+        </w:rPr>
+        <w:t xml:space="preserve">Next.js, </w:t>
       </w:r>
       <w:proofErr w:type="spellStart"/>
       <w:r>
         <w:rPr>
           <w:rFonts w:ascii="Times New Roman" w:hAnsi="Times New Roman" w:cs="Times New Roman"/>
+          <w:b/>
+          <w:bCs/>
+          <w:sz w:val="21"/>
+          <w:szCs w:val="21"/>
+        </w:rPr>
+        <w:t>Supabase</w:t>
+      </w:r>
+      <w:proofErr w:type="spellEnd"/>
+      <w:r>
+        <w:rPr>
+          <w:rFonts w:ascii="Times New Roman" w:hAnsi="Times New Roman" w:cs="Times New Roman"/>
+          <w:sz w:val="21"/>
+          <w:szCs w:val="21"/>
+        </w:rPr>
+        <w:t xml:space="preserve">, and a </w:t>
+      </w:r>
+      <w:r>
+        <w:rPr>
+          <w:rFonts w:ascii="Times New Roman" w:hAnsi="Times New Roman" w:cs="Times New Roman"/>
+          <w:b/>
+          <w:bCs/>
+          <w:sz w:val="21"/>
+          <w:szCs w:val="21"/>
+        </w:rPr>
+        <w:t>multi-model AI gateway</w:t>
+      </w:r>
+      <w:r>
+        <w:rPr>
+          <w:rFonts w:ascii="Times New Roman" w:hAnsi="Times New Roman" w:cs="Times New Roman"/>
+          <w:sz w:val="21"/>
+          <w:szCs w:val="21"/>
+        </w:rPr>
+        <w:t xml:space="preserve"> (Gemini + </w:t>
+      </w:r>
+      <w:proofErr w:type="spellStart"/>
+      <w:r>
+        <w:rPr>
+          <w:rFonts w:ascii="Times New Roman" w:hAnsi="Times New Roman" w:cs="Times New Roman"/>
           <w:sz w:val="21"/>
           <w:szCs w:val="21"/>
         </w:rPr>
@@ -1640,7 +2048,43 @@
           <w:sz w:val="21"/>
           <w:szCs w:val="21"/>
         </w:rPr>
-        <w:t xml:space="preserve"> web app to optimize vague prompts and recommend the best model, supporting 6 LLMs across 3 providers.</w:t>
+        <w:t>) with real-time voice-based interviews, dynamic follow-up questioning, and structured performance reports. Owned CI/CD pipeline (</w:t>
+      </w:r>
+      <w:r>
+        <w:rPr>
+          <w:rFonts w:ascii="Times New Roman" w:hAnsi="Times New Roman" w:cs="Times New Roman"/>
+          <w:b/>
+          <w:bCs/>
+          <w:sz w:val="21"/>
+          <w:szCs w:val="21"/>
+        </w:rPr>
+        <w:t>11-stage</w:t>
+      </w:r>
+      <w:r>
+        <w:rPr>
+          <w:rFonts w:ascii="Times New Roman" w:hAnsi="Times New Roman" w:cs="Times New Roman"/>
+          <w:sz w:val="21"/>
+          <w:szCs w:val="21"/>
+        </w:rPr>
+        <w:t xml:space="preserve">), session state machine, and </w:t>
+      </w:r>
+      <w:r>
+        <w:rPr>
+          <w:rFonts w:ascii="Times New Roman" w:hAnsi="Times New Roman" w:cs="Times New Roman"/>
+          <w:b/>
+          <w:bCs/>
+          <w:sz w:val="21"/>
+          <w:szCs w:val="21"/>
+        </w:rPr>
+        <w:t>E2E</w:t>
+      </w:r>
+      <w:r>
+        <w:rPr>
+          <w:rFonts w:ascii="Times New Roman" w:hAnsi="Times New Roman" w:cs="Times New Roman"/>
+          <w:sz w:val="21"/>
+          <w:szCs w:val="21"/>
+        </w:rPr>
+        <w:t xml:space="preserve"> test infrastructure. </w:t>
       </w:r>
     </w:p>
     <w:p>
@@ -1650,51 +2094,73 @@
           <w:ilvl w:val="0"/>
           <w:numId w:val="2"/>
         </w:numPr>
-        <w:ind w:left="284"/>
-        <w:rPr>
-          <w:rFonts w:ascii="Times New Roman" w:hAnsi="Times New Roman" w:cs="Times New Roman"/>
-          <w:sz w:val="21"/>
-          <w:szCs w:val="21"/>
-        </w:rPr>
-      </w:pPr>
-      <w:r>
-        <w:rPr>
-          <w:rFonts w:ascii="Times New Roman" w:hAnsi="Times New Roman" w:cs="Times New Roman"/>
-          <w:sz w:val="21"/>
-          <w:szCs w:val="21"/>
-        </w:rPr>
-        <w:t>Implemented 5 prompt engineering techniques including Chain-of-Thought and few-shot with JSON, YAML, and MD output, improving response relevance by ~35% across 50+ test cases.</w:t>
-      </w:r>
-    </w:p>
-    <w:p>
-      <w:pPr>
-        <w:pStyle w:val="ListParagraph"/>
-        <w:numPr>
-          <w:ilvl w:val="0"/>
-          <w:numId w:val="2"/>
-        </w:numPr>
-        <w:ind w:left="284"/>
-        <w:rPr>
-          <w:rFonts w:ascii="Times New Roman" w:hAnsi="Times New Roman" w:cs="Times New Roman"/>
-          <w:sz w:val="21"/>
-          <w:szCs w:val="21"/>
-        </w:rPr>
-      </w:pPr>
-      <w:r>
-        <w:rPr>
-          <w:rFonts w:ascii="Times New Roman" w:hAnsi="Times New Roman" w:cs="Times New Roman"/>
-          <w:sz w:val="21"/>
-          <w:szCs w:val="21"/>
-        </w:rPr>
-        <w:t xml:space="preserve">Designed a UI with clipboard integration and model comparison, processing 10,000+ characters with </w:t>
-      </w:r>
-      <w:r>
-        <w:rPr>
-          <w:rFonts w:ascii="Times New Roman" w:hAnsi="Times New Roman" w:cs="Times New Roman"/>
-          <w:sz w:val="21"/>
-          <w:szCs w:val="21"/>
-        </w:rPr>
-        <w:t>latency &lt; 3s.</w:t>
+        <w:rPr>
+          <w:rFonts w:ascii="Times New Roman" w:hAnsi="Times New Roman" w:cs="Times New Roman"/>
+          <w:sz w:val="21"/>
+          <w:szCs w:val="21"/>
+        </w:rPr>
+      </w:pPr>
+      <w:r>
+        <w:rPr>
+          <w:rFonts w:ascii="Times New Roman" w:hAnsi="Times New Roman" w:cs="Times New Roman"/>
+          <w:sz w:val="21"/>
+          <w:szCs w:val="21"/>
+        </w:rPr>
+        <w:t xml:space="preserve">Authored and </w:t>
+      </w:r>
+      <w:r>
+        <w:rPr>
+          <w:rFonts w:ascii="Times New Roman" w:hAnsi="Times New Roman" w:cs="Times New Roman"/>
+          <w:b/>
+          <w:bCs/>
+          <w:sz w:val="21"/>
+          <w:szCs w:val="21"/>
+        </w:rPr>
+        <w:t>open-sourced</w:t>
+      </w:r>
+      <w:r>
+        <w:rPr>
+          <w:rFonts w:ascii="Times New Roman" w:hAnsi="Times New Roman" w:cs="Times New Roman"/>
+          <w:sz w:val="21"/>
+          <w:szCs w:val="21"/>
+        </w:rPr>
+        <w:t xml:space="preserve"> Codie, a </w:t>
+      </w:r>
+      <w:r>
+        <w:rPr>
+          <w:rFonts w:ascii="Times New Roman" w:hAnsi="Times New Roman" w:cs="Times New Roman"/>
+          <w:b/>
+          <w:bCs/>
+          <w:sz w:val="21"/>
+          <w:szCs w:val="21"/>
+        </w:rPr>
+        <w:t>Claude Code plugin</w:t>
+      </w:r>
+      <w:r>
+        <w:rPr>
+          <w:rFonts w:ascii="Times New Roman" w:hAnsi="Times New Roman" w:cs="Times New Roman"/>
+          <w:sz w:val="21"/>
+          <w:szCs w:val="21"/>
+        </w:rPr>
+        <w:t xml:space="preserve"> that acts as a Socratic DSA mentor, guiding users to solutions through targeted questions and hints without revealing answers, eliminating passive solution-watching for </w:t>
+      </w:r>
+      <w:proofErr w:type="spellStart"/>
+      <w:r>
+        <w:rPr>
+          <w:rFonts w:ascii="Times New Roman" w:hAnsi="Times New Roman" w:cs="Times New Roman"/>
+          <w:sz w:val="21"/>
+          <w:szCs w:val="21"/>
+        </w:rPr>
+        <w:t>LeetCode</w:t>
+      </w:r>
+      <w:proofErr w:type="spellEnd"/>
+      <w:r>
+        <w:rPr>
+          <w:rFonts w:ascii="Times New Roman" w:hAnsi="Times New Roman" w:cs="Times New Roman"/>
+          <w:sz w:val="21"/>
+          <w:szCs w:val="21"/>
+        </w:rPr>
+        <w:t>/NeetCode prep.</w:t>
       </w:r>
     </w:p>
     <w:p>
@@ -1702,7 +2168,7 @@
         <w:pBdr>
           <w:bottom w:val="single" w:sz="6" w:space="1" w:color="000000"/>
         </w:pBdr>
-        <w:spacing w:before="120" w:after="40"/>
+        <w:spacing w:before="80" w:after="40"/>
         <w:rPr>
           <w:rFonts w:ascii="Times New Roman" w:hAnsi="Times New Roman" w:cs="Times New Roman"/>
           <w:color w:val="156082" w:themeColor="accent1"/>
@@ -1749,7 +2215,7 @@
           <w:szCs w:val="21"/>
         </w:rPr>
         <w:tab/>
-        <w:t>Expected Aug 2026</w:t>
+        <w:t>Aug 2026</w:t>
       </w:r>
     </w:p>
     <w:p>
@@ -1766,7 +2232,63 @@
           <w:sz w:val="21"/>
           <w:szCs w:val="21"/>
         </w:rPr>
-        <w:t>Master of Science in Computer Science | GPA: 3.7/4 | Received Graduate Leadership Institute Certification (Fall 2024)</w:t>
+        <w:t xml:space="preserve">Master of Science in </w:t>
+      </w:r>
+      <w:r>
+        <w:rPr>
+          <w:rFonts w:ascii="Times New Roman" w:hAnsi="Times New Roman" w:cs="Times New Roman"/>
+          <w:b/>
+          <w:bCs/>
+          <w:sz w:val="21"/>
+          <w:szCs w:val="21"/>
+        </w:rPr>
+        <w:t>Computer Science</w:t>
+      </w:r>
+      <w:r>
+        <w:rPr>
+          <w:rFonts w:ascii="Times New Roman" w:hAnsi="Times New Roman" w:cs="Times New Roman"/>
+          <w:sz w:val="21"/>
+          <w:szCs w:val="21"/>
+        </w:rPr>
+        <w:t xml:space="preserve"> | </w:t>
+      </w:r>
+      <w:r>
+        <w:rPr>
+          <w:rFonts w:ascii="Times New Roman" w:hAnsi="Times New Roman" w:cs="Times New Roman"/>
+          <w:b/>
+          <w:bCs/>
+          <w:sz w:val="21"/>
+          <w:szCs w:val="21"/>
+        </w:rPr>
+        <w:t>GPA: 3.</w:t>
+      </w:r>
+      <w:r>
+        <w:rPr>
+          <w:rFonts w:ascii="Times New Roman" w:hAnsi="Times New Roman" w:cs="Times New Roman"/>
+          <w:b/>
+          <w:bCs/>
+          <w:sz w:val="21"/>
+          <w:szCs w:val="21"/>
+        </w:rPr>
+        <w:t>8</w:t>
+      </w:r>
+      <w:r>
+        <w:rPr>
+          <w:rFonts w:ascii="Times New Roman" w:hAnsi="Times New Roman" w:cs="Times New Roman"/>
+          <w:b/>
+          <w:bCs/>
+          <w:sz w:val="21"/>
+          <w:szCs w:val="21"/>
+        </w:rPr>
+        <w:t>/4</w:t>
+      </w:r>
+      <w:r>
+        <w:rPr>
+          <w:rFonts w:ascii="Times New Roman" w:hAnsi="Times New Roman" w:cs="Times New Roman"/>
+          <w:sz w:val="21"/>
+          <w:szCs w:val="21"/>
+        </w:rPr>
+        <w:t xml:space="preserve"> | Received Graduate Leadership Institute Certification (Fall 2024)</w:t>
       </w:r>
     </w:p>
     <w:p>
@@ -1774,7 +2296,7 @@
         <w:pBdr>
           <w:bottom w:val="single" w:sz="6" w:space="1" w:color="000000"/>
         </w:pBdr>
-        <w:spacing w:before="120" w:after="40"/>
+        <w:spacing w:before="80" w:after="40"/>
         <w:rPr>
           <w:rFonts w:ascii="Times New Roman" w:hAnsi="Times New Roman" w:cs="Times New Roman"/>
           <w:color w:val="156082" w:themeColor="accent1"/>
@@ -1809,15 +2331,31 @@
           <w:sz w:val="21"/>
           <w:szCs w:val="21"/>
         </w:rPr>
-        <w:t xml:space="preserve">Programming Languages: </w:t>
-      </w:r>
-      <w:r>
-        <w:rPr>
-          <w:rFonts w:ascii="Times New Roman" w:hAnsi="Times New Roman" w:cs="Times New Roman"/>
-          <w:sz w:val="21"/>
-          <w:szCs w:val="21"/>
-        </w:rPr>
-        <w:t>Java, Python, JavaScript, Dart, TypeScript, C#</w:t>
+        <w:t>AI/GenAI &amp; LLMs:</w:t>
+      </w:r>
+      <w:r>
+        <w:rPr>
+          <w:rFonts w:ascii="Times New Roman" w:hAnsi="Times New Roman" w:cs="Times New Roman"/>
+          <w:sz w:val="21"/>
+          <w:szCs w:val="21"/>
+        </w:rPr>
+        <w:t xml:space="preserve"> GraphRAG, RAG, Prompt Engineering, MCP, A2A, LangChain4j, OpenAI, </w:t>
+      </w:r>
+      <w:r>
+        <w:rPr>
+          <w:rFonts w:ascii="Times New Roman" w:hAnsi="Times New Roman" w:cs="Times New Roman"/>
+          <w:sz w:val="21"/>
+          <w:szCs w:val="21"/>
+        </w:rPr>
+        <w:t>Bedrock</w:t>
+      </w:r>
+      <w:r>
+        <w:rPr>
+          <w:rFonts w:ascii="Times New Roman" w:hAnsi="Times New Roman" w:cs="Times New Roman"/>
+          <w:sz w:val="21"/>
+          <w:szCs w:val="21"/>
+        </w:rPr>
+        <w:t>, Hugging Face, Pandas</w:t>
       </w:r>
     </w:p>
     <w:p>
@@ -1836,51 +2374,15 @@
           <w:sz w:val="21"/>
           <w:szCs w:val="21"/>
         </w:rPr>
-        <w:t xml:space="preserve">Backend: </w:t>
-      </w:r>
-      <w:r>
-        <w:rPr>
-          <w:rFonts w:ascii="Times New Roman" w:hAnsi="Times New Roman" w:cs="Times New Roman"/>
-          <w:sz w:val="21"/>
-          <w:szCs w:val="21"/>
-        </w:rPr>
-        <w:t xml:space="preserve">Spring Boot, Node.js, Express.js, Next.js, Kafka, Flask, REST, </w:t>
-      </w:r>
-      <w:proofErr w:type="spellStart"/>
-      <w:r>
-        <w:rPr>
-          <w:rFonts w:ascii="Times New Roman" w:hAnsi="Times New Roman" w:cs="Times New Roman"/>
-          <w:sz w:val="21"/>
-          <w:szCs w:val="21"/>
-        </w:rPr>
-        <w:t>gRPC</w:t>
-      </w:r>
-      <w:proofErr w:type="spellEnd"/>
-      <w:r>
-        <w:rPr>
-          <w:rFonts w:ascii="Times New Roman" w:hAnsi="Times New Roman" w:cs="Times New Roman"/>
-          <w:sz w:val="21"/>
-          <w:szCs w:val="21"/>
-        </w:rPr>
-        <w:t xml:space="preserve">, </w:t>
-      </w:r>
-      <w:proofErr w:type="spellStart"/>
-      <w:r>
-        <w:rPr>
-          <w:rFonts w:ascii="Times New Roman" w:hAnsi="Times New Roman" w:cs="Times New Roman"/>
-          <w:sz w:val="21"/>
-          <w:szCs w:val="21"/>
-        </w:rPr>
-        <w:t>FastAPI</w:t>
-      </w:r>
-      <w:proofErr w:type="spellEnd"/>
-      <w:r>
-        <w:rPr>
-          <w:rFonts w:ascii="Times New Roman" w:hAnsi="Times New Roman" w:cs="Times New Roman"/>
-          <w:sz w:val="21"/>
-          <w:szCs w:val="21"/>
-        </w:rPr>
-        <w:t>, JWT, OAuth</w:t>
+        <w:t>Data:</w:t>
+      </w:r>
+      <w:r>
+        <w:rPr>
+          <w:rFonts w:ascii="Times New Roman" w:hAnsi="Times New Roman" w:cs="Times New Roman"/>
+          <w:sz w:val="21"/>
+          <w:szCs w:val="21"/>
+        </w:rPr>
+        <w:t xml:space="preserve"> Snowflake, Neo4j, Oracle, Kafka, PostgreSQL, MongoDB, Redis</w:t>
       </w:r>
     </w:p>
     <w:p>
@@ -1899,15 +2401,31 @@
           <w:sz w:val="21"/>
           <w:szCs w:val="21"/>
         </w:rPr>
-        <w:t xml:space="preserve">Frontend: </w:t>
-      </w:r>
-      <w:r>
-        <w:rPr>
-          <w:rFonts w:ascii="Times New Roman" w:hAnsi="Times New Roman" w:cs="Times New Roman"/>
-          <w:sz w:val="21"/>
-          <w:szCs w:val="21"/>
-        </w:rPr>
-        <w:t xml:space="preserve">React, Angular, Flutter, </w:t>
+        <w:t>Languages &amp; Frameworks:</w:t>
+      </w:r>
+      <w:r>
+        <w:rPr>
+          <w:rFonts w:ascii="Times New Roman" w:hAnsi="Times New Roman" w:cs="Times New Roman"/>
+          <w:sz w:val="21"/>
+          <w:szCs w:val="21"/>
+        </w:rPr>
+        <w:t xml:space="preserve"> Python, Java</w:t>
+      </w:r>
+      <w:r>
+        <w:rPr>
+          <w:rFonts w:ascii="Times New Roman" w:hAnsi="Times New Roman" w:cs="Times New Roman"/>
+          <w:sz w:val="21"/>
+          <w:szCs w:val="21"/>
+        </w:rPr>
+        <w:t>, Spring Boot</w:t>
+      </w:r>
+      <w:r>
+        <w:rPr>
+          <w:rFonts w:ascii="Times New Roman" w:hAnsi="Times New Roman" w:cs="Times New Roman"/>
+          <w:sz w:val="21"/>
+          <w:szCs w:val="21"/>
+        </w:rPr>
+        <w:t xml:space="preserve">, JavaScript, React, Angular, Next.js, Flutter, Tailwind, </w:t>
       </w:r>
       <w:proofErr w:type="spellStart"/>
       <w:r>
@@ -1916,7 +2434,7 @@
           <w:sz w:val="21"/>
           <w:szCs w:val="21"/>
         </w:rPr>
-        <w:t>MaterialUI</w:t>
+        <w:t>FastAPI</w:t>
       </w:r>
       <w:proofErr w:type="spellEnd"/>
       <w:r>
@@ -1925,7 +2443,7 @@
           <w:sz w:val="21"/>
           <w:szCs w:val="21"/>
         </w:rPr>
-        <w:t>, Tailwind, Android</w:t>
+        <w:t>, Node.js</w:t>
       </w:r>
     </w:p>
     <w:p>
@@ -1944,150 +2462,23 @@
           <w:sz w:val="21"/>
           <w:szCs w:val="21"/>
         </w:rPr>
-        <w:t xml:space="preserve">Cloud and DevOps: </w:t>
-      </w:r>
-      <w:r>
-        <w:rPr>
-          <w:rFonts w:ascii="Times New Roman" w:hAnsi="Times New Roman" w:cs="Times New Roman"/>
-          <w:sz w:val="21"/>
-          <w:szCs w:val="21"/>
-        </w:rPr>
-        <w:t xml:space="preserve">AWS, GCP, Linux, Docker, </w:t>
-      </w:r>
-      <w:proofErr w:type="spellStart"/>
-      <w:r>
-        <w:rPr>
-          <w:rFonts w:ascii="Times New Roman" w:hAnsi="Times New Roman" w:cs="Times New Roman"/>
-          <w:sz w:val="21"/>
-          <w:szCs w:val="21"/>
-        </w:rPr>
-        <w:t>Podman</w:t>
-      </w:r>
-      <w:proofErr w:type="spellEnd"/>
-      <w:r>
-        <w:rPr>
-          <w:rFonts w:ascii="Times New Roman" w:hAnsi="Times New Roman" w:cs="Times New Roman"/>
-          <w:sz w:val="21"/>
-          <w:szCs w:val="21"/>
-        </w:rPr>
-        <w:t>, Kubernetes, Terraform, Git, Jenkins</w:t>
-      </w:r>
-    </w:p>
-    <w:p>
-      <w:pPr>
-        <w:rPr>
-          <w:rFonts w:ascii="Times New Roman" w:hAnsi="Times New Roman" w:cs="Times New Roman"/>
-          <w:sz w:val="21"/>
-          <w:szCs w:val="21"/>
-        </w:rPr>
-      </w:pPr>
-      <w:r>
-        <w:rPr>
-          <w:rFonts w:ascii="Times New Roman" w:hAnsi="Times New Roman" w:cs="Times New Roman"/>
-          <w:b/>
-          <w:bCs/>
-          <w:sz w:val="21"/>
-          <w:szCs w:val="21"/>
-        </w:rPr>
-        <w:t xml:space="preserve">Databases: </w:t>
-      </w:r>
-      <w:r>
-        <w:rPr>
-          <w:rFonts w:ascii="Times New Roman" w:hAnsi="Times New Roman" w:cs="Times New Roman"/>
-          <w:sz w:val="21"/>
-          <w:szCs w:val="21"/>
-        </w:rPr>
-        <w:t>MySQL, Oracle, PostgreSQL, MongoDB, MSSQL, Snowflake, Neo4j, Redis</w:t>
-      </w:r>
-    </w:p>
-    <w:p>
-      <w:pPr>
-        <w:rPr>
-          <w:rFonts w:ascii="Times New Roman" w:hAnsi="Times New Roman" w:cs="Times New Roman"/>
-          <w:sz w:val="21"/>
-          <w:szCs w:val="21"/>
-        </w:rPr>
-      </w:pPr>
-      <w:r>
-        <w:rPr>
-          <w:rFonts w:ascii="Times New Roman" w:hAnsi="Times New Roman" w:cs="Times New Roman"/>
-          <w:b/>
-          <w:bCs/>
-          <w:sz w:val="21"/>
-          <w:szCs w:val="21"/>
-        </w:rPr>
-        <w:t xml:space="preserve">Testing and Performance: </w:t>
-      </w:r>
-      <w:r>
-        <w:rPr>
-          <w:rFonts w:ascii="Times New Roman" w:hAnsi="Times New Roman" w:cs="Times New Roman"/>
-          <w:sz w:val="21"/>
-          <w:szCs w:val="21"/>
-        </w:rPr>
-        <w:t>Jest, Mockito, JUnit, JMeter, Grafana, Dynatrace, Splunk, ELK Stack</w:t>
-      </w:r>
-    </w:p>
-    <w:p>
-      <w:pPr>
-        <w:rPr>
-          <w:rFonts w:ascii="Times New Roman" w:hAnsi="Times New Roman" w:cs="Times New Roman"/>
-          <w:sz w:val="21"/>
-          <w:szCs w:val="21"/>
-        </w:rPr>
-      </w:pPr>
-      <w:r>
-        <w:rPr>
-          <w:rFonts w:ascii="Times New Roman" w:hAnsi="Times New Roman" w:cs="Times New Roman"/>
-          <w:b/>
-          <w:bCs/>
-          <w:sz w:val="21"/>
-          <w:szCs w:val="21"/>
-        </w:rPr>
-        <w:t>AI/ML:</w:t>
-      </w:r>
-      <w:r>
-        <w:rPr>
-          <w:rFonts w:ascii="Times New Roman" w:hAnsi="Times New Roman" w:cs="Times New Roman"/>
-          <w:sz w:val="21"/>
-          <w:szCs w:val="21"/>
-        </w:rPr>
-        <w:t xml:space="preserve"> </w:t>
-      </w:r>
-      <w:proofErr w:type="spellStart"/>
-      <w:r>
-        <w:rPr>
-          <w:rFonts w:ascii="Times New Roman" w:hAnsi="Times New Roman" w:cs="Times New Roman"/>
-          <w:sz w:val="21"/>
-          <w:szCs w:val="21"/>
-        </w:rPr>
-        <w:t>GraphRAG</w:t>
-      </w:r>
-      <w:proofErr w:type="spellEnd"/>
-      <w:r>
-        <w:rPr>
-          <w:rFonts w:ascii="Times New Roman" w:hAnsi="Times New Roman" w:cs="Times New Roman"/>
-          <w:sz w:val="21"/>
-          <w:szCs w:val="21"/>
-        </w:rPr>
-        <w:t xml:space="preserve">, Prompt Engineering, MCP, A2A, Pandas, Hugging Face, LangChain4j, </w:t>
-      </w:r>
-      <w:proofErr w:type="spellStart"/>
-      <w:r>
-        <w:rPr>
-          <w:rFonts w:ascii="Times New Roman" w:hAnsi="Times New Roman" w:cs="Times New Roman"/>
-          <w:sz w:val="21"/>
-          <w:szCs w:val="21"/>
-        </w:rPr>
-        <w:t>Groq</w:t>
-      </w:r>
-      <w:proofErr w:type="spellEnd"/>
+        <w:t>Cloud, DevOps &amp; Observability:</w:t>
+      </w:r>
+      <w:r>
+        <w:rPr>
+          <w:rFonts w:ascii="Times New Roman" w:hAnsi="Times New Roman" w:cs="Times New Roman"/>
+          <w:sz w:val="21"/>
+          <w:szCs w:val="21"/>
+        </w:rPr>
+        <w:t xml:space="preserve"> AWS, GCP, Docker, Kubernetes, Terraform, Jenkins, Grafana, Dynatrace, Splunk</w:t>
+      </w:r>
     </w:p>
     <w:p>
       <w:pPr>
         <w:pBdr>
           <w:bottom w:val="single" w:sz="6" w:space="1" w:color="000000"/>
         </w:pBdr>
-        <w:spacing w:before="120" w:after="40"/>
+        <w:spacing w:before="80" w:after="40"/>
         <w:rPr>
           <w:rFonts w:ascii="Times New Roman" w:hAnsi="Times New Roman" w:cs="Times New Roman"/>
           <w:color w:val="156082" w:themeColor="accent1"/>
@@ -2103,154 +2494,19 @@
           <w:szCs w:val="22"/>
           <w:u w:val="none"/>
         </w:rPr>
-        <w:t>PUBLICATIONS</w:t>
-      </w:r>
-    </w:p>
-    <w:p>
-      <w:pPr>
-        <w:pStyle w:val="ListParagraph"/>
-        <w:numPr>
-          <w:ilvl w:val="0"/>
-          <w:numId w:val="2"/>
-        </w:numPr>
-        <w:ind w:left="284"/>
-        <w:rPr>
-          <w:rFonts w:ascii="Times New Roman" w:hAnsi="Times New Roman" w:cs="Times New Roman"/>
-          <w:sz w:val="21"/>
-          <w:szCs w:val="21"/>
-        </w:rPr>
-      </w:pPr>
-      <w:r>
-        <w:rPr>
-          <w:rFonts w:ascii="Times New Roman" w:hAnsi="Times New Roman" w:cs="Times New Roman"/>
-          <w:sz w:val="21"/>
-          <w:szCs w:val="21"/>
-        </w:rPr>
-        <w:t>"</w:t>
-      </w:r>
-      <w:proofErr w:type="spellStart"/>
-      <w:r>
-        <w:rPr>
-          <w:rFonts w:ascii="Times New Roman" w:hAnsi="Times New Roman" w:cs="Times New Roman"/>
-          <w:sz w:val="21"/>
-          <w:szCs w:val="21"/>
-        </w:rPr>
-        <w:t>Weberator</w:t>
-      </w:r>
-      <w:proofErr w:type="spellEnd"/>
-      <w:r>
-        <w:rPr>
-          <w:rFonts w:ascii="Times New Roman" w:hAnsi="Times New Roman" w:cs="Times New Roman"/>
-          <w:sz w:val="21"/>
-          <w:szCs w:val="21"/>
-        </w:rPr>
-        <w:t xml:space="preserve">: A Low Code Backend Generator Tool" </w:t>
-      </w:r>
-      <w:r>
-        <w:rPr>
-          <w:rFonts w:ascii="Times New Roman" w:hAnsi="Times New Roman" w:cs="Times New Roman"/>
-          <w:sz w:val="21"/>
-          <w:szCs w:val="21"/>
-        </w:rPr>
-        <w:t xml:space="preserve">- </w:t>
-      </w:r>
-      <w:hyperlink r:id="rId12" w:history="1">
-        <w:r>
-          <w:rPr>
-            <w:rStyle w:val="Hyperlink"/>
-            <w:rFonts w:ascii="Times New Roman" w:hAnsi="Times New Roman" w:cs="Times New Roman"/>
-            <w:sz w:val="21"/>
-            <w:szCs w:val="21"/>
-          </w:rPr>
-          <w:t>ieeexplore.ieee.org/document/10560283</w:t>
-        </w:r>
-      </w:hyperlink>
-      <w:r>
-        <w:rPr>
-          <w:rFonts w:ascii="Times New Roman" w:hAnsi="Times New Roman" w:cs="Times New Roman"/>
-          <w:sz w:val="21"/>
-          <w:szCs w:val="21"/>
+        <w:t>CERTIFICATIONS</w:t>
+      </w:r>
+      <w:r>
+        <w:rPr>
+          <w:rFonts w:ascii="Times New Roman" w:hAnsi="Times New Roman" w:cs="Times New Roman"/>
+          <w:b/>
+          <w:bCs/>
+          <w:color w:val="156082" w:themeColor="accent1"/>
+          <w:sz w:val="22"/>
+          <w:szCs w:val="22"/>
         </w:rPr>
         <w:t xml:space="preserve"> </w:t>
       </w:r>
-      <w:r>
-        <w:rPr>
-          <w:rFonts w:ascii="Times New Roman" w:hAnsi="Times New Roman" w:cs="Times New Roman"/>
-          <w:sz w:val="21"/>
-          <w:szCs w:val="21"/>
-        </w:rPr>
-        <w:t>Jun. 2024</w:t>
-      </w:r>
-    </w:p>
-    <w:p>
-      <w:pPr>
-        <w:pStyle w:val="ListParagraph"/>
-        <w:numPr>
-          <w:ilvl w:val="0"/>
-          <w:numId w:val="2"/>
-        </w:numPr>
-        <w:ind w:left="284"/>
-        <w:rPr>
-          <w:rFonts w:ascii="Times New Roman" w:hAnsi="Times New Roman" w:cs="Times New Roman"/>
-          <w:sz w:val="21"/>
-          <w:szCs w:val="21"/>
-        </w:rPr>
-      </w:pPr>
-      <w:r>
-        <w:rPr>
-          <w:rFonts w:ascii="Times New Roman" w:hAnsi="Times New Roman" w:cs="Times New Roman"/>
-          <w:sz w:val="21"/>
-          <w:szCs w:val="21"/>
-        </w:rPr>
-        <w:t xml:space="preserve">"Kore: A Friend in Web Development" </w:t>
-      </w:r>
-      <w:r>
-        <w:rPr>
-          <w:rFonts w:ascii="Times New Roman" w:hAnsi="Times New Roman" w:cs="Times New Roman"/>
-          <w:sz w:val="21"/>
-          <w:szCs w:val="21"/>
-        </w:rPr>
-        <w:t xml:space="preserve">- </w:t>
-      </w:r>
-      <w:hyperlink r:id="rId13" w:history="1">
-        <w:r>
-          <w:rPr>
-            <w:rStyle w:val="Hyperlink"/>
-            <w:rFonts w:ascii="Times New Roman" w:hAnsi="Times New Roman" w:cs="Times New Roman"/>
-            <w:sz w:val="21"/>
-            <w:szCs w:val="21"/>
-          </w:rPr>
-          <w:t>ijraset.com/research-paper/kore-a-friend-in-web-development</w:t>
-        </w:r>
-      </w:hyperlink>
-      <w:r>
-        <w:rPr>
-          <w:rFonts w:ascii="Times New Roman" w:hAnsi="Times New Roman" w:cs="Times New Roman"/>
-          <w:sz w:val="21"/>
-          <w:szCs w:val="21"/>
-        </w:rPr>
-        <w:t xml:space="preserve"> </w:t>
-      </w:r>
-      <w:r>
-        <w:rPr>
-          <w:rFonts w:ascii="Times New Roman" w:hAnsi="Times New Roman" w:cs="Times New Roman"/>
-          <w:sz w:val="21"/>
-          <w:szCs w:val="21"/>
-        </w:rPr>
-        <w:t>Jul. 2023</w:t>
-      </w:r>
-    </w:p>
-    <w:p>
-      <w:pPr>
-        <w:pBdr>
-          <w:bottom w:val="single" w:sz="6" w:space="1" w:color="000000"/>
-        </w:pBdr>
-        <w:spacing w:before="120" w:after="40"/>
-        <w:rPr>
-          <w:rFonts w:ascii="Times New Roman" w:hAnsi="Times New Roman" w:cs="Times New Roman"/>
-          <w:color w:val="156082" w:themeColor="accent1"/>
-        </w:rPr>
-      </w:pPr>
       <w:r>
         <w:rPr>
           <w:rStyle w:val="Hyperlink"/>
@@ -2261,7 +2517,7 @@
           <w:szCs w:val="22"/>
           <w:u w:val="none"/>
         </w:rPr>
-        <w:t>CERTIFICATIONS</w:t>
+        <w:t>AND</w:t>
       </w:r>
       <w:r>
         <w:rPr>
@@ -2284,29 +2540,6 @@
           <w:szCs w:val="22"/>
           <w:u w:val="none"/>
         </w:rPr>
-        <w:t>AND</w:t>
-      </w:r>
-      <w:r>
-        <w:rPr>
-          <w:rFonts w:ascii="Times New Roman" w:hAnsi="Times New Roman" w:cs="Times New Roman"/>
-          <w:b/>
-          <w:bCs/>
-          <w:color w:val="156082" w:themeColor="accent1"/>
-          <w:sz w:val="22"/>
-          <w:szCs w:val="22"/>
-        </w:rPr>
-        <w:t xml:space="preserve"> </w:t>
-      </w:r>
-      <w:r>
-        <w:rPr>
-          <w:rStyle w:val="Hyperlink"/>
-          <w:rFonts w:ascii="Times New Roman" w:hAnsi="Times New Roman" w:cs="Times New Roman"/>
-          <w:b/>
-          <w:bCs/>
-          <w:sz w:val="22"/>
-          <w:szCs w:val="22"/>
-          <w:u w:val="none"/>
-        </w:rPr>
         <w:t>WORKSHOPS</w:t>
       </w:r>
     </w:p>
@@ -2327,7 +2560,23 @@
           <w:sz w:val="21"/>
           <w:szCs w:val="21"/>
         </w:rPr>
-        <w:t>Google Build with AI Series: Production-Ready AI and The Future of Multimodal, Boston, MA</w:t>
+        <w:t>AI Engineer for Developers Associate</w:t>
+      </w:r>
+      <w:r>
+        <w:rPr>
+          <w:rFonts w:ascii="Times New Roman" w:hAnsi="Times New Roman" w:cs="Times New Roman"/>
+          <w:sz w:val="21"/>
+          <w:szCs w:val="21"/>
+        </w:rPr>
+        <w:t xml:space="preserve">, </w:t>
+      </w:r>
+      <w:r>
+        <w:rPr>
+          <w:rFonts w:ascii="Times New Roman" w:hAnsi="Times New Roman" w:cs="Times New Roman"/>
+          <w:sz w:val="21"/>
+          <w:szCs w:val="21"/>
+        </w:rPr>
+        <w:t>DataCamp</w:t>
       </w:r>
       <w:r>
         <w:rPr>
@@ -2336,15 +2585,7 @@
           <w:szCs w:val="21"/>
         </w:rPr>
         <w:tab/>
-        <w:t>Feb 202</w:t>
-      </w:r>
-      <w:r>
-        <w:rPr>
-          <w:rFonts w:ascii="Times New Roman" w:hAnsi="Times New Roman" w:cs="Times New Roman"/>
-          <w:sz w:val="21"/>
-          <w:szCs w:val="21"/>
-        </w:rPr>
-        <w:t>6</w:t>
+        <w:t>May 2026</w:t>
       </w:r>
     </w:p>
     <w:p>
@@ -2513,7 +2754,7 @@
       <w:lvlText w:val="•"/>
       <w:lvlJc w:val="left"/>
       <w:pPr>
-        <w:ind w:left="360" w:hanging="180"/>
+        <w:ind w:left="180" w:hanging="180"/>
       </w:pPr>
     </w:lvl>
     <w:lvl w:ilvl="1" w:tplc="00981038">
@@ -3053,7 +3294,6 @@
   <w:style w:type="character" w:default="1" w:styleId="DefaultParagraphFont">
     <w:name w:val="Default Paragraph Font"/>
     <w:uiPriority w:val="1"/>
-    <w:semiHidden/>
     <w:unhideWhenUsed/>
   </w:style>
   <w:style w:type="table" w:default="1" w:styleId="TableNormal">

--- a/public/JayaSriharshitaKoneti.docx
+++ b/public/JayaSriharshitaKoneti.docx
@@ -16,72 +16,62 @@
           <w:u w:val="none"/>
         </w:rPr>
       </w:pPr>
-      <w:r>
-        <w:fldChar w:fldCharType="begin"/>
-      </w:r>
-      <w:r>
-        <w:instrText>HYPERLINK "https://www.koneti.in/"</w:instrText>
-      </w:r>
-      <w:r>
-        <w:fldChar w:fldCharType="separate"/>
-      </w:r>
-      <w:r>
-        <w:rPr>
-          <w:rStyle w:val="Hyperlink"/>
-          <w:rFonts w:ascii="Times New Roman" w:hAnsi="Times New Roman" w:cs="Times New Roman"/>
-          <w:b/>
-          <w:bCs/>
-          <w:sz w:val="32"/>
-          <w:szCs w:val="32"/>
-          <w:u w:val="none"/>
-        </w:rPr>
-        <w:t>Jaya</w:t>
-      </w:r>
-      <w:r>
-        <w:rPr>
-          <w:rStyle w:val="Hyperlink"/>
-          <w:sz w:val="32"/>
-          <w:szCs w:val="32"/>
-          <w:u w:val="none"/>
-        </w:rPr>
-        <w:t xml:space="preserve"> </w:t>
-      </w:r>
-      <w:r>
-        <w:rPr>
-          <w:rStyle w:val="Hyperlink"/>
-          <w:rFonts w:ascii="Times New Roman" w:hAnsi="Times New Roman" w:cs="Times New Roman"/>
-          <w:b/>
-          <w:bCs/>
-          <w:sz w:val="32"/>
-          <w:szCs w:val="32"/>
-          <w:u w:val="none"/>
-        </w:rPr>
-        <w:t>Sriharshita</w:t>
-      </w:r>
-      <w:r>
-        <w:rPr>
-          <w:rStyle w:val="Hyperlink"/>
-          <w:sz w:val="32"/>
-          <w:szCs w:val="32"/>
-          <w:u w:val="none"/>
-        </w:rPr>
-        <w:t xml:space="preserve"> </w:t>
-      </w:r>
-      <w:r>
-        <w:rPr>
-          <w:rStyle w:val="Hyperlink"/>
-          <w:rFonts w:ascii="Times New Roman" w:hAnsi="Times New Roman" w:cs="Times New Roman"/>
-          <w:b/>
-          <w:bCs/>
-          <w:sz w:val="32"/>
-          <w:szCs w:val="32"/>
-          <w:u w:val="none"/>
-        </w:rPr>
-        <w:t>Koneti</w:t>
-      </w:r>
-      <w:r>
-        <w:fldChar w:fldCharType="end"/>
-      </w:r>
+      <w:hyperlink r:id="rId6" w:history="1">
+        <w:r>
+          <w:rPr>
+            <w:rStyle w:val="Hyperlink"/>
+            <w:rFonts w:ascii="Times New Roman" w:hAnsi="Times New Roman" w:cs="Times New Roman"/>
+            <w:b/>
+            <w:bCs/>
+            <w:sz w:val="32"/>
+            <w:szCs w:val="32"/>
+            <w:u w:val="none"/>
+          </w:rPr>
+          <w:t>Jaya</w:t>
+        </w:r>
+        <w:r>
+          <w:rPr>
+            <w:rStyle w:val="Hyperlink"/>
+            <w:sz w:val="32"/>
+            <w:szCs w:val="32"/>
+            <w:u w:val="none"/>
+          </w:rPr>
+          <w:t xml:space="preserve"> </w:t>
+        </w:r>
+        <w:r>
+          <w:rPr>
+            <w:rStyle w:val="Hyperlink"/>
+            <w:rFonts w:ascii="Times New Roman" w:hAnsi="Times New Roman" w:cs="Times New Roman"/>
+            <w:b/>
+            <w:bCs/>
+            <w:sz w:val="32"/>
+            <w:szCs w:val="32"/>
+            <w:u w:val="none"/>
+          </w:rPr>
+          <w:t>Sriharshita</w:t>
+        </w:r>
+        <w:r>
+          <w:rPr>
+            <w:rStyle w:val="Hyperlink"/>
+            <w:sz w:val="32"/>
+            <w:szCs w:val="32"/>
+            <w:u w:val="none"/>
+          </w:rPr>
+          <w:t xml:space="preserve"> </w:t>
+        </w:r>
+        <w:r>
+          <w:rPr>
+            <w:rStyle w:val="Hyperlink"/>
+            <w:rFonts w:ascii="Times New Roman" w:hAnsi="Times New Roman" w:cs="Times New Roman"/>
+            <w:b/>
+            <w:bCs/>
+            <w:sz w:val="32"/>
+            <w:szCs w:val="32"/>
+            <w:u w:val="none"/>
+          </w:rPr>
+          <w:t>Koneti</w:t>
+        </w:r>
+      </w:hyperlink>
     </w:p>
     <w:p>
       <w:pPr>
@@ -100,7 +90,7 @@
         </w:rPr>
         <w:t xml:space="preserve">Boston, MA | </w:t>
       </w:r>
-      <w:hyperlink r:id="rId6" w:history="1">
+      <w:hyperlink r:id="rId7" w:history="1">
         <w:r>
           <w:rPr>
             <w:rStyle w:val="Hyperlink"/>
@@ -127,7 +117,7 @@
         </w:rPr>
         <w:t xml:space="preserve"> | </w:t>
       </w:r>
-      <w:hyperlink r:id="rId7" w:history="1">
+      <w:hyperlink r:id="rId8" w:history="1">
         <w:r>
           <w:rPr>
             <w:rStyle w:val="Hyperlink"/>
@@ -146,7 +136,7 @@
         </w:rPr>
         <w:t xml:space="preserve"> | </w:t>
       </w:r>
-      <w:hyperlink r:id="rId8" w:history="1">
+      <w:hyperlink r:id="rId9" w:history="1">
         <w:r>
           <w:rPr>
             <w:rStyle w:val="Hyperlink"/>
@@ -165,7 +155,7 @@
         </w:rPr>
         <w:t xml:space="preserve"> | </w:t>
       </w:r>
-      <w:hyperlink r:id="rId9" w:history="1">
+      <w:hyperlink r:id="rId10" w:history="1">
         <w:r>
           <w:rPr>
             <w:rStyle w:val="Hyperlink"/>
@@ -239,15 +229,18 @@
         <w:tblLook w:val="0680" w:firstRow="0" w:lastRow="0" w:firstColumn="1" w:lastColumn="0" w:noHBand="1" w:noVBand="1"/>
       </w:tblPr>
       <w:tblGrid>
-        <w:gridCol w:w="3729"/>
-        <w:gridCol w:w="3730"/>
-        <w:gridCol w:w="3730"/>
+        <w:gridCol w:w="3712"/>
+        <w:gridCol w:w="3713"/>
+        <w:gridCol w:w="3713"/>
       </w:tblGrid>
       <w:tr>
+        <w:trPr>
+          <w:trHeight w:val="270"/>
+        </w:trPr>
         <w:tc>
           <w:tcPr>
             <w:cnfStyle w:val="001000000000" w:firstRow="0" w:lastRow="0" w:firstColumn="1" w:lastColumn="0" w:oddVBand="0" w:evenVBand="0" w:oddHBand="0" w:evenHBand="0" w:firstRowFirstColumn="0" w:firstRowLastColumn="0" w:lastRowFirstColumn="0" w:lastRowLastColumn="0"/>
-            <w:tcW w:w="3729" w:type="dxa"/>
+            <w:tcW w:w="3712" w:type="dxa"/>
           </w:tcPr>
           <w:p>
             <w:pPr>
@@ -264,13 +257,13 @@
                 <w:sz w:val="21"/>
                 <w:szCs w:val="21"/>
               </w:rPr>
-              <w:t>Software Data Engineer</w:t>
+              <w:t>Software Engineer</w:t>
             </w:r>
           </w:p>
         </w:tc>
         <w:tc>
           <w:tcPr>
-            <w:tcW w:w="3730" w:type="dxa"/>
+            <w:tcW w:w="3713" w:type="dxa"/>
           </w:tcPr>
           <w:p>
             <w:pPr>
@@ -298,7 +291,7 @@
         </w:tc>
         <w:tc>
           <w:tcPr>
-            <w:tcW w:w="3730" w:type="dxa"/>
+            <w:tcW w:w="3713" w:type="dxa"/>
           </w:tcPr>
           <w:p>
             <w:pPr>
@@ -346,9 +339,8 @@
           <w:sz w:val="21"/>
           <w:szCs w:val="21"/>
         </w:rPr>
-        <w:t xml:space="preserve">Designed and deployed a </w:t>
-      </w:r>
-      <w:proofErr w:type="spellStart"/>
+        <w:t xml:space="preserve">Developed and deployed a </w:t>
+      </w:r>
       <w:r>
         <w:rPr>
           <w:rFonts w:ascii="Times New Roman" w:hAnsi="Times New Roman" w:cs="Times New Roman"/>
@@ -359,14 +351,49 @@
         </w:rPr>
         <w:t>GraphRAG</w:t>
       </w:r>
-      <w:proofErr w:type="spellEnd"/>
-      <w:r>
-        <w:rPr>
-          <w:rFonts w:ascii="Times New Roman" w:hAnsi="Times New Roman" w:cs="Times New Roman"/>
-          <w:sz w:val="21"/>
-          <w:szCs w:val="21"/>
-        </w:rPr>
-        <w:t xml:space="preserve"> pipeline on </w:t>
+      <w:r>
+        <w:rPr>
+          <w:rFonts w:ascii="Times New Roman" w:hAnsi="Times New Roman" w:cs="Times New Roman"/>
+          <w:sz w:val="21"/>
+          <w:szCs w:val="21"/>
+        </w:rPr>
+        <w:t xml:space="preserve"> pipeline using </w:t>
+      </w:r>
+      <w:r>
+        <w:rPr>
+          <w:rFonts w:ascii="Times New Roman" w:hAnsi="Times New Roman" w:cs="Times New Roman"/>
+          <w:b/>
+          <w:bCs/>
+          <w:sz w:val="21"/>
+          <w:szCs w:val="21"/>
+        </w:rPr>
+        <w:t>Neo4j, Snowflake</w:t>
+      </w:r>
+      <w:r>
+        <w:rPr>
+          <w:rFonts w:ascii="Times New Roman" w:hAnsi="Times New Roman" w:cs="Times New Roman"/>
+          <w:sz w:val="21"/>
+          <w:szCs w:val="21"/>
+        </w:rPr>
+        <w:t xml:space="preserve">, and </w:t>
+      </w:r>
+      <w:r>
+        <w:rPr>
+          <w:rFonts w:ascii="Times New Roman" w:hAnsi="Times New Roman" w:cs="Times New Roman"/>
+          <w:b/>
+          <w:bCs/>
+          <w:sz w:val="21"/>
+          <w:szCs w:val="21"/>
+        </w:rPr>
+        <w:t>OpenAI</w:t>
+      </w:r>
+      <w:r>
+        <w:rPr>
+          <w:rFonts w:ascii="Times New Roman" w:hAnsi="Times New Roman" w:cs="Times New Roman"/>
+          <w:sz w:val="21"/>
+          <w:szCs w:val="21"/>
+        </w:rPr>
+        <w:t xml:space="preserve">-powered retrieval workflows across </w:t>
       </w:r>
       <w:r>
         <w:rPr>
@@ -384,61 +411,7 @@
           <w:sz w:val="21"/>
           <w:szCs w:val="21"/>
         </w:rPr>
-        <w:t xml:space="preserve"> Asset Management records using </w:t>
-      </w:r>
-      <w:r>
-        <w:rPr>
-          <w:rFonts w:ascii="Times New Roman" w:hAnsi="Times New Roman" w:cs="Times New Roman"/>
-          <w:b/>
-          <w:bCs/>
-          <w:sz w:val="21"/>
-          <w:szCs w:val="21"/>
-        </w:rPr>
-        <w:t>Neo4j</w:t>
-      </w:r>
-      <w:r>
-        <w:rPr>
-          <w:rFonts w:ascii="Times New Roman" w:hAnsi="Times New Roman" w:cs="Times New Roman"/>
-          <w:sz w:val="21"/>
-          <w:szCs w:val="21"/>
-        </w:rPr>
-        <w:t xml:space="preserve"> and </w:t>
-      </w:r>
-      <w:r>
-        <w:rPr>
-          <w:rFonts w:ascii="Times New Roman" w:hAnsi="Times New Roman" w:cs="Times New Roman"/>
-          <w:b/>
-          <w:bCs/>
-          <w:sz w:val="21"/>
-          <w:szCs w:val="21"/>
-        </w:rPr>
-        <w:t>Snowflake</w:t>
-      </w:r>
-      <w:r>
-        <w:rPr>
-          <w:rFonts w:ascii="Times New Roman" w:hAnsi="Times New Roman" w:cs="Times New Roman"/>
-          <w:sz w:val="21"/>
-          <w:szCs w:val="21"/>
-        </w:rPr>
-        <w:t xml:space="preserve">, enabling relationship-aware </w:t>
-      </w:r>
-      <w:r>
-        <w:rPr>
-          <w:rFonts w:ascii="Times New Roman" w:hAnsi="Times New Roman" w:cs="Times New Roman"/>
-          <w:b/>
-          <w:bCs/>
-          <w:sz w:val="21"/>
-          <w:szCs w:val="21"/>
-        </w:rPr>
-        <w:t>GenAI</w:t>
-      </w:r>
-      <w:r>
-        <w:rPr>
-          <w:rFonts w:ascii="Times New Roman" w:hAnsi="Times New Roman" w:cs="Times New Roman"/>
-          <w:sz w:val="21"/>
-          <w:szCs w:val="21"/>
-        </w:rPr>
-        <w:t xml:space="preserve"> querying for investment analytics and portfolio insights.</w:t>
+        <w:t xml:space="preserve"> Asset Management records, enabling relationship-aware investment analytics and portfolio insights.</w:t>
       </w:r>
     </w:p>
     <w:p>
@@ -586,7 +559,17 @@
           <w:sz w:val="21"/>
           <w:szCs w:val="21"/>
         </w:rPr>
-        <w:t>&lt;5s latency</w:t>
+        <w:t>~</w:t>
+      </w:r>
+      <w:r>
+        <w:rPr>
+          <w:rFonts w:ascii="Times New Roman" w:hAnsi="Times New Roman" w:cs="Times New Roman"/>
+          <w:b/>
+          <w:bCs/>
+          <w:sz w:val="21"/>
+          <w:szCs w:val="21"/>
+        </w:rPr>
+        <w:t>5s latency</w:t>
       </w:r>
       <w:r>
         <w:rPr>
@@ -848,15 +831,18 @@
         <w:tblLook w:val="0680" w:firstRow="0" w:lastRow="0" w:firstColumn="1" w:lastColumn="0" w:noHBand="1" w:noVBand="1"/>
       </w:tblPr>
       <w:tblGrid>
-        <w:gridCol w:w="3261"/>
-        <w:gridCol w:w="4677"/>
-        <w:gridCol w:w="3251"/>
+        <w:gridCol w:w="3252"/>
+        <w:gridCol w:w="4664"/>
+        <w:gridCol w:w="3242"/>
       </w:tblGrid>
       <w:tr>
+        <w:trPr>
+          <w:trHeight w:val="361"/>
+        </w:trPr>
         <w:tc>
           <w:tcPr>
             <w:cnfStyle w:val="001000000000" w:firstRow="0" w:lastRow="0" w:firstColumn="1" w:lastColumn="0" w:oddVBand="0" w:evenVBand="0" w:oddHBand="0" w:evenHBand="0" w:firstRowFirstColumn="0" w:firstRowLastColumn="0" w:lastRowFirstColumn="0" w:lastRowLastColumn="0"/>
-            <w:tcW w:w="3261" w:type="dxa"/>
+            <w:tcW w:w="3252" w:type="dxa"/>
           </w:tcPr>
           <w:p>
             <w:pPr>
@@ -880,7 +866,7 @@
         </w:tc>
         <w:tc>
           <w:tcPr>
-            <w:tcW w:w="4677" w:type="dxa"/>
+            <w:tcW w:w="4664" w:type="dxa"/>
           </w:tcPr>
           <w:p>
             <w:pPr>
@@ -909,7 +895,7 @@
         </w:tc>
         <w:tc>
           <w:tcPr>
-            <w:tcW w:w="3251" w:type="dxa"/>
+            <w:tcW w:w="3242" w:type="dxa"/>
           </w:tcPr>
           <w:p>
             <w:pPr>
@@ -933,7 +919,27 @@
                 <w:sz w:val="21"/>
                 <w:szCs w:val="21"/>
               </w:rPr>
-              <w:t>Jan 2022 - Aug 2024</w:t>
+              <w:t>Jan 202</w:t>
+            </w:r>
+            <w:r>
+              <w:rPr>
+                <w:rFonts w:ascii="Times New Roman" w:hAnsi="Times New Roman" w:cs="Times New Roman"/>
+                <w:b/>
+                <w:bCs/>
+                <w:sz w:val="21"/>
+                <w:szCs w:val="21"/>
+              </w:rPr>
+              <w:t>2 – Aug 202</w:t>
+            </w:r>
+            <w:r>
+              <w:rPr>
+                <w:rFonts w:ascii="Times New Roman" w:hAnsi="Times New Roman" w:cs="Times New Roman"/>
+                <w:b/>
+                <w:bCs/>
+                <w:sz w:val="21"/>
+                <w:szCs w:val="21"/>
+              </w:rPr>
+              <w:t>4</w:t>
             </w:r>
           </w:p>
         </w:tc>
@@ -1222,25 +1228,7 @@
           <w:sz w:val="21"/>
           <w:szCs w:val="21"/>
         </w:rPr>
-        <w:t xml:space="preserve">Led end-to-end design and launch of </w:t>
-      </w:r>
-      <w:proofErr w:type="spellStart"/>
-      <w:r>
-        <w:rPr>
-          <w:rFonts w:ascii="Times New Roman" w:hAnsi="Times New Roman" w:cs="Times New Roman"/>
-          <w:sz w:val="21"/>
-          <w:szCs w:val="21"/>
-        </w:rPr>
-        <w:t>CodeBoosters</w:t>
-      </w:r>
-      <w:proofErr w:type="spellEnd"/>
-      <w:r>
-        <w:rPr>
-          <w:rFonts w:ascii="Times New Roman" w:hAnsi="Times New Roman" w:cs="Times New Roman"/>
-          <w:sz w:val="21"/>
-          <w:szCs w:val="21"/>
-        </w:rPr>
-        <w:t xml:space="preserve"> UI (</w:t>
+        <w:t>Led end-to-end design and launch of CodeBoosters UI (</w:t>
       </w:r>
       <w:r>
         <w:rPr>
@@ -1276,7 +1264,23 @@
           <w:sz w:val="21"/>
           <w:szCs w:val="21"/>
         </w:rPr>
-        <w:t xml:space="preserve"> internal users across the firm.</w:t>
+        <w:t xml:space="preserve"> </w:t>
+      </w:r>
+      <w:r>
+        <w:rPr>
+          <w:rFonts w:ascii="Times New Roman" w:hAnsi="Times New Roman" w:cs="Times New Roman"/>
+          <w:sz w:val="21"/>
+          <w:szCs w:val="21"/>
+        </w:rPr>
+        <w:t>users</w:t>
+      </w:r>
+      <w:r>
+        <w:rPr>
+          <w:rFonts w:ascii="Times New Roman" w:hAnsi="Times New Roman" w:cs="Times New Roman"/>
+          <w:sz w:val="21"/>
+          <w:szCs w:val="21"/>
+        </w:rPr>
+        <w:t>.</w:t>
       </w:r>
     </w:p>
     <w:p>
@@ -1298,43 +1302,25 @@
           <w:sz w:val="21"/>
           <w:szCs w:val="21"/>
         </w:rPr>
-        <w:t xml:space="preserve">Remediated </w:t>
-      </w:r>
-      <w:r>
-        <w:rPr>
-          <w:rFonts w:ascii="Times New Roman" w:hAnsi="Times New Roman" w:cs="Times New Roman"/>
-          <w:b/>
-          <w:bCs/>
-          <w:sz w:val="21"/>
-          <w:szCs w:val="21"/>
-        </w:rPr>
-        <w:t>100+</w:t>
-      </w:r>
-      <w:r>
-        <w:rPr>
-          <w:rFonts w:ascii="Times New Roman" w:hAnsi="Times New Roman" w:cs="Times New Roman"/>
-          <w:sz w:val="21"/>
-          <w:szCs w:val="21"/>
-        </w:rPr>
-        <w:t xml:space="preserve"> critical security vulnerabilities (</w:t>
-      </w:r>
-      <w:r>
-        <w:rPr>
-          <w:rFonts w:ascii="Times New Roman" w:hAnsi="Times New Roman" w:cs="Times New Roman"/>
-          <w:b/>
-          <w:bCs/>
-          <w:sz w:val="21"/>
-          <w:szCs w:val="21"/>
-        </w:rPr>
-        <w:t>SQL injection, XSS</w:t>
-      </w:r>
-      <w:r>
-        <w:rPr>
-          <w:rFonts w:ascii="Times New Roman" w:hAnsi="Times New Roman" w:cs="Times New Roman"/>
-          <w:sz w:val="21"/>
-          <w:szCs w:val="21"/>
-        </w:rPr>
-        <w:t>) across all environments, improving audit readiness and regulatory compliance posture.</w:t>
+        <w:t>Built an internal portal vulnerability scanning tool (</w:t>
+      </w:r>
+      <w:r>
+        <w:rPr>
+          <w:rFonts w:ascii="Times New Roman" w:hAnsi="Times New Roman" w:cs="Times New Roman"/>
+          <w:b/>
+          <w:bCs/>
+          <w:sz w:val="21"/>
+          <w:szCs w:val="21"/>
+        </w:rPr>
+        <w:t>Python</w:t>
+      </w:r>
+      <w:r>
+        <w:rPr>
+          <w:rFonts w:ascii="Times New Roman" w:hAnsi="Times New Roman" w:cs="Times New Roman"/>
+          <w:sz w:val="21"/>
+          <w:szCs w:val="21"/>
+        </w:rPr>
+        <w:t>), recognized runners-up in firm-wide innovation competition.</w:t>
       </w:r>
     </w:p>
     <w:p>
@@ -1356,25 +1342,61 @@
           <w:sz w:val="21"/>
           <w:szCs w:val="21"/>
         </w:rPr>
-        <w:t>Built an internal portal vulnerability scanning tool (</w:t>
-      </w:r>
-      <w:r>
-        <w:rPr>
-          <w:rFonts w:ascii="Times New Roman" w:hAnsi="Times New Roman" w:cs="Times New Roman"/>
-          <w:b/>
-          <w:bCs/>
-          <w:sz w:val="21"/>
-          <w:szCs w:val="21"/>
-        </w:rPr>
-        <w:t>Python</w:t>
-      </w:r>
-      <w:r>
-        <w:rPr>
-          <w:rFonts w:ascii="Times New Roman" w:hAnsi="Times New Roman" w:cs="Times New Roman"/>
-          <w:sz w:val="21"/>
-          <w:szCs w:val="21"/>
-        </w:rPr>
-        <w:t>), recognized runners-up in firm-wide innovation competition.</w:t>
+        <w:t>Developed automated loan report generation system (</w:t>
+      </w:r>
+      <w:r>
+        <w:rPr>
+          <w:rFonts w:ascii="Times New Roman" w:hAnsi="Times New Roman" w:cs="Times New Roman"/>
+          <w:b/>
+          <w:bCs/>
+          <w:sz w:val="21"/>
+          <w:szCs w:val="21"/>
+        </w:rPr>
+        <w:t>Spring Boot</w:t>
+      </w:r>
+      <w:r>
+        <w:rPr>
+          <w:rFonts w:ascii="Times New Roman" w:hAnsi="Times New Roman" w:cs="Times New Roman"/>
+          <w:sz w:val="21"/>
+          <w:szCs w:val="21"/>
+        </w:rPr>
+        <w:t xml:space="preserve">) serving </w:t>
+      </w:r>
+      <w:r>
+        <w:rPr>
+          <w:rFonts w:ascii="Times New Roman" w:hAnsi="Times New Roman" w:cs="Times New Roman"/>
+          <w:b/>
+          <w:bCs/>
+          <w:sz w:val="21"/>
+          <w:szCs w:val="21"/>
+        </w:rPr>
+        <w:t>20+</w:t>
+      </w:r>
+      <w:r>
+        <w:rPr>
+          <w:rFonts w:ascii="Times New Roman" w:hAnsi="Times New Roman" w:cs="Times New Roman"/>
+          <w:sz w:val="21"/>
+          <w:szCs w:val="21"/>
+        </w:rPr>
+        <w:t xml:space="preserve"> business flows under Archival Services, reducing manual reporting effort by </w:t>
+      </w:r>
+      <w:r>
+        <w:rPr>
+          <w:rFonts w:ascii="Times New Roman" w:hAnsi="Times New Roman" w:cs="Times New Roman"/>
+          <w:b/>
+          <w:bCs/>
+          <w:sz w:val="21"/>
+          <w:szCs w:val="21"/>
+        </w:rPr>
+        <w:t>40%</w:t>
+      </w:r>
+      <w:r>
+        <w:rPr>
+          <w:rFonts w:ascii="Times New Roman" w:hAnsi="Times New Roman" w:cs="Times New Roman"/>
+          <w:sz w:val="21"/>
+          <w:szCs w:val="21"/>
+        </w:rPr>
+        <w:t xml:space="preserve"> and enabling daily automated report delivery across ops and compliance teams.</w:t>
       </w:r>
     </w:p>
     <w:p>
@@ -1396,61 +1418,43 @@
           <w:sz w:val="21"/>
           <w:szCs w:val="21"/>
         </w:rPr>
-        <w:t>Developed automated loan report generation system (</w:t>
-      </w:r>
-      <w:r>
-        <w:rPr>
-          <w:rFonts w:ascii="Times New Roman" w:hAnsi="Times New Roman" w:cs="Times New Roman"/>
-          <w:b/>
-          <w:bCs/>
-          <w:sz w:val="21"/>
-          <w:szCs w:val="21"/>
-        </w:rPr>
-        <w:t>Spring Boot</w:t>
-      </w:r>
-      <w:r>
-        <w:rPr>
-          <w:rFonts w:ascii="Times New Roman" w:hAnsi="Times New Roman" w:cs="Times New Roman"/>
-          <w:sz w:val="21"/>
-          <w:szCs w:val="21"/>
-        </w:rPr>
-        <w:t xml:space="preserve">) serving </w:t>
-      </w:r>
-      <w:r>
-        <w:rPr>
-          <w:rFonts w:ascii="Times New Roman" w:hAnsi="Times New Roman" w:cs="Times New Roman"/>
-          <w:b/>
-          <w:bCs/>
-          <w:sz w:val="21"/>
-          <w:szCs w:val="21"/>
-        </w:rPr>
-        <w:t>20+</w:t>
-      </w:r>
-      <w:r>
-        <w:rPr>
-          <w:rFonts w:ascii="Times New Roman" w:hAnsi="Times New Roman" w:cs="Times New Roman"/>
-          <w:sz w:val="21"/>
-          <w:szCs w:val="21"/>
-        </w:rPr>
-        <w:t xml:space="preserve"> business flows under Archival Services, reducing manual reporting effort by </w:t>
-      </w:r>
-      <w:r>
-        <w:rPr>
-          <w:rFonts w:ascii="Times New Roman" w:hAnsi="Times New Roman" w:cs="Times New Roman"/>
-          <w:b/>
-          <w:bCs/>
-          <w:sz w:val="21"/>
-          <w:szCs w:val="21"/>
-        </w:rPr>
-        <w:t>40%</w:t>
-      </w:r>
-      <w:r>
-        <w:rPr>
-          <w:rFonts w:ascii="Times New Roman" w:hAnsi="Times New Roman" w:cs="Times New Roman"/>
-          <w:sz w:val="21"/>
-          <w:szCs w:val="21"/>
-        </w:rPr>
-        <w:t xml:space="preserve"> and enabling daily automated report delivery across ops and compliance teams.</w:t>
+        <w:t xml:space="preserve">Remediated </w:t>
+      </w:r>
+      <w:r>
+        <w:rPr>
+          <w:rFonts w:ascii="Times New Roman" w:hAnsi="Times New Roman" w:cs="Times New Roman"/>
+          <w:b/>
+          <w:bCs/>
+          <w:sz w:val="21"/>
+          <w:szCs w:val="21"/>
+        </w:rPr>
+        <w:t>100+</w:t>
+      </w:r>
+      <w:r>
+        <w:rPr>
+          <w:rFonts w:ascii="Times New Roman" w:hAnsi="Times New Roman" w:cs="Times New Roman"/>
+          <w:sz w:val="21"/>
+          <w:szCs w:val="21"/>
+        </w:rPr>
+        <w:t xml:space="preserve"> critical security vulnerabilities (</w:t>
+      </w:r>
+      <w:r>
+        <w:rPr>
+          <w:rFonts w:ascii="Times New Roman" w:hAnsi="Times New Roman" w:cs="Times New Roman"/>
+          <w:b/>
+          <w:bCs/>
+          <w:sz w:val="21"/>
+          <w:szCs w:val="21"/>
+        </w:rPr>
+        <w:t>SQL injection, XSS</w:t>
+      </w:r>
+      <w:r>
+        <w:rPr>
+          <w:rFonts w:ascii="Times New Roman" w:hAnsi="Times New Roman" w:cs="Times New Roman"/>
+          <w:sz w:val="21"/>
+          <w:szCs w:val="21"/>
+        </w:rPr>
+        <w:t>) across all environments, improving audit readiness and regulatory compliance posture.</w:t>
       </w:r>
     </w:p>
     <w:p>
@@ -1472,25 +1476,25 @@
           <w:sz w:val="21"/>
           <w:szCs w:val="21"/>
         </w:rPr>
-        <w:t xml:space="preserve">Engineered IP and socket-based printing infrastructure for </w:t>
-      </w:r>
-      <w:proofErr w:type="spellStart"/>
-      <w:r>
-        <w:rPr>
-          <w:rFonts w:ascii="Times New Roman" w:hAnsi="Times New Roman" w:cs="Times New Roman"/>
-          <w:sz w:val="21"/>
-          <w:szCs w:val="21"/>
-        </w:rPr>
-        <w:t>FAShip</w:t>
-      </w:r>
-      <w:proofErr w:type="spellEnd"/>
-      <w:r>
-        <w:rPr>
-          <w:rFonts w:ascii="Times New Roman" w:hAnsi="Times New Roman" w:cs="Times New Roman"/>
-          <w:sz w:val="21"/>
-          <w:szCs w:val="21"/>
-        </w:rPr>
-        <w:t xml:space="preserve"> financial archiving system, eliminating manual print dependencies and enabling location-independent printing globally, streamlining </w:t>
+        <w:t xml:space="preserve">Engineered IP and </w:t>
+      </w:r>
+      <w:r>
+        <w:rPr>
+          <w:rFonts w:ascii="Times New Roman" w:hAnsi="Times New Roman" w:cs="Times New Roman"/>
+          <w:b/>
+          <w:bCs/>
+          <w:sz w:val="21"/>
+          <w:szCs w:val="21"/>
+        </w:rPr>
+        <w:t>socket-based</w:t>
+      </w:r>
+      <w:r>
+        <w:rPr>
+          <w:rFonts w:ascii="Times New Roman" w:hAnsi="Times New Roman" w:cs="Times New Roman"/>
+          <w:sz w:val="21"/>
+          <w:szCs w:val="21"/>
+        </w:rPr>
+        <w:t xml:space="preserve"> printing infrastructure for FAShip financial archiving system, eliminating manual print dependencies and enabling location-independent printing globally, streamlining </w:t>
       </w:r>
       <w:r>
         <w:rPr>
@@ -1582,6 +1586,385 @@
         <w:tabs>
           <w:tab w:val="right" w:pos="11199"/>
         </w:tabs>
+        <w:spacing w:before="80"/>
+        <w:rPr>
+          <w:rFonts w:ascii="Times New Roman" w:hAnsi="Times New Roman" w:cs="Times New Roman"/>
+          <w:b/>
+          <w:bCs/>
+          <w:sz w:val="21"/>
+          <w:szCs w:val="21"/>
+        </w:rPr>
+      </w:pPr>
+      <w:r>
+        <w:rPr>
+          <w:rFonts w:ascii="Times New Roman" w:hAnsi="Times New Roman" w:cs="Times New Roman"/>
+          <w:b/>
+          <w:bCs/>
+          <w:sz w:val="21"/>
+          <w:szCs w:val="21"/>
+        </w:rPr>
+        <w:t>MIRA</w:t>
+      </w:r>
+      <w:r>
+        <w:rPr>
+          <w:rFonts w:ascii="Times New Roman" w:hAnsi="Times New Roman" w:cs="Times New Roman"/>
+          <w:b/>
+          <w:bCs/>
+          <w:sz w:val="21"/>
+          <w:szCs w:val="21"/>
+        </w:rPr>
+        <w:t xml:space="preserve"> (</w:t>
+      </w:r>
+      <w:hyperlink r:id="rId11" w:history="1">
+        <w:r>
+          <w:rPr>
+            <w:rStyle w:val="Hyperlink"/>
+            <w:rFonts w:ascii="Times New Roman" w:hAnsi="Times New Roman" w:cs="Times New Roman"/>
+            <w:b/>
+            <w:bCs/>
+            <w:sz w:val="21"/>
+            <w:szCs w:val="21"/>
+          </w:rPr>
+          <w:t>miraprep.vercel.app</w:t>
+        </w:r>
+      </w:hyperlink>
+      <w:r>
+        <w:rPr>
+          <w:rFonts w:ascii="Times New Roman" w:hAnsi="Times New Roman" w:cs="Times New Roman"/>
+          <w:b/>
+          <w:bCs/>
+          <w:sz w:val="21"/>
+          <w:szCs w:val="21"/>
+        </w:rPr>
+        <w:t>)</w:t>
+      </w:r>
+      <w:r>
+        <w:rPr>
+          <w:rFonts w:ascii="Times New Roman" w:hAnsi="Times New Roman" w:cs="Times New Roman"/>
+          <w:b/>
+          <w:bCs/>
+          <w:sz w:val="21"/>
+          <w:szCs w:val="21"/>
+        </w:rPr>
+        <w:t xml:space="preserve"> | Codie (</w:t>
+      </w:r>
+      <w:hyperlink r:id="rId12" w:history="1">
+        <w:r>
+          <w:rPr>
+            <w:rStyle w:val="Hyperlink"/>
+            <w:rFonts w:ascii="Times New Roman" w:hAnsi="Times New Roman" w:cs="Times New Roman"/>
+            <w:b/>
+            <w:bCs/>
+            <w:sz w:val="21"/>
+            <w:szCs w:val="21"/>
+          </w:rPr>
+          <w:t>github.com/jayasriharshitakoneti/codie-plugin</w:t>
+        </w:r>
+      </w:hyperlink>
+      <w:r>
+        <w:rPr>
+          <w:rFonts w:ascii="Times New Roman" w:hAnsi="Times New Roman" w:cs="Times New Roman"/>
+          <w:b/>
+          <w:bCs/>
+          <w:sz w:val="21"/>
+          <w:szCs w:val="21"/>
+        </w:rPr>
+        <w:t>)</w:t>
+      </w:r>
+      <w:r>
+        <w:rPr>
+          <w:rFonts w:ascii="Times New Roman" w:hAnsi="Times New Roman" w:cs="Times New Roman"/>
+          <w:sz w:val="21"/>
+          <w:szCs w:val="21"/>
+        </w:rPr>
+        <w:tab/>
+      </w:r>
+      <w:r>
+        <w:rPr>
+          <w:rFonts w:ascii="Times New Roman" w:hAnsi="Times New Roman" w:cs="Times New Roman"/>
+          <w:sz w:val="21"/>
+          <w:szCs w:val="21"/>
+        </w:rPr>
+        <w:t>Apr 2026 – Present</w:t>
+      </w:r>
+    </w:p>
+    <w:p>
+      <w:pPr>
+        <w:pStyle w:val="ListParagraph"/>
+        <w:numPr>
+          <w:ilvl w:val="0"/>
+          <w:numId w:val="2"/>
+        </w:numPr>
+        <w:rPr>
+          <w:rFonts w:ascii="Times New Roman" w:hAnsi="Times New Roman" w:cs="Times New Roman"/>
+          <w:sz w:val="21"/>
+          <w:szCs w:val="21"/>
+        </w:rPr>
+      </w:pPr>
+      <w:r>
+        <w:rPr>
+          <w:rFonts w:ascii="Times New Roman" w:hAnsi="Times New Roman" w:cs="Times New Roman"/>
+          <w:sz w:val="21"/>
+          <w:szCs w:val="21"/>
+        </w:rPr>
+        <w:t xml:space="preserve">Co-built and deployed MIRA, an AI mock interview platform leveraging </w:t>
+      </w:r>
+      <w:r>
+        <w:rPr>
+          <w:rFonts w:ascii="Times New Roman" w:hAnsi="Times New Roman" w:cs="Times New Roman"/>
+          <w:b/>
+          <w:bCs/>
+          <w:sz w:val="21"/>
+          <w:szCs w:val="21"/>
+        </w:rPr>
+        <w:t>Gemini</w:t>
+      </w:r>
+      <w:r>
+        <w:rPr>
+          <w:rFonts w:ascii="Times New Roman" w:hAnsi="Times New Roman" w:cs="Times New Roman"/>
+          <w:sz w:val="21"/>
+          <w:szCs w:val="21"/>
+        </w:rPr>
+        <w:t xml:space="preserve"> and </w:t>
+      </w:r>
+      <w:r>
+        <w:rPr>
+          <w:rFonts w:ascii="Times New Roman" w:hAnsi="Times New Roman" w:cs="Times New Roman"/>
+          <w:b/>
+          <w:bCs/>
+          <w:sz w:val="21"/>
+          <w:szCs w:val="21"/>
+        </w:rPr>
+        <w:t>Groq</w:t>
+      </w:r>
+      <w:r>
+        <w:rPr>
+          <w:rFonts w:ascii="Times New Roman" w:hAnsi="Times New Roman" w:cs="Times New Roman"/>
+          <w:sz w:val="21"/>
+          <w:szCs w:val="21"/>
+        </w:rPr>
+        <w:t xml:space="preserve"> through a </w:t>
+      </w:r>
+      <w:r>
+        <w:rPr>
+          <w:rFonts w:ascii="Times New Roman" w:hAnsi="Times New Roman" w:cs="Times New Roman"/>
+          <w:b/>
+          <w:bCs/>
+          <w:sz w:val="21"/>
+          <w:szCs w:val="21"/>
+        </w:rPr>
+        <w:t>multi-model inference</w:t>
+      </w:r>
+      <w:r>
+        <w:rPr>
+          <w:rFonts w:ascii="Times New Roman" w:hAnsi="Times New Roman" w:cs="Times New Roman"/>
+          <w:sz w:val="21"/>
+          <w:szCs w:val="21"/>
+        </w:rPr>
+        <w:t xml:space="preserve"> gateway for </w:t>
+      </w:r>
+      <w:r>
+        <w:rPr>
+          <w:rFonts w:ascii="Times New Roman" w:hAnsi="Times New Roman" w:cs="Times New Roman"/>
+          <w:b/>
+          <w:bCs/>
+          <w:sz w:val="21"/>
+          <w:szCs w:val="21"/>
+        </w:rPr>
+        <w:t>real-time voice interviews</w:t>
+      </w:r>
+      <w:r>
+        <w:rPr>
+          <w:rFonts w:ascii="Times New Roman" w:hAnsi="Times New Roman" w:cs="Times New Roman"/>
+          <w:sz w:val="21"/>
+          <w:szCs w:val="21"/>
+        </w:rPr>
+        <w:t xml:space="preserve"> and structured candidate evaluations.</w:t>
+      </w:r>
+    </w:p>
+    <w:p>
+      <w:pPr>
+        <w:pStyle w:val="ListParagraph"/>
+        <w:numPr>
+          <w:ilvl w:val="0"/>
+          <w:numId w:val="2"/>
+        </w:numPr>
+        <w:rPr>
+          <w:rFonts w:ascii="Times New Roman" w:hAnsi="Times New Roman" w:cs="Times New Roman"/>
+          <w:sz w:val="21"/>
+          <w:szCs w:val="21"/>
+        </w:rPr>
+      </w:pPr>
+      <w:r>
+        <w:rPr>
+          <w:rFonts w:ascii="Times New Roman" w:hAnsi="Times New Roman" w:cs="Times New Roman"/>
+          <w:sz w:val="21"/>
+          <w:szCs w:val="21"/>
+        </w:rPr>
+        <w:t xml:space="preserve">Designed </w:t>
+      </w:r>
+      <w:r>
+        <w:rPr>
+          <w:rFonts w:ascii="Times New Roman" w:hAnsi="Times New Roman" w:cs="Times New Roman"/>
+          <w:b/>
+          <w:bCs/>
+          <w:sz w:val="21"/>
+          <w:szCs w:val="21"/>
+        </w:rPr>
+        <w:t>adaptive</w:t>
+      </w:r>
+      <w:r>
+        <w:rPr>
+          <w:rFonts w:ascii="Times New Roman" w:hAnsi="Times New Roman" w:cs="Times New Roman"/>
+          <w:sz w:val="21"/>
+          <w:szCs w:val="21"/>
+        </w:rPr>
+        <w:t xml:space="preserve"> interview workflows with </w:t>
+      </w:r>
+      <w:r>
+        <w:rPr>
+          <w:rFonts w:ascii="Times New Roman" w:hAnsi="Times New Roman" w:cs="Times New Roman"/>
+          <w:b/>
+          <w:bCs/>
+          <w:sz w:val="21"/>
+          <w:szCs w:val="21"/>
+        </w:rPr>
+        <w:t>dynamic follow-up</w:t>
+      </w:r>
+      <w:r>
+        <w:rPr>
+          <w:rFonts w:ascii="Times New Roman" w:hAnsi="Times New Roman" w:cs="Times New Roman"/>
+          <w:sz w:val="21"/>
+          <w:szCs w:val="21"/>
+        </w:rPr>
+        <w:t xml:space="preserve"> questioning, conversational state management, and automated performance reporting</w:t>
+      </w:r>
+      <w:r>
+        <w:rPr>
+          <w:rFonts w:ascii="Times New Roman" w:hAnsi="Times New Roman" w:cs="Times New Roman"/>
+          <w:sz w:val="21"/>
+          <w:szCs w:val="21"/>
+        </w:rPr>
+        <w:t>, delivering personalized interview experiences across technical domains.</w:t>
+      </w:r>
+    </w:p>
+    <w:p>
+      <w:pPr>
+        <w:pStyle w:val="ListParagraph"/>
+        <w:numPr>
+          <w:ilvl w:val="0"/>
+          <w:numId w:val="2"/>
+        </w:numPr>
+        <w:rPr>
+          <w:rFonts w:ascii="Times New Roman" w:hAnsi="Times New Roman" w:cs="Times New Roman"/>
+          <w:sz w:val="21"/>
+          <w:szCs w:val="21"/>
+        </w:rPr>
+      </w:pPr>
+      <w:r>
+        <w:rPr>
+          <w:rFonts w:ascii="Times New Roman" w:hAnsi="Times New Roman" w:cs="Times New Roman"/>
+          <w:sz w:val="21"/>
+          <w:szCs w:val="21"/>
+        </w:rPr>
+        <w:t xml:space="preserve">Authored and open-sourced </w:t>
+      </w:r>
+      <w:r>
+        <w:rPr>
+          <w:rFonts w:ascii="Times New Roman" w:hAnsi="Times New Roman" w:cs="Times New Roman"/>
+          <w:b/>
+          <w:bCs/>
+          <w:sz w:val="21"/>
+          <w:szCs w:val="21"/>
+        </w:rPr>
+        <w:t>Codie</w:t>
+      </w:r>
+      <w:r>
+        <w:rPr>
+          <w:rFonts w:ascii="Times New Roman" w:hAnsi="Times New Roman" w:cs="Times New Roman"/>
+          <w:sz w:val="21"/>
+          <w:szCs w:val="21"/>
+        </w:rPr>
+        <w:t xml:space="preserve">, a </w:t>
+      </w:r>
+      <w:r>
+        <w:rPr>
+          <w:rFonts w:ascii="Times New Roman" w:hAnsi="Times New Roman" w:cs="Times New Roman"/>
+          <w:b/>
+          <w:bCs/>
+          <w:sz w:val="21"/>
+          <w:szCs w:val="21"/>
+        </w:rPr>
+        <w:t>Claude Code</w:t>
+      </w:r>
+      <w:r>
+        <w:rPr>
+          <w:rFonts w:ascii="Times New Roman" w:hAnsi="Times New Roman" w:cs="Times New Roman"/>
+          <w:sz w:val="21"/>
+          <w:szCs w:val="21"/>
+        </w:rPr>
+        <w:t xml:space="preserve"> plugin adopted by </w:t>
+      </w:r>
+      <w:r>
+        <w:rPr>
+          <w:rFonts w:ascii="Times New Roman" w:hAnsi="Times New Roman" w:cs="Times New Roman"/>
+          <w:b/>
+          <w:bCs/>
+          <w:sz w:val="21"/>
+          <w:szCs w:val="21"/>
+        </w:rPr>
+        <w:t>100+</w:t>
+      </w:r>
+      <w:r>
+        <w:rPr>
+          <w:rFonts w:ascii="Times New Roman" w:hAnsi="Times New Roman" w:cs="Times New Roman"/>
+          <w:sz w:val="21"/>
+          <w:szCs w:val="21"/>
+        </w:rPr>
+        <w:t xml:space="preserve"> users for Socratic DSA coaching through guided questioning; additionally built MIRA's </w:t>
+      </w:r>
+      <w:r>
+        <w:rPr>
+          <w:rFonts w:ascii="Times New Roman" w:hAnsi="Times New Roman" w:cs="Times New Roman"/>
+          <w:b/>
+          <w:bCs/>
+          <w:sz w:val="21"/>
+          <w:szCs w:val="21"/>
+        </w:rPr>
+        <w:t>11-stage</w:t>
+      </w:r>
+      <w:r>
+        <w:rPr>
+          <w:rFonts w:ascii="Times New Roman" w:hAnsi="Times New Roman" w:cs="Times New Roman"/>
+          <w:sz w:val="21"/>
+          <w:szCs w:val="21"/>
+        </w:rPr>
+        <w:t xml:space="preserve"> CI/CD pipeline, session orchestration state machine, and </w:t>
+      </w:r>
+      <w:r>
+        <w:rPr>
+          <w:rFonts w:ascii="Times New Roman" w:hAnsi="Times New Roman" w:cs="Times New Roman"/>
+          <w:b/>
+          <w:bCs/>
+          <w:sz w:val="21"/>
+          <w:szCs w:val="21"/>
+        </w:rPr>
+        <w:t>E2E</w:t>
+      </w:r>
+      <w:r>
+        <w:rPr>
+          <w:rFonts w:ascii="Times New Roman" w:hAnsi="Times New Roman" w:cs="Times New Roman"/>
+          <w:sz w:val="21"/>
+          <w:szCs w:val="21"/>
+        </w:rPr>
+        <w:t xml:space="preserve"> testing framework.</w:t>
+      </w:r>
+    </w:p>
+    <w:p>
+      <w:pPr>
+        <w:tabs>
+          <w:tab w:val="right" w:pos="11199"/>
+        </w:tabs>
         <w:rPr>
           <w:rFonts w:ascii="Times New Roman" w:hAnsi="Times New Roman" w:cs="Times New Roman"/>
           <w:sz w:val="21"/>
@@ -1608,7 +1991,7 @@
         </w:rPr>
         <w:t xml:space="preserve"> (</w:t>
       </w:r>
-      <w:hyperlink r:id="rId10" w:history="1">
+      <w:hyperlink r:id="rId13" w:history="1">
         <w:r>
           <w:rPr>
             <w:rStyle w:val="Hyperlink"/>
@@ -1645,7 +2028,7 @@
           <w:sz w:val="21"/>
           <w:szCs w:val="21"/>
         </w:rPr>
-        <w:t>May</w:t>
+        <w:t>Jan</w:t>
       </w:r>
       <w:r>
         <w:rPr>
@@ -1669,7 +2052,31 @@
           <w:sz w:val="21"/>
           <w:szCs w:val="21"/>
         </w:rPr>
-        <w:t xml:space="preserve"> - Present</w:t>
+        <w:t xml:space="preserve"> </w:t>
+      </w:r>
+      <w:r>
+        <w:rPr>
+          <w:rFonts w:ascii="Times New Roman" w:hAnsi="Times New Roman" w:cs="Times New Roman"/>
+          <w:sz w:val="21"/>
+          <w:szCs w:val="21"/>
+        </w:rPr>
+        <w:t>–</w:t>
+      </w:r>
+      <w:r>
+        <w:rPr>
+          <w:rFonts w:ascii="Times New Roman" w:hAnsi="Times New Roman" w:cs="Times New Roman"/>
+          <w:sz w:val="21"/>
+          <w:szCs w:val="21"/>
+        </w:rPr>
+        <w:t xml:space="preserve"> </w:t>
+      </w:r>
+      <w:r>
+        <w:rPr>
+          <w:rFonts w:ascii="Times New Roman" w:hAnsi="Times New Roman" w:cs="Times New Roman"/>
+          <w:sz w:val="21"/>
+          <w:szCs w:val="21"/>
+        </w:rPr>
+        <w:t>Mar 2026</w:t>
       </w:r>
     </w:p>
     <w:p>
@@ -1691,25 +2098,33 @@
           <w:sz w:val="21"/>
           <w:szCs w:val="21"/>
         </w:rPr>
-        <w:t xml:space="preserve">Founded an AI platform targeting financial institutions with aging </w:t>
-      </w:r>
-      <w:r>
-        <w:rPr>
-          <w:rFonts w:ascii="Times New Roman" w:hAnsi="Times New Roman" w:cs="Times New Roman"/>
-          <w:b/>
-          <w:bCs/>
-          <w:sz w:val="21"/>
-          <w:szCs w:val="21"/>
-        </w:rPr>
-        <w:t>Java</w:t>
-      </w:r>
-      <w:r>
-        <w:rPr>
-          <w:rFonts w:ascii="Times New Roman" w:hAnsi="Times New Roman" w:cs="Times New Roman"/>
-          <w:sz w:val="21"/>
-          <w:szCs w:val="21"/>
-        </w:rPr>
-        <w:t xml:space="preserve"> stacks, designing a </w:t>
+        <w:t>Founded an AI-powered modernization platform</w:t>
+      </w:r>
+      <w:r>
+        <w:rPr>
+          <w:rFonts w:ascii="Times New Roman" w:hAnsi="Times New Roman" w:cs="Times New Roman"/>
+          <w:sz w:val="21"/>
+          <w:szCs w:val="21"/>
+        </w:rPr>
+        <w:t xml:space="preserve"> targeting </w:t>
+      </w:r>
+      <w:r>
+        <w:rPr>
+          <w:rFonts w:ascii="Times New Roman" w:hAnsi="Times New Roman" w:cs="Times New Roman"/>
+          <w:b/>
+          <w:bCs/>
+          <w:sz w:val="21"/>
+          <w:szCs w:val="21"/>
+        </w:rPr>
+        <w:t>enterprise financial systems</w:t>
+      </w:r>
+      <w:r>
+        <w:rPr>
+          <w:rFonts w:ascii="Times New Roman" w:hAnsi="Times New Roman" w:cs="Times New Roman"/>
+          <w:sz w:val="21"/>
+          <w:szCs w:val="21"/>
+        </w:rPr>
+        <w:t xml:space="preserve">, designing a </w:t>
       </w:r>
       <w:r>
         <w:rPr>
@@ -1727,25 +2142,25 @@
           <w:sz w:val="21"/>
           <w:szCs w:val="21"/>
         </w:rPr>
-        <w:t xml:space="preserve"> for Java upgrades, framework migrations, and UI modernization, achieving </w:t>
-      </w:r>
-      <w:r>
-        <w:rPr>
-          <w:rFonts w:ascii="Times New Roman" w:hAnsi="Times New Roman" w:cs="Times New Roman"/>
-          <w:b/>
-          <w:bCs/>
-          <w:sz w:val="21"/>
-          <w:szCs w:val="21"/>
-        </w:rPr>
-        <w:t>0 compile-time errors</w:t>
-      </w:r>
-      <w:r>
-        <w:rPr>
-          <w:rFonts w:ascii="Times New Roman" w:hAnsi="Times New Roman" w:cs="Times New Roman"/>
-          <w:sz w:val="21"/>
-          <w:szCs w:val="21"/>
-        </w:rPr>
-        <w:t xml:space="preserve"> in output with zero downtime. </w:t>
+        <w:t xml:space="preserve"> for Java upgrades, framework migrations, API transformations, and UI modernization, reducing modernization effort by up to </w:t>
+      </w:r>
+      <w:r>
+        <w:rPr>
+          <w:rFonts w:ascii="Times New Roman" w:hAnsi="Times New Roman" w:cs="Times New Roman"/>
+          <w:b/>
+          <w:bCs/>
+          <w:sz w:val="21"/>
+          <w:szCs w:val="21"/>
+        </w:rPr>
+        <w:t>60%</w:t>
+      </w:r>
+      <w:r>
+        <w:rPr>
+          <w:rFonts w:ascii="Times New Roman" w:hAnsi="Times New Roman" w:cs="Times New Roman"/>
+          <w:sz w:val="21"/>
+          <w:szCs w:val="21"/>
+        </w:rPr>
+        <w:t>.</w:t>
       </w:r>
     </w:p>
     <w:p>
@@ -1767,7 +2182,7 @@
           <w:sz w:val="21"/>
           <w:szCs w:val="21"/>
         </w:rPr>
-        <w:t xml:space="preserve">Architected </w:t>
+        <w:t xml:space="preserve">Architected a </w:t>
       </w:r>
       <w:r>
         <w:rPr>
@@ -1785,382 +2200,25 @@
           <w:sz w:val="21"/>
           <w:szCs w:val="21"/>
         </w:rPr>
-        <w:t xml:space="preserve"> frontend with dashboards for performance profiling, equivalence testing, and code validation, projecting </w:t>
-      </w:r>
-      <w:r>
-        <w:rPr>
-          <w:rFonts w:ascii="Times New Roman" w:hAnsi="Times New Roman" w:cs="Times New Roman"/>
-          <w:b/>
-          <w:bCs/>
-          <w:sz w:val="21"/>
-          <w:szCs w:val="21"/>
-        </w:rPr>
-        <w:t>~73%</w:t>
-      </w:r>
-      <w:r>
-        <w:rPr>
-          <w:rFonts w:ascii="Times New Roman" w:hAnsi="Times New Roman" w:cs="Times New Roman"/>
-          <w:sz w:val="21"/>
-          <w:szCs w:val="21"/>
-        </w:rPr>
-        <w:t xml:space="preserve"> response latency reduction and up to </w:t>
-      </w:r>
-      <w:r>
-        <w:rPr>
-          <w:rFonts w:ascii="Times New Roman" w:hAnsi="Times New Roman" w:cs="Times New Roman"/>
-          <w:b/>
-          <w:bCs/>
-          <w:sz w:val="21"/>
-          <w:szCs w:val="21"/>
-        </w:rPr>
-        <w:t>60%</w:t>
-      </w:r>
-      <w:r>
-        <w:rPr>
-          <w:rFonts w:ascii="Times New Roman" w:hAnsi="Times New Roman" w:cs="Times New Roman"/>
-          <w:sz w:val="21"/>
-          <w:szCs w:val="21"/>
-        </w:rPr>
-        <w:t xml:space="preserve"> cost savings vs. manual modernization.</w:t>
-      </w:r>
-    </w:p>
-    <w:p>
-      <w:pPr>
-        <w:tabs>
-          <w:tab w:val="right" w:pos="11199"/>
-        </w:tabs>
-        <w:spacing w:before="80"/>
-        <w:rPr>
-          <w:rFonts w:ascii="Times New Roman" w:hAnsi="Times New Roman" w:cs="Times New Roman"/>
-          <w:b/>
-          <w:bCs/>
-          <w:sz w:val="21"/>
-          <w:szCs w:val="21"/>
-        </w:rPr>
-      </w:pPr>
-      <w:r>
-        <w:rPr>
-          <w:rFonts w:ascii="Times New Roman" w:hAnsi="Times New Roman" w:cs="Times New Roman"/>
-          <w:b/>
-          <w:bCs/>
-          <w:sz w:val="21"/>
-          <w:szCs w:val="21"/>
-        </w:rPr>
-        <w:t>MIRA</w:t>
-      </w:r>
-      <w:r>
-        <w:rPr>
-          <w:rFonts w:ascii="Times New Roman" w:hAnsi="Times New Roman" w:cs="Times New Roman"/>
-          <w:b/>
-          <w:bCs/>
-          <w:sz w:val="21"/>
-          <w:szCs w:val="21"/>
-        </w:rPr>
-        <w:t xml:space="preserve"> (</w:t>
-      </w:r>
-      <w:proofErr w:type="spellStart"/>
-      <w:r>
-        <w:rPr>
-          <w:rFonts w:ascii="Times New Roman" w:hAnsi="Times New Roman" w:cs="Times New Roman"/>
-          <w:b/>
-          <w:bCs/>
-          <w:sz w:val="21"/>
-          <w:szCs w:val="21"/>
-        </w:rPr>
-        <w:fldChar w:fldCharType="begin"/>
-      </w:r>
-      <w:r>
-        <w:rPr>
-          <w:rFonts w:ascii="Times New Roman" w:hAnsi="Times New Roman" w:cs="Times New Roman"/>
-          <w:b/>
-          <w:bCs/>
-          <w:sz w:val="21"/>
-          <w:szCs w:val="21"/>
-        </w:rPr>
-        <w:instrText>HYPERLINK "C:\\Official\\HarshiResumes\\www.miraprep.vercel.app"</w:instrText>
-      </w:r>
-      <w:r>
-        <w:rPr>
-          <w:rFonts w:ascii="Times New Roman" w:hAnsi="Times New Roman" w:cs="Times New Roman"/>
-          <w:b/>
-          <w:bCs/>
-          <w:sz w:val="21"/>
-          <w:szCs w:val="21"/>
-        </w:rPr>
-      </w:r>
-      <w:r>
-        <w:rPr>
-          <w:rFonts w:ascii="Times New Roman" w:hAnsi="Times New Roman" w:cs="Times New Roman"/>
-          <w:b/>
-          <w:bCs/>
-          <w:sz w:val="21"/>
-          <w:szCs w:val="21"/>
-        </w:rPr>
-        <w:fldChar w:fldCharType="separate"/>
-      </w:r>
-      <w:r>
-        <w:rPr>
-          <w:rStyle w:val="Hyperlink"/>
-          <w:rFonts w:ascii="Times New Roman" w:hAnsi="Times New Roman" w:cs="Times New Roman"/>
-          <w:b/>
-          <w:bCs/>
-          <w:sz w:val="21"/>
-          <w:szCs w:val="21"/>
-        </w:rPr>
-        <w:t>miraprep.vercel.app</w:t>
-      </w:r>
-      <w:proofErr w:type="spellEnd"/>
-      <w:r>
-        <w:rPr>
-          <w:rFonts w:ascii="Times New Roman" w:hAnsi="Times New Roman" w:cs="Times New Roman"/>
-          <w:b/>
-          <w:bCs/>
-          <w:sz w:val="21"/>
-          <w:szCs w:val="21"/>
-        </w:rPr>
-        <w:fldChar w:fldCharType="end"/>
-      </w:r>
-      <w:r>
-        <w:rPr>
-          <w:rFonts w:ascii="Times New Roman" w:hAnsi="Times New Roman" w:cs="Times New Roman"/>
-          <w:b/>
-          <w:bCs/>
-          <w:sz w:val="21"/>
-          <w:szCs w:val="21"/>
-        </w:rPr>
-        <w:t>)</w:t>
-      </w:r>
-      <w:r>
-        <w:rPr>
-          <w:rFonts w:ascii="Times New Roman" w:hAnsi="Times New Roman" w:cs="Times New Roman"/>
-          <w:sz w:val="21"/>
-          <w:szCs w:val="21"/>
-        </w:rPr>
-        <w:tab/>
-      </w:r>
-      <w:r>
-        <w:rPr>
-          <w:rFonts w:ascii="Times New Roman" w:hAnsi="Times New Roman" w:cs="Times New Roman"/>
-          <w:sz w:val="21"/>
-          <w:szCs w:val="21"/>
-        </w:rPr>
-        <w:t>Apr 2026</w:t>
-      </w:r>
-    </w:p>
-    <w:p>
-      <w:pPr>
-        <w:pStyle w:val="ListParagraph"/>
-        <w:numPr>
-          <w:ilvl w:val="0"/>
-          <w:numId w:val="2"/>
-        </w:numPr>
-        <w:rPr>
-          <w:rFonts w:ascii="Times New Roman" w:hAnsi="Times New Roman" w:cs="Times New Roman"/>
-          <w:sz w:val="21"/>
-          <w:szCs w:val="21"/>
-        </w:rPr>
-      </w:pPr>
-      <w:r>
-        <w:rPr>
-          <w:rFonts w:ascii="Times New Roman" w:hAnsi="Times New Roman" w:cs="Times New Roman"/>
-          <w:sz w:val="21"/>
-          <w:szCs w:val="21"/>
-        </w:rPr>
-        <w:t xml:space="preserve">Co-built </w:t>
-      </w:r>
-      <w:r>
-        <w:rPr>
-          <w:rFonts w:ascii="Times New Roman" w:hAnsi="Times New Roman" w:cs="Times New Roman"/>
-          <w:sz w:val="21"/>
-          <w:szCs w:val="21"/>
-        </w:rPr>
-        <w:t xml:space="preserve">and </w:t>
-      </w:r>
-      <w:r>
-        <w:rPr>
-          <w:rFonts w:ascii="Times New Roman" w:hAnsi="Times New Roman" w:cs="Times New Roman"/>
-          <w:sz w:val="21"/>
-          <w:szCs w:val="21"/>
-        </w:rPr>
-        <w:t xml:space="preserve">deployed AI mock interview platform using </w:t>
-      </w:r>
-      <w:r>
-        <w:rPr>
-          <w:rFonts w:ascii="Times New Roman" w:hAnsi="Times New Roman" w:cs="Times New Roman"/>
-          <w:b/>
-          <w:bCs/>
-          <w:sz w:val="21"/>
-          <w:szCs w:val="21"/>
-        </w:rPr>
-        <w:t xml:space="preserve">Next.js, </w:t>
-      </w:r>
-      <w:proofErr w:type="spellStart"/>
-      <w:r>
-        <w:rPr>
-          <w:rFonts w:ascii="Times New Roman" w:hAnsi="Times New Roman" w:cs="Times New Roman"/>
-          <w:b/>
-          <w:bCs/>
-          <w:sz w:val="21"/>
-          <w:szCs w:val="21"/>
-        </w:rPr>
-        <w:t>Supabase</w:t>
-      </w:r>
-      <w:proofErr w:type="spellEnd"/>
-      <w:r>
-        <w:rPr>
-          <w:rFonts w:ascii="Times New Roman" w:hAnsi="Times New Roman" w:cs="Times New Roman"/>
-          <w:sz w:val="21"/>
-          <w:szCs w:val="21"/>
-        </w:rPr>
-        <w:t xml:space="preserve">, and a </w:t>
-      </w:r>
-      <w:r>
-        <w:rPr>
-          <w:rFonts w:ascii="Times New Roman" w:hAnsi="Times New Roman" w:cs="Times New Roman"/>
-          <w:b/>
-          <w:bCs/>
-          <w:sz w:val="21"/>
-          <w:szCs w:val="21"/>
-        </w:rPr>
-        <w:t>multi-model AI gateway</w:t>
-      </w:r>
-      <w:r>
-        <w:rPr>
-          <w:rFonts w:ascii="Times New Roman" w:hAnsi="Times New Roman" w:cs="Times New Roman"/>
-          <w:sz w:val="21"/>
-          <w:szCs w:val="21"/>
-        </w:rPr>
-        <w:t xml:space="preserve"> (Gemini + </w:t>
-      </w:r>
-      <w:proofErr w:type="spellStart"/>
-      <w:r>
-        <w:rPr>
-          <w:rFonts w:ascii="Times New Roman" w:hAnsi="Times New Roman" w:cs="Times New Roman"/>
-          <w:sz w:val="21"/>
-          <w:szCs w:val="21"/>
-        </w:rPr>
-        <w:t>Groq</w:t>
-      </w:r>
-      <w:proofErr w:type="spellEnd"/>
-      <w:r>
-        <w:rPr>
-          <w:rFonts w:ascii="Times New Roman" w:hAnsi="Times New Roman" w:cs="Times New Roman"/>
-          <w:sz w:val="21"/>
-          <w:szCs w:val="21"/>
-        </w:rPr>
-        <w:t>) with real-time voice-based interviews, dynamic follow-up questioning, and structured performance reports. Owned CI/CD pipeline (</w:t>
-      </w:r>
-      <w:r>
-        <w:rPr>
-          <w:rFonts w:ascii="Times New Roman" w:hAnsi="Times New Roman" w:cs="Times New Roman"/>
-          <w:b/>
-          <w:bCs/>
-          <w:sz w:val="21"/>
-          <w:szCs w:val="21"/>
-        </w:rPr>
-        <w:t>11-stage</w:t>
-      </w:r>
-      <w:r>
-        <w:rPr>
-          <w:rFonts w:ascii="Times New Roman" w:hAnsi="Times New Roman" w:cs="Times New Roman"/>
-          <w:sz w:val="21"/>
-          <w:szCs w:val="21"/>
-        </w:rPr>
-        <w:t xml:space="preserve">), session state machine, and </w:t>
-      </w:r>
-      <w:r>
-        <w:rPr>
-          <w:rFonts w:ascii="Times New Roman" w:hAnsi="Times New Roman" w:cs="Times New Roman"/>
-          <w:b/>
-          <w:bCs/>
-          <w:sz w:val="21"/>
-          <w:szCs w:val="21"/>
-        </w:rPr>
-        <w:t>E2E</w:t>
-      </w:r>
-      <w:r>
-        <w:rPr>
-          <w:rFonts w:ascii="Times New Roman" w:hAnsi="Times New Roman" w:cs="Times New Roman"/>
-          <w:sz w:val="21"/>
-          <w:szCs w:val="21"/>
-        </w:rPr>
-        <w:t xml:space="preserve"> test infrastructure. </w:t>
-      </w:r>
-    </w:p>
-    <w:p>
-      <w:pPr>
-        <w:pStyle w:val="ListParagraph"/>
-        <w:numPr>
-          <w:ilvl w:val="0"/>
-          <w:numId w:val="2"/>
-        </w:numPr>
-        <w:rPr>
-          <w:rFonts w:ascii="Times New Roman" w:hAnsi="Times New Roman" w:cs="Times New Roman"/>
-          <w:sz w:val="21"/>
-          <w:szCs w:val="21"/>
-        </w:rPr>
-      </w:pPr>
-      <w:r>
-        <w:rPr>
-          <w:rFonts w:ascii="Times New Roman" w:hAnsi="Times New Roman" w:cs="Times New Roman"/>
-          <w:sz w:val="21"/>
-          <w:szCs w:val="21"/>
-        </w:rPr>
-        <w:t xml:space="preserve">Authored and </w:t>
-      </w:r>
-      <w:r>
-        <w:rPr>
-          <w:rFonts w:ascii="Times New Roman" w:hAnsi="Times New Roman" w:cs="Times New Roman"/>
-          <w:b/>
-          <w:bCs/>
-          <w:sz w:val="21"/>
-          <w:szCs w:val="21"/>
-        </w:rPr>
-        <w:t>open-sourced</w:t>
-      </w:r>
-      <w:r>
-        <w:rPr>
-          <w:rFonts w:ascii="Times New Roman" w:hAnsi="Times New Roman" w:cs="Times New Roman"/>
-          <w:sz w:val="21"/>
-          <w:szCs w:val="21"/>
-        </w:rPr>
-        <w:t xml:space="preserve"> Codie, a </w:t>
-      </w:r>
-      <w:r>
-        <w:rPr>
-          <w:rFonts w:ascii="Times New Roman" w:hAnsi="Times New Roman" w:cs="Times New Roman"/>
-          <w:b/>
-          <w:bCs/>
-          <w:sz w:val="21"/>
-          <w:szCs w:val="21"/>
-        </w:rPr>
-        <w:t>Claude Code plugin</w:t>
-      </w:r>
-      <w:r>
-        <w:rPr>
-          <w:rFonts w:ascii="Times New Roman" w:hAnsi="Times New Roman" w:cs="Times New Roman"/>
-          <w:sz w:val="21"/>
-          <w:szCs w:val="21"/>
-        </w:rPr>
-        <w:t xml:space="preserve"> that acts as a Socratic DSA mentor, guiding users to solutions through targeted questions and hints without revealing answers, eliminating passive solution-watching for </w:t>
-      </w:r>
-      <w:proofErr w:type="spellStart"/>
-      <w:r>
-        <w:rPr>
-          <w:rFonts w:ascii="Times New Roman" w:hAnsi="Times New Roman" w:cs="Times New Roman"/>
-          <w:sz w:val="21"/>
-          <w:szCs w:val="21"/>
-        </w:rPr>
-        <w:t>LeetCode</w:t>
-      </w:r>
-      <w:proofErr w:type="spellEnd"/>
-      <w:r>
-        <w:rPr>
-          <w:rFonts w:ascii="Times New Roman" w:hAnsi="Times New Roman" w:cs="Times New Roman"/>
-          <w:sz w:val="21"/>
-          <w:szCs w:val="21"/>
-        </w:rPr>
-        <w:t>/NeetCode prep.</w:t>
+        <w:t xml:space="preserve"> dashboard for code validation, equivalence testing, and performance profiling, demonstrating up to </w:t>
+      </w:r>
+      <w:r>
+        <w:rPr>
+          <w:rFonts w:ascii="Times New Roman" w:hAnsi="Times New Roman" w:cs="Times New Roman"/>
+          <w:b/>
+          <w:bCs/>
+          <w:sz w:val="21"/>
+          <w:szCs w:val="21"/>
+        </w:rPr>
+        <w:t>73%</w:t>
+      </w:r>
+      <w:r>
+        <w:rPr>
+          <w:rFonts w:ascii="Times New Roman" w:hAnsi="Times New Roman" w:cs="Times New Roman"/>
+          <w:sz w:val="21"/>
+          <w:szCs w:val="21"/>
+        </w:rPr>
+        <w:t xml:space="preserve"> lower response latency in migrated applications.</w:t>
       </w:r>
     </w:p>
     <w:p>
@@ -2215,7 +2273,22 @@
           <w:szCs w:val="21"/>
         </w:rPr>
         <w:tab/>
-        <w:t>Aug 2026</w:t>
+      </w:r>
+      <w:r>
+        <w:rPr>
+          <w:rFonts w:ascii="Times New Roman" w:hAnsi="Times New Roman" w:cs="Times New Roman"/>
+          <w:sz w:val="21"/>
+          <w:szCs w:val="21"/>
+        </w:rPr>
+        <w:t>Expected</w:t>
+      </w:r>
+      <w:r>
+        <w:rPr>
+          <w:rFonts w:ascii="Times New Roman" w:hAnsi="Times New Roman" w:cs="Times New Roman"/>
+          <w:sz w:val="21"/>
+          <w:szCs w:val="21"/>
+        </w:rPr>
+        <w:t xml:space="preserve"> Aug 2026</w:t>
       </w:r>
     </w:p>
     <w:p>
@@ -2331,31 +2404,31 @@
           <w:sz w:val="21"/>
           <w:szCs w:val="21"/>
         </w:rPr>
-        <w:t>AI/GenAI &amp; LLMs:</w:t>
-      </w:r>
-      <w:r>
-        <w:rPr>
-          <w:rFonts w:ascii="Times New Roman" w:hAnsi="Times New Roman" w:cs="Times New Roman"/>
-          <w:sz w:val="21"/>
-          <w:szCs w:val="21"/>
-        </w:rPr>
-        <w:t xml:space="preserve"> GraphRAG, RAG, Prompt Engineering, MCP, A2A, LangChain4j, OpenAI, </w:t>
-      </w:r>
-      <w:r>
-        <w:rPr>
-          <w:rFonts w:ascii="Times New Roman" w:hAnsi="Times New Roman" w:cs="Times New Roman"/>
-          <w:sz w:val="21"/>
-          <w:szCs w:val="21"/>
-        </w:rPr>
-        <w:t>Bedrock</w:t>
-      </w:r>
-      <w:r>
-        <w:rPr>
-          <w:rFonts w:ascii="Times New Roman" w:hAnsi="Times New Roman" w:cs="Times New Roman"/>
-          <w:sz w:val="21"/>
-          <w:szCs w:val="21"/>
-        </w:rPr>
-        <w:t>, Hugging Face, Pandas</w:t>
+        <w:t>Languages &amp; Frameworks:</w:t>
+      </w:r>
+      <w:r>
+        <w:rPr>
+          <w:rFonts w:ascii="Times New Roman" w:hAnsi="Times New Roman" w:cs="Times New Roman"/>
+          <w:sz w:val="21"/>
+          <w:szCs w:val="21"/>
+        </w:rPr>
+        <w:t xml:space="preserve"> Python, Java</w:t>
+      </w:r>
+      <w:r>
+        <w:rPr>
+          <w:rFonts w:ascii="Times New Roman" w:hAnsi="Times New Roman" w:cs="Times New Roman"/>
+          <w:sz w:val="21"/>
+          <w:szCs w:val="21"/>
+        </w:rPr>
+        <w:t>, Spring Boot</w:t>
+      </w:r>
+      <w:r>
+        <w:rPr>
+          <w:rFonts w:ascii="Times New Roman" w:hAnsi="Times New Roman" w:cs="Times New Roman"/>
+          <w:sz w:val="21"/>
+          <w:szCs w:val="21"/>
+        </w:rPr>
+        <w:t>, JavaScript, React, Angular, Next.js, Flutter, Tailwind, FastAPI, Node.js</w:t>
       </w:r>
     </w:p>
     <w:p>
@@ -2374,15 +2447,31 @@
           <w:sz w:val="21"/>
           <w:szCs w:val="21"/>
         </w:rPr>
-        <w:t>Data:</w:t>
-      </w:r>
-      <w:r>
-        <w:rPr>
-          <w:rFonts w:ascii="Times New Roman" w:hAnsi="Times New Roman" w:cs="Times New Roman"/>
-          <w:sz w:val="21"/>
-          <w:szCs w:val="21"/>
-        </w:rPr>
-        <w:t xml:space="preserve"> Snowflake, Neo4j, Oracle, Kafka, PostgreSQL, MongoDB, Redis</w:t>
+        <w:t>AI/GenAI &amp; LLMs:</w:t>
+      </w:r>
+      <w:r>
+        <w:rPr>
+          <w:rFonts w:ascii="Times New Roman" w:hAnsi="Times New Roman" w:cs="Times New Roman"/>
+          <w:sz w:val="21"/>
+          <w:szCs w:val="21"/>
+        </w:rPr>
+        <w:t xml:space="preserve"> GraphRAG, RAG, Prompt Engineering, MCP, A2A, LangChain4j, OpenAI, </w:t>
+      </w:r>
+      <w:r>
+        <w:rPr>
+          <w:rFonts w:ascii="Times New Roman" w:hAnsi="Times New Roman" w:cs="Times New Roman"/>
+          <w:sz w:val="21"/>
+          <w:szCs w:val="21"/>
+        </w:rPr>
+        <w:t>Bedrock</w:t>
+      </w:r>
+      <w:r>
+        <w:rPr>
+          <w:rFonts w:ascii="Times New Roman" w:hAnsi="Times New Roman" w:cs="Times New Roman"/>
+          <w:sz w:val="21"/>
+          <w:szCs w:val="21"/>
+        </w:rPr>
+        <w:t>, Hugging Face</w:t>
       </w:r>
     </w:p>
     <w:p>
@@ -2401,49 +2490,31 @@
           <w:sz w:val="21"/>
           <w:szCs w:val="21"/>
         </w:rPr>
-        <w:t>Languages &amp; Frameworks:</w:t>
-      </w:r>
-      <w:r>
-        <w:rPr>
-          <w:rFonts w:ascii="Times New Roman" w:hAnsi="Times New Roman" w:cs="Times New Roman"/>
-          <w:sz w:val="21"/>
-          <w:szCs w:val="21"/>
-        </w:rPr>
-        <w:t xml:space="preserve"> Python, Java</w:t>
-      </w:r>
-      <w:r>
-        <w:rPr>
-          <w:rFonts w:ascii="Times New Roman" w:hAnsi="Times New Roman" w:cs="Times New Roman"/>
-          <w:sz w:val="21"/>
-          <w:szCs w:val="21"/>
-        </w:rPr>
-        <w:t>, Spring Boot</w:t>
-      </w:r>
-      <w:r>
-        <w:rPr>
-          <w:rFonts w:ascii="Times New Roman" w:hAnsi="Times New Roman" w:cs="Times New Roman"/>
-          <w:sz w:val="21"/>
-          <w:szCs w:val="21"/>
-        </w:rPr>
-        <w:t xml:space="preserve">, JavaScript, React, Angular, Next.js, Flutter, Tailwind, </w:t>
-      </w:r>
-      <w:proofErr w:type="spellStart"/>
-      <w:r>
-        <w:rPr>
-          <w:rFonts w:ascii="Times New Roman" w:hAnsi="Times New Roman" w:cs="Times New Roman"/>
-          <w:sz w:val="21"/>
-          <w:szCs w:val="21"/>
-        </w:rPr>
-        <w:t>FastAPI</w:t>
-      </w:r>
-      <w:proofErr w:type="spellEnd"/>
-      <w:r>
-        <w:rPr>
-          <w:rFonts w:ascii="Times New Roman" w:hAnsi="Times New Roman" w:cs="Times New Roman"/>
-          <w:sz w:val="21"/>
-          <w:szCs w:val="21"/>
-        </w:rPr>
-        <w:t>, Node.js</w:t>
+        <w:t>Data:</w:t>
+      </w:r>
+      <w:r>
+        <w:rPr>
+          <w:rFonts w:ascii="Times New Roman" w:hAnsi="Times New Roman" w:cs="Times New Roman"/>
+          <w:sz w:val="21"/>
+          <w:szCs w:val="21"/>
+        </w:rPr>
+        <w:t xml:space="preserve"> Snowflake, Neo4j, Oracle, Kafka, PostgreSQL, MongoDB, Redis</w:t>
+      </w:r>
+      <w:r>
+        <w:rPr>
+          <w:rFonts w:ascii="Times New Roman" w:hAnsi="Times New Roman" w:cs="Times New Roman"/>
+          <w:sz w:val="21"/>
+          <w:szCs w:val="21"/>
+        </w:rPr>
+        <w:t xml:space="preserve">, </w:t>
+      </w:r>
+      <w:r>
+        <w:rPr>
+          <w:rFonts w:ascii="Times New Roman" w:hAnsi="Times New Roman" w:cs="Times New Roman"/>
+          <w:sz w:val="21"/>
+          <w:szCs w:val="21"/>
+        </w:rPr>
+        <w:t>Pandas</w:t>
       </w:r>
     </w:p>
     <w:p>
@@ -3294,6 +3365,7 @@
   <w:style w:type="character" w:default="1" w:styleId="DefaultParagraphFont">
     <w:name w:val="Default Paragraph Font"/>
     <w:uiPriority w:val="1"/>
+    <w:semiHidden/>
     <w:unhideWhenUsed/>
   </w:style>
   <w:style w:type="table" w:default="1" w:styleId="TableNormal">
